--- a/Documentación/explicacion_diagrama_de_componentes.docx
+++ b/Documentación/explicacion_diagrama_de_componentes.docx
@@ -1,52 +1,47 @@
 
 <file path=word/document.xml><?xml version="1.0" encoding="utf-8"?>
-<w:document xmlns:mc="http://schemas.openxmlformats.org/markup-compatibility/2006" xmlns:o="urn:schemas-microsoft-com:office:office" xmlns:r="http://schemas.openxmlformats.org/officeDocument/2006/relationships" xmlns:m="http://schemas.openxmlformats.org/officeDocument/2006/math" xmlns:v="urn:schemas-microsoft-com:vml" xmlns:wp="http://schemas.openxmlformats.org/drawingml/2006/wordprocessingDrawing" xmlns:w10="urn:schemas-microsoft-com:office:word" xmlns:w="http://schemas.openxmlformats.org/wordprocessingml/2006/main" xmlns:wne="http://schemas.microsoft.com/office/word/2006/wordml" xmlns:sl="http://schemas.openxmlformats.org/schemaLibrary/2006/main" xmlns:a="http://schemas.openxmlformats.org/drawingml/2006/main" xmlns:pic="http://schemas.openxmlformats.org/drawingml/2006/picture" xmlns:c="http://schemas.openxmlformats.org/drawingml/2006/chart" xmlns:lc="http://schemas.openxmlformats.org/drawingml/2006/lockedCanvas" xmlns:dgm="http://schemas.openxmlformats.org/drawingml/2006/diagram" xmlns:wps="http://schemas.microsoft.com/office/word/2010/wordprocessingShape" xmlns:wpg="http://schemas.microsoft.com/office/word/2010/wordprocessingGroup" xmlns:w14="http://schemas.microsoft.com/office/word/2010/wordml" xmlns:w15="http://schemas.microsoft.com/office/word/2012/wordml" xmlns:w16="http://schemas.microsoft.com/office/word/2018/wordml" xmlns:w16cex="http://schemas.microsoft.com/office/word/2018/wordml/cex" xmlns:w16cid="http://schemas.microsoft.com/office/word/2016/wordml/cid" xmlns="http://schemas.microsoft.com/office/tasks/2019/documenttasks" xmlns:cr="http://schemas.microsoft.com/office/comments/2020/reactions">
+<w:document xmlns:wpc="http://schemas.microsoft.com/office/word/2010/wordprocessingCanvas" xmlns:cx="http://schemas.microsoft.com/office/drawing/2014/chartex" xmlns:cx1="http://schemas.microsoft.com/office/drawing/2015/9/8/chartex" xmlns:cx2="http://schemas.microsoft.com/office/drawing/2015/10/21/chartex" xmlns:cx3="http://schemas.microsoft.com/office/drawing/2016/5/9/chartex" xmlns:cx4="http://schemas.microsoft.com/office/drawing/2016/5/10/chartex" xmlns:cx5="http://schemas.microsoft.com/office/drawing/2016/5/11/chartex" xmlns:cx6="http://schemas.microsoft.com/office/drawing/2016/5/12/chartex" xmlns:cx7="http://schemas.microsoft.com/office/drawing/2016/5/13/chartex" xmlns:cx8="http://schemas.microsoft.com/office/drawing/2016/5/14/chartex" xmlns:mc="http://schemas.openxmlformats.org/markup-compatibility/2006" xmlns:aink="http://schemas.microsoft.com/office/drawing/2016/ink" xmlns:am3d="http://schemas.microsoft.com/office/drawing/2017/model3d" xmlns:o="urn:schemas-microsoft-com:office:office" xmlns:oel="http://schemas.microsoft.com/office/2019/extlst" xmlns:r="http://schemas.openxmlformats.org/officeDocument/2006/relationships" xmlns:m="http://schemas.openxmlformats.org/officeDocument/2006/math" xmlns:v="urn:schemas-microsoft-com:vml" xmlns:wp14="http://schemas.microsoft.com/office/word/2010/wordprocessingDrawing" xmlns:wp="http://schemas.openxmlformats.org/drawingml/2006/wordprocessingDrawing" xmlns:w10="urn:schemas-microsoft-com:office:word" xmlns:w="http://schemas.openxmlformats.org/wordprocessingml/2006/main" xmlns:w14="http://schemas.microsoft.com/office/word/2010/wordml" xmlns:w15="http://schemas.microsoft.com/office/word/2012/wordml" xmlns:w16cex="http://schemas.microsoft.com/office/word/2018/wordml/cex" xmlns:w16cid="http://schemas.microsoft.com/office/word/2016/wordml/cid" xmlns:w16="http://schemas.microsoft.com/office/word/2018/wordml" xmlns:w16du="http://schemas.microsoft.com/office/word/2023/wordml/word16du" xmlns:w16sdtdh="http://schemas.microsoft.com/office/word/2020/wordml/sdtdatahash" xmlns:w16sdtfl="http://schemas.microsoft.com/office/word/2024/wordml/sdtformatlock" xmlns:w16se="http://schemas.microsoft.com/office/word/2015/wordml/symex" xmlns:wpg="http://schemas.microsoft.com/office/word/2010/wordprocessingGroup" xmlns:wpi="http://schemas.microsoft.com/office/word/2010/wordprocessingInk" xmlns:wne="http://schemas.microsoft.com/office/word/2006/wordml" xmlns:wps="http://schemas.microsoft.com/office/word/2010/wordprocessingShape" mc:Ignorable="w14 w15 w16se w16cid w16 w16cex w16sdtdh w16sdtfl w16du wp14">
   <w:body>
     <w:p>
       <w:pPr>
         <w:jc w:val="both"/>
-        <w:rPr/>
-      </w:pPr>
-      <w:r>
-        <w:rPr>
-          <w:rtl w:val="0"/>
-        </w:rPr>
-        <w:t xml:space="preserve">Diagrama de componentes: Muestra los módulos que componen el software y como se conectan.</w:t>
-      </w:r>
-    </w:p>
-    <w:p>
-      <w:pPr>
-        <w:jc w:val="both"/>
-        <w:rPr/>
-      </w:pPr>
-      <w:r>
-        <w:rPr>
-          <w:rtl w:val="0"/>
-        </w:rPr>
-      </w:r>
-    </w:p>
-    <w:p>
-      <w:pPr>
-        <w:jc w:val="both"/>
-        <w:rPr/>
-      </w:pPr>
-      <w:r>
-        <w:rPr/>
+        <w:rPr>
+          <w:kern w:val="2"/>
+          <w:lang w:val="es-CL"/>
+          <w14:ligatures w14:val="standardContextual"/>
+        </w:rPr>
+      </w:pPr>
+      <w:r>
+        <w:t>Diagrama de componentes: presenta los módulos que conforman el software y cómo se relacionan entre sí.</w:t>
+      </w:r>
+    </w:p>
+    <w:p>
+      <w:pPr>
+        <w:jc w:val="both"/>
+      </w:pPr>
+    </w:p>
+    <w:p>
+      <w:pPr>
+        <w:jc w:val="both"/>
+      </w:pPr>
+      <w:r>
         <w:drawing>
-          <wp:inline distB="114300" distT="114300" distL="114300" distR="114300">
-            <wp:extent cx="5731200" cy="3238500"/>
-            <wp:effectExtent b="0" l="0" r="0" t="0"/>
-            <wp:docPr id="1" name="image1.jpg"/>
-            <a:graphic>
+          <wp:inline distT="0" distB="0" distL="0" distR="0" wp14:anchorId="70B2602F" wp14:editId="05DE1708">
+            <wp:extent cx="5733415" cy="4704715"/>
+            <wp:effectExtent l="0" t="0" r="635" b="635"/>
+            <wp:docPr id="79733399" name="Imagen 1"/>
+            <wp:cNvGraphicFramePr>
+              <a:graphicFrameLocks xmlns:a="http://schemas.openxmlformats.org/drawingml/2006/main" noChangeAspect="1"/>
+            </wp:cNvGraphicFramePr>
+            <a:graphic xmlns:a="http://schemas.openxmlformats.org/drawingml/2006/main">
               <a:graphicData uri="http://schemas.openxmlformats.org/drawingml/2006/picture">
-                <pic:pic>
+                <pic:pic xmlns:pic="http://schemas.openxmlformats.org/drawingml/2006/picture">
                   <pic:nvPicPr>
-                    <pic:cNvPr id="0" name="image1.jpg"/>
-                    <pic:cNvPicPr preferRelativeResize="0"/>
+                    <pic:cNvPr id="79733399" name=""/>
+                    <pic:cNvPicPr/>
                   </pic:nvPicPr>
                   <pic:blipFill>
-                    <a:blip r:embed="rId6"/>
-                    <a:srcRect b="0" l="0" r="0" t="0"/>
+                    <a:blip r:embed="rId5"/>
                     <a:stretch>
                       <a:fillRect/>
                     </a:stretch>
@@ -54,10 +49,11 @@
                   <pic:spPr>
                     <a:xfrm>
                       <a:off x="0" y="0"/>
-                      <a:ext cx="5731200" cy="3238500"/>
+                      <a:ext cx="5733415" cy="4704715"/>
                     </a:xfrm>
-                    <a:prstGeom prst="rect"/>
-                    <a:ln/>
+                    <a:prstGeom prst="rect">
+                      <a:avLst/>
+                    </a:prstGeom>
                   </pic:spPr>
                 </pic:pic>
               </a:graphicData>
@@ -65,653 +61,1227 @@
           </wp:inline>
         </w:drawing>
       </w:r>
-      <w:r>
-        <w:rPr>
-          <w:rtl w:val="0"/>
-        </w:rPr>
-      </w:r>
-    </w:p>
-    <w:p>
-      <w:pPr>
-        <w:jc w:val="both"/>
-        <w:rPr/>
-      </w:pPr>
-      <w:r>
-        <w:rPr>
-          <w:rtl w:val="0"/>
-        </w:rPr>
-      </w:r>
-    </w:p>
-    <w:p>
-      <w:pPr>
-        <w:jc w:val="both"/>
-        <w:rPr/>
-      </w:pPr>
-      <w:r>
-        <w:rPr>
-          <w:rtl w:val="0"/>
-        </w:rPr>
-      </w:r>
-    </w:p>
-    <w:p>
-      <w:pPr>
-        <w:jc w:val="both"/>
-        <w:rPr/>
-      </w:pPr>
-      <w:r>
-        <w:rPr>
-          <w:b w:val="1"/>
-          <w:bCs w:val="1"/>
-          <w:rtl w:val="0"/>
-        </w:rPr>
-        <w:t xml:space="preserve">Módulo PC - MOVIL: Capa de presentación.</w:t>
-      </w:r>
-      <w:r>
-        <w:rPr>
-          <w:rtl w:val="0"/>
-        </w:rPr>
-      </w:r>
-    </w:p>
-    <w:p>
-      <w:pPr>
-        <w:jc w:val="both"/>
-        <w:rPr/>
-      </w:pPr>
-      <w:r>
-        <w:rPr>
-          <w:rtl w:val="0"/>
-        </w:rPr>
-      </w:r>
-    </w:p>
-    <w:p>
-      <w:pPr>
+    </w:p>
+    <w:p>
+      <w:pPr>
+        <w:jc w:val="both"/>
+      </w:pPr>
+    </w:p>
+    <w:p>
+      <w:pPr>
+        <w:jc w:val="both"/>
+      </w:pPr>
+    </w:p>
+    <w:p>
+      <w:pPr>
+        <w:jc w:val="both"/>
+        <w:rPr>
+          <w:kern w:val="2"/>
+          <w:lang w:val="es-CL"/>
+          <w14:ligatures w14:val="standardContextual"/>
+        </w:rPr>
+      </w:pPr>
+      <w:r>
+        <w:rPr>
+          <w:b/>
+          <w:bCs/>
+        </w:rPr>
+        <w:t>Vista PC - Movil: capa de presentación.</w:t>
+      </w:r>
+    </w:p>
+    <w:p>
+      <w:pPr>
+        <w:jc w:val="both"/>
+      </w:pPr>
+    </w:p>
+    <w:p>
+      <w:pPr>
+        <w:pStyle w:val="Prrafodelista"/>
         <w:numPr>
           <w:ilvl w:val="0"/>
           <w:numId w:val="13"/>
         </w:numPr>
-        <w:ind w:left="720" w:hanging="360"/>
-        <w:jc w:val="both"/>
-        <w:rPr>
-          <w:u w:val="none"/>
-        </w:rPr>
-      </w:pPr>
-      <w:r>
-        <w:rPr>
-          <w:rtl w:val="0"/>
-        </w:rPr>
-        <w:t xml:space="preserve">React + vite + tailwindCSS: biblioteca javascript que construye interfaces de usuario + herramienta de desarrollo que permite interpretar y empaquetar el código escrito en react + framework de estilos CSS para aplicar diseños directamente en los componentes.</w:t>
-      </w:r>
-    </w:p>
-    <w:p>
-      <w:pPr>
-        <w:ind w:left="720" w:firstLine="0"/>
-        <w:jc w:val="both"/>
-        <w:rPr/>
-      </w:pPr>
-      <w:r>
-        <w:rPr>
-          <w:rtl w:val="0"/>
-        </w:rPr>
-      </w:r>
-    </w:p>
-    <w:p>
-      <w:pPr>
+        <w:rPr>
+          <w:kern w:val="2"/>
+          <w:lang w:val="es-CL"/>
+          <w14:ligatures w14:val="standardContextual"/>
+        </w:rPr>
+      </w:pPr>
+      <w:proofErr w:type="spellStart"/>
+      <w:r>
+        <w:t>React</w:t>
+      </w:r>
+      <w:proofErr w:type="spellEnd"/>
+      <w:r>
+        <w:t xml:space="preserve"> + Vite + </w:t>
+      </w:r>
+      <w:proofErr w:type="spellStart"/>
+      <w:r>
+        <w:t>Tailwind</w:t>
+      </w:r>
+      <w:proofErr w:type="spellEnd"/>
+      <w:r>
+        <w:t xml:space="preserve"> CSS: </w:t>
+      </w:r>
+      <w:proofErr w:type="spellStart"/>
+      <w:r>
+        <w:t>React</w:t>
+      </w:r>
+      <w:proofErr w:type="spellEnd"/>
+      <w:r>
+        <w:t xml:space="preserve"> permite construir interfaces de usuario; Vite facilita el desarrollo y empaquetado de la aplicación; y </w:t>
+      </w:r>
+      <w:proofErr w:type="spellStart"/>
+      <w:r>
+        <w:t>Tailwind</w:t>
+      </w:r>
+      <w:proofErr w:type="spellEnd"/>
+      <w:r>
+        <w:t xml:space="preserve"> CSS aporta estilos utilitarios para diseñar los componentes de forma ágil.</w:t>
+      </w:r>
+    </w:p>
+    <w:p>
+      <w:pPr>
+        <w:ind w:left="720"/>
+        <w:jc w:val="both"/>
+      </w:pPr>
+    </w:p>
+    <w:p>
+      <w:pPr>
+        <w:pStyle w:val="Prrafodelista"/>
         <w:numPr>
           <w:ilvl w:val="0"/>
           <w:numId w:val="11"/>
         </w:numPr>
-        <w:ind w:left="720" w:hanging="360"/>
-        <w:jc w:val="both"/>
-        <w:rPr>
-          <w:u w:val="none"/>
-        </w:rPr>
-      </w:pPr>
-      <w:r>
-        <w:rPr>
-          <w:rtl w:val="0"/>
-        </w:rPr>
-        <w:t xml:space="preserve">Solicitud HTTPS/JSON: Canal seguro por donde viaja la solicitud de las vistas (usuario) y el formato en el que viajan los datos de esa solicitud.</w:t>
-      </w:r>
-    </w:p>
-    <w:p>
-      <w:pPr>
-        <w:ind w:left="0" w:firstLine="0"/>
-        <w:jc w:val="both"/>
-        <w:rPr/>
-      </w:pPr>
-      <w:r>
-        <w:rPr>
-          <w:rtl w:val="0"/>
-        </w:rPr>
-      </w:r>
-    </w:p>
-    <w:p>
-      <w:pPr>
-        <w:ind w:left="0" w:firstLine="0"/>
-        <w:jc w:val="both"/>
-        <w:rPr>
-          <w:b w:val="1"/>
-          <w:bCs w:val="1"/>
-        </w:rPr>
-      </w:pPr>
-      <w:r>
-        <w:rPr>
-          <w:b w:val="1"/>
-          <w:bCs w:val="1"/>
-          <w:rtl w:val="0"/>
-        </w:rPr>
-        <w:t xml:space="preserve">Middleware: Validación de credenciales.</w:t>
-      </w:r>
-    </w:p>
-    <w:p>
-      <w:pPr>
-        <w:ind w:left="720" w:firstLine="0"/>
-        <w:jc w:val="both"/>
-        <w:rPr>
-          <w:b w:val="1"/>
-          <w:bCs w:val="1"/>
-        </w:rPr>
-      </w:pPr>
-      <w:r>
-        <w:rPr>
-          <w:rtl w:val="0"/>
-        </w:rPr>
-      </w:r>
-    </w:p>
-    <w:p>
-      <w:pPr>
+        <w:rPr>
+          <w:kern w:val="2"/>
+          <w:lang w:val="es-CL"/>
+          <w14:ligatures w14:val="standardContextual"/>
+        </w:rPr>
+      </w:pPr>
+      <w:r>
+        <w:t>Solicitud HTTPS/JSON: canal seguro por el que viajan las peticiones del usuario y formato utilizado para intercambiar los datos de esas solicitudes.</w:t>
+      </w:r>
+    </w:p>
+    <w:p>
+      <w:pPr>
+        <w:jc w:val="both"/>
+      </w:pPr>
+    </w:p>
+    <w:p>
+      <w:pPr>
+        <w:jc w:val="both"/>
+        <w:rPr>
+          <w:kern w:val="2"/>
+          <w:lang w:val="es-CL"/>
+          <w14:ligatures w14:val="standardContextual"/>
+        </w:rPr>
+      </w:pPr>
+      <w:r>
+        <w:rPr>
+          <w:b/>
+          <w:bCs/>
+        </w:rPr>
+        <w:t>Middleware: validación de credenciales.</w:t>
+      </w:r>
+    </w:p>
+    <w:p>
+      <w:pPr>
+        <w:ind w:left="720"/>
+        <w:jc w:val="both"/>
+        <w:rPr>
+          <w:b/>
+          <w:bCs/>
+        </w:rPr>
+      </w:pPr>
+    </w:p>
+    <w:p>
+      <w:pPr>
+        <w:pStyle w:val="Prrafodelista"/>
         <w:numPr>
           <w:ilvl w:val="0"/>
           <w:numId w:val="1"/>
         </w:numPr>
-        <w:ind w:left="720" w:hanging="360"/>
-        <w:jc w:val="both"/>
-        <w:rPr/>
-      </w:pPr>
-      <w:r>
-        <w:rPr>
-          <w:rtl w:val="0"/>
-        </w:rPr>
-        <w:t xml:space="preserve">Firebase Auth + HTTPS:  Servicio de autenticación propio de firebase que permite verificar la identidad del usuario en el sistema y que genera el token JWT + protocolo de comunicación entre cliente-servidor que cifra la info que viaja por la red evitando que sea interceptada.</w:t>
-      </w:r>
-    </w:p>
-    <w:p>
-      <w:pPr>
-        <w:ind w:left="720" w:firstLine="0"/>
-        <w:jc w:val="both"/>
-        <w:rPr/>
-      </w:pPr>
-      <w:r>
-        <w:rPr>
-          <w:rtl w:val="0"/>
-        </w:rPr>
-      </w:r>
-    </w:p>
-    <w:p>
-      <w:pPr>
+        <w:rPr>
+          <w:kern w:val="2"/>
+          <w:lang w:val="es-CL"/>
+          <w14:ligatures w14:val="standardContextual"/>
+        </w:rPr>
+      </w:pPr>
+      <w:proofErr w:type="spellStart"/>
+      <w:r>
+        <w:t>Firebase</w:t>
+      </w:r>
+      <w:proofErr w:type="spellEnd"/>
+      <w:r>
+        <w:t xml:space="preserve"> Auth + HTTPS: </w:t>
+      </w:r>
+      <w:proofErr w:type="spellStart"/>
+      <w:r>
+        <w:t>Firebase</w:t>
+      </w:r>
+      <w:proofErr w:type="spellEnd"/>
+      <w:r>
+        <w:t xml:space="preserve"> Auth verifica la identidad del usuario y genera el token JWT; HTTPS cifra la comunicación entre cliente y servidor para proteger la información en tránsito.</w:t>
+      </w:r>
+    </w:p>
+    <w:p>
+      <w:pPr>
+        <w:ind w:left="720"/>
+        <w:jc w:val="both"/>
+      </w:pPr>
+    </w:p>
+    <w:p>
+      <w:pPr>
+        <w:pStyle w:val="Prrafodelista"/>
         <w:numPr>
           <w:ilvl w:val="0"/>
           <w:numId w:val="12"/>
         </w:numPr>
-        <w:ind w:left="720" w:hanging="360"/>
-        <w:jc w:val="both"/>
-        <w:rPr>
-          <w:u w:val="none"/>
-        </w:rPr>
-      </w:pPr>
-      <w:r>
-        <w:rPr>
-          <w:rtl w:val="0"/>
-        </w:rPr>
-        <w:t xml:space="preserve">JWT Token: Credencial interna cifrada adjunta a cada solicitud que permite al Middleware identificar rol y credenciales sin necesidad que el usuario ingrese nuevamente correo y contraseña.</w:t>
-      </w:r>
-    </w:p>
-    <w:p>
-      <w:pPr>
-        <w:ind w:left="0" w:firstLine="0"/>
-        <w:jc w:val="both"/>
-        <w:rPr>
-          <w:b w:val="1"/>
-          <w:bCs w:val="1"/>
-        </w:rPr>
-      </w:pPr>
-      <w:r>
-        <w:rPr>
-          <w:rtl w:val="0"/>
-        </w:rPr>
-      </w:r>
-    </w:p>
-    <w:p>
-      <w:pPr>
-        <w:ind w:left="0" w:firstLine="0"/>
-        <w:jc w:val="both"/>
-        <w:rPr>
-          <w:b w:val="1"/>
-          <w:bCs w:val="1"/>
-        </w:rPr>
-      </w:pPr>
-      <w:r>
-        <w:rPr>
-          <w:b w:val="1"/>
-          <w:bCs w:val="1"/>
-          <w:rtl w:val="0"/>
-        </w:rPr>
-        <w:t xml:space="preserve">Controladores: Intermediario entre la vista (usuario)  y modelo (los datos).</w:t>
-      </w:r>
-    </w:p>
-    <w:p>
-      <w:pPr>
-        <w:ind w:left="0" w:firstLine="0"/>
-        <w:jc w:val="both"/>
-        <w:rPr>
-          <w:b w:val="1"/>
-          <w:bCs w:val="1"/>
-        </w:rPr>
-      </w:pPr>
-      <w:r>
-        <w:rPr>
-          <w:rtl w:val="0"/>
-        </w:rPr>
-      </w:r>
-    </w:p>
-    <w:p>
-      <w:pPr>
+        <w:rPr>
+          <w:kern w:val="2"/>
+          <w:lang w:val="es-CL"/>
+          <w14:ligatures w14:val="standardContextual"/>
+        </w:rPr>
+      </w:pPr>
+      <w:r>
+        <w:lastRenderedPageBreak/>
+        <w:t>JWT Token: credencial cifrada que acompaña cada solicitud y permite al middleware identificar el rol y validar la autenticidad del usuario sin que deba volver a ingresar su correo y contraseña.</w:t>
+      </w:r>
+    </w:p>
+    <w:p>
+      <w:pPr>
+        <w:jc w:val="both"/>
+        <w:rPr>
+          <w:b/>
+          <w:bCs/>
+        </w:rPr>
+      </w:pPr>
+    </w:p>
+    <w:p>
+      <w:pPr>
+        <w:jc w:val="both"/>
+        <w:rPr>
+          <w:kern w:val="2"/>
+          <w:lang w:val="es-CL"/>
+          <w14:ligatures w14:val="standardContextual"/>
+        </w:rPr>
+      </w:pPr>
+      <w:r>
+        <w:rPr>
+          <w:b/>
+          <w:bCs/>
+        </w:rPr>
+        <w:t>Controladores: intermediarios entre la vista del usuario y la lógica del negocio.</w:t>
+      </w:r>
+    </w:p>
+    <w:p>
+      <w:pPr>
+        <w:jc w:val="both"/>
+        <w:rPr>
+          <w:b/>
+          <w:bCs/>
+        </w:rPr>
+      </w:pPr>
+    </w:p>
+    <w:p>
+      <w:pPr>
+        <w:pStyle w:val="Prrafodelista"/>
         <w:numPr>
           <w:ilvl w:val="0"/>
           <w:numId w:val="17"/>
         </w:numPr>
-        <w:ind w:left="720" w:hanging="360"/>
-        <w:jc w:val="both"/>
-        <w:rPr/>
-      </w:pPr>
-      <w:r>
-        <w:rPr>
-          <w:rtl w:val="0"/>
-        </w:rPr>
-        <w:t xml:space="preserve">AuthController: Gestiona todo lo relacionado con identidad y acceso.</w:t>
-      </w:r>
-    </w:p>
-    <w:p>
-      <w:pPr>
+        <w:rPr>
+          <w:kern w:val="2"/>
+          <w:lang w:val="es-CL"/>
+          <w14:ligatures w14:val="standardContextual"/>
+        </w:rPr>
+      </w:pPr>
+      <w:proofErr w:type="spellStart"/>
+      <w:r>
+        <w:t>AuthController</w:t>
+      </w:r>
+      <w:proofErr w:type="spellEnd"/>
+      <w:r>
+        <w:t>: administra todo lo relacionado con identidad y acceso.</w:t>
+      </w:r>
+    </w:p>
+    <w:p>
+      <w:pPr>
+        <w:pStyle w:val="Prrafodelista"/>
         <w:numPr>
           <w:ilvl w:val="1"/>
           <w:numId w:val="17"/>
         </w:numPr>
-        <w:ind w:left="1440" w:hanging="360"/>
-        <w:jc w:val="both"/>
-      </w:pPr>
-      <w:r>
-        <w:rPr>
-          <w:rtl w:val="0"/>
-        </w:rPr>
-        <w:t xml:space="preserve">login: verifica credenciales y emite el JWT Token</w:t>
-      </w:r>
-    </w:p>
-    <w:p>
-      <w:pPr>
+        <w:rPr>
+          <w:kern w:val="2"/>
+          <w:lang w:val="es-CL"/>
+          <w14:ligatures w14:val="standardContextual"/>
+        </w:rPr>
+      </w:pPr>
+      <w:r>
+        <w:t>Inicio de sesión: verifica credenciales y emite el token JWT.</w:t>
+      </w:r>
+    </w:p>
+    <w:p>
+      <w:pPr>
+        <w:pStyle w:val="Prrafodelista"/>
         <w:numPr>
           <w:ilvl w:val="1"/>
           <w:numId w:val="17"/>
         </w:numPr>
-        <w:ind w:left="1440" w:hanging="360"/>
-        <w:jc w:val="both"/>
-      </w:pPr>
-      <w:r>
-        <w:rPr>
-          <w:rtl w:val="0"/>
-        </w:rPr>
-        <w:t xml:space="preserve">registro: crea un nuevo usuario en Firebase Auth y Firestore</w:t>
-      </w:r>
-    </w:p>
-    <w:p>
-      <w:pPr>
+        <w:rPr>
+          <w:kern w:val="2"/>
+          <w:lang w:val="es-CL"/>
+          <w14:ligatures w14:val="standardContextual"/>
+        </w:rPr>
+      </w:pPr>
+      <w:r>
+        <w:t xml:space="preserve">Registro: crea un nuevo usuario en </w:t>
+      </w:r>
+      <w:proofErr w:type="spellStart"/>
+      <w:r>
+        <w:t>Firebase</w:t>
+      </w:r>
+      <w:proofErr w:type="spellEnd"/>
+      <w:r>
+        <w:t xml:space="preserve"> Auth y </w:t>
+      </w:r>
+      <w:proofErr w:type="spellStart"/>
+      <w:r>
+        <w:t>Firestore</w:t>
+      </w:r>
+      <w:proofErr w:type="spellEnd"/>
+      <w:r>
+        <w:t>.</w:t>
+      </w:r>
+    </w:p>
+    <w:p>
+      <w:pPr>
+        <w:pStyle w:val="Prrafodelista"/>
         <w:numPr>
           <w:ilvl w:val="1"/>
           <w:numId w:val="17"/>
         </w:numPr>
-        <w:ind w:left="1440" w:hanging="360"/>
-        <w:jc w:val="both"/>
-      </w:pPr>
-      <w:r>
-        <w:rPr>
-          <w:rtl w:val="0"/>
-        </w:rPr>
-        <w:t xml:space="preserve">roles: asigna/cambia rol del usuario (admin, vendedor, supervisor)</w:t>
-      </w:r>
-    </w:p>
-    <w:p>
-      <w:pPr>
+        <w:rPr>
+          <w:kern w:val="2"/>
+          <w:lang w:val="es-CL"/>
+          <w14:ligatures w14:val="standardContextual"/>
+        </w:rPr>
+      </w:pPr>
+      <w:r>
+        <w:t>Roles: asigna o modifica el rol del usuario (administrador, vendedor o supervisor).</w:t>
+      </w:r>
+    </w:p>
+    <w:p>
+      <w:pPr>
+        <w:pStyle w:val="Prrafodelista"/>
         <w:numPr>
           <w:ilvl w:val="1"/>
           <w:numId w:val="17"/>
         </w:numPr>
-        <w:ind w:left="1440" w:hanging="360"/>
-        <w:jc w:val="both"/>
-      </w:pPr>
-      <w:r>
-        <w:rPr>
-          <w:rtl w:val="0"/>
-        </w:rPr>
-        <w:t xml:space="preserve">sesiones: cierra sesión, refresca token expirado.</w:t>
-      </w:r>
-    </w:p>
-    <w:p>
-      <w:pPr>
+        <w:rPr>
+          <w:kern w:val="2"/>
+          <w:lang w:val="es-CL"/>
+          <w14:ligatures w14:val="standardContextual"/>
+        </w:rPr>
+      </w:pPr>
+      <w:r>
+        <w:t>Sesiones: cierra la sesión y renueva tokens expirados.</w:t>
+      </w:r>
+    </w:p>
+    <w:p>
+      <w:pPr>
+        <w:rPr>
+          <w:b/>
+          <w:bCs/>
+          <w:kern w:val="2"/>
+          <w:lang w:val="es-CL"/>
+          <w14:ligatures w14:val="standardContextual"/>
+        </w:rPr>
+      </w:pPr>
+    </w:p>
+    <w:p>
+      <w:pPr>
+        <w:pStyle w:val="Prrafodelista"/>
+        <w:numPr>
+          <w:ilvl w:val="0"/>
+          <w:numId w:val="6"/>
+        </w:numPr>
+        <w:jc w:val="both"/>
+        <w:rPr>
+          <w:b/>
+          <w:bCs/>
+        </w:rPr>
+      </w:pPr>
+      <w:proofErr w:type="spellStart"/>
+      <w:r>
+        <w:t>ClientController</w:t>
+      </w:r>
+      <w:proofErr w:type="spellEnd"/>
+      <w:r>
+        <w:t xml:space="preserve">: expone los </w:t>
+      </w:r>
+      <w:proofErr w:type="spellStart"/>
+      <w:r>
+        <w:t>endpoints</w:t>
+      </w:r>
+      <w:proofErr w:type="spellEnd"/>
+      <w:r>
+        <w:t xml:space="preserve"> correspondientes a la gestión relacionada con clientes.</w:t>
+      </w:r>
+    </w:p>
+    <w:p>
+      <w:pPr>
+        <w:pStyle w:val="Prrafodelista"/>
+        <w:jc w:val="both"/>
+        <w:rPr>
+          <w:b/>
+          <w:bCs/>
+        </w:rPr>
+      </w:pPr>
+    </w:p>
+    <w:p>
+      <w:pPr>
+        <w:pStyle w:val="Prrafodelista"/>
+        <w:numPr>
+          <w:ilvl w:val="0"/>
+          <w:numId w:val="6"/>
+        </w:numPr>
+        <w:jc w:val="both"/>
+        <w:rPr>
+          <w:b/>
+          <w:bCs/>
+          <w:lang w:val="es-CL"/>
+        </w:rPr>
+      </w:pPr>
+      <w:proofErr w:type="spellStart"/>
+      <w:r>
+        <w:rPr>
+          <w:lang w:val="es-CL"/>
+        </w:rPr>
+        <w:t>OrderController</w:t>
+      </w:r>
+      <w:proofErr w:type="spellEnd"/>
+      <w:r>
+        <w:rPr>
+          <w:lang w:val="es-CL"/>
+        </w:rPr>
+        <w:t xml:space="preserve">: expone los </w:t>
+      </w:r>
+      <w:proofErr w:type="spellStart"/>
+      <w:r>
+        <w:rPr>
+          <w:lang w:val="es-CL"/>
+        </w:rPr>
+        <w:t>endpoints</w:t>
+      </w:r>
+      <w:proofErr w:type="spellEnd"/>
+      <w:r>
+        <w:rPr>
+          <w:lang w:val="es-CL"/>
+        </w:rPr>
+        <w:t xml:space="preserve"> correspondiente</w:t>
+      </w:r>
+      <w:r>
+        <w:rPr>
+          <w:lang w:val="es-CL"/>
+        </w:rPr>
+        <w:t>s al manejo de pedidos u ordenes de negocio.</w:t>
+      </w:r>
+    </w:p>
+    <w:p>
+      <w:pPr>
+        <w:pStyle w:val="Prrafodelista"/>
+        <w:jc w:val="both"/>
+        <w:rPr>
+          <w:b/>
+          <w:bCs/>
+          <w:lang w:val="es-CL"/>
+        </w:rPr>
+      </w:pPr>
+    </w:p>
+    <w:p>
+      <w:pPr>
+        <w:pStyle w:val="Prrafodelista"/>
+        <w:numPr>
+          <w:ilvl w:val="0"/>
+          <w:numId w:val="6"/>
+        </w:numPr>
+        <w:jc w:val="both"/>
+        <w:rPr>
+          <w:b/>
+          <w:bCs/>
+          <w:lang w:val="es-CL"/>
+        </w:rPr>
+      </w:pPr>
+      <w:proofErr w:type="spellStart"/>
+      <w:r>
+        <w:rPr>
+          <w:lang w:val="es-CL"/>
+        </w:rPr>
+        <w:t>AssetController</w:t>
+      </w:r>
+      <w:proofErr w:type="spellEnd"/>
+      <w:r>
+        <w:rPr>
+          <w:lang w:val="es-CL"/>
+        </w:rPr>
+        <w:t xml:space="preserve">: expone los </w:t>
+      </w:r>
+      <w:proofErr w:type="spellStart"/>
+      <w:r>
+        <w:rPr>
+          <w:lang w:val="es-CL"/>
+        </w:rPr>
+        <w:t>endpoints</w:t>
+      </w:r>
+      <w:proofErr w:type="spellEnd"/>
+      <w:r>
+        <w:rPr>
+          <w:lang w:val="es-CL"/>
+        </w:rPr>
+        <w:t xml:space="preserve"> correspondientes a</w:t>
+      </w:r>
+      <w:r>
+        <w:rPr>
+          <w:lang w:val="es-CL"/>
+        </w:rPr>
+        <w:t xml:space="preserve"> la administración de inventario y activos.</w:t>
+      </w:r>
+    </w:p>
+    <w:p>
+      <w:pPr>
+        <w:pStyle w:val="Prrafodelista"/>
+        <w:jc w:val="both"/>
+        <w:rPr>
+          <w:b/>
+          <w:bCs/>
+          <w:lang w:val="es-CL"/>
+        </w:rPr>
+      </w:pPr>
+    </w:p>
+    <w:p>
+      <w:pPr>
+        <w:pStyle w:val="Prrafodelista"/>
+        <w:numPr>
+          <w:ilvl w:val="0"/>
+          <w:numId w:val="6"/>
+        </w:numPr>
+        <w:jc w:val="both"/>
+        <w:rPr>
+          <w:b/>
+          <w:bCs/>
+          <w:lang w:val="es-CL"/>
+        </w:rPr>
+      </w:pPr>
+      <w:proofErr w:type="spellStart"/>
+      <w:r>
+        <w:rPr>
+          <w:lang w:val="es-CL"/>
+        </w:rPr>
+        <w:t>ReportController</w:t>
+      </w:r>
+      <w:proofErr w:type="spellEnd"/>
+      <w:r>
+        <w:rPr>
+          <w:lang w:val="es-CL"/>
+        </w:rPr>
+        <w:t xml:space="preserve">: expone los </w:t>
+      </w:r>
+      <w:proofErr w:type="spellStart"/>
+      <w:r>
+        <w:rPr>
+          <w:lang w:val="es-CL"/>
+        </w:rPr>
+        <w:t>endpoints</w:t>
+      </w:r>
+      <w:proofErr w:type="spellEnd"/>
+      <w:r>
+        <w:rPr>
+          <w:lang w:val="es-CL"/>
+        </w:rPr>
+        <w:t xml:space="preserve"> correspondientes a</w:t>
+      </w:r>
+      <w:r>
+        <w:rPr>
+          <w:lang w:val="es-CL"/>
+        </w:rPr>
+        <w:t xml:space="preserve"> la </w:t>
+      </w:r>
+      <w:r>
+        <w:rPr>
+          <w:lang w:val="es-CL"/>
+        </w:rPr>
+        <w:t>gestión y</w:t>
+      </w:r>
+      <w:r>
+        <w:rPr>
+          <w:lang w:val="es-CL"/>
+        </w:rPr>
+        <w:t xml:space="preserve"> creación de reportes.</w:t>
+      </w:r>
+    </w:p>
+    <w:p>
+      <w:pPr>
+        <w:jc w:val="both"/>
+      </w:pPr>
+    </w:p>
+    <w:p>
+      <w:pPr>
+        <w:jc w:val="both"/>
+      </w:pPr>
+      <w:r>
+        <w:rPr>
+          <w:b/>
+          <w:bCs/>
+        </w:rPr>
+        <w:t>Gestión de control y servicios</w:t>
+      </w:r>
+      <w:r>
+        <w:rPr>
+          <w:b/>
+          <w:bCs/>
+        </w:rPr>
+        <w:t xml:space="preserve">: Núcleo </w:t>
+      </w:r>
+      <w:r>
+        <w:rPr>
+          <w:b/>
+          <w:bCs/>
+        </w:rPr>
+        <w:t>de nuestro CRM.</w:t>
+      </w:r>
+    </w:p>
+    <w:p>
+      <w:pPr>
+        <w:jc w:val="both"/>
+      </w:pPr>
+    </w:p>
+    <w:p>
+      <w:pPr>
+        <w:numPr>
+          <w:ilvl w:val="0"/>
+          <w:numId w:val="16"/>
+        </w:numPr>
+        <w:jc w:val="both"/>
+      </w:pPr>
+      <w:r>
+        <w:t xml:space="preserve">Servidor HTTPS: recibe y responde las solicitudes de las vistas (usuario) de forma cifrada, exponiendo los </w:t>
+      </w:r>
+      <w:proofErr w:type="spellStart"/>
+      <w:r>
+        <w:t>endpoints</w:t>
+      </w:r>
+      <w:proofErr w:type="spellEnd"/>
+      <w:r>
+        <w:t xml:space="preserve"> de las APIS REST para que los controladores puedan procesarlos.</w:t>
+      </w:r>
+    </w:p>
+    <w:p>
+      <w:pPr>
+        <w:pStyle w:val="Prrafodelista"/>
+        <w:numPr>
+          <w:ilvl w:val="1"/>
+          <w:numId w:val="16"/>
+        </w:numPr>
+        <w:rPr>
+          <w:kern w:val="2"/>
+          <w:lang w:val="es-CL"/>
+          <w14:ligatures w14:val="standardContextual"/>
+        </w:rPr>
+      </w:pPr>
+      <w:hyperlink r:id="rId6" w:history="1">
+        <w:r>
+          <w:rPr>
+            <w:rStyle w:val="Hipervnculo"/>
+            <w:color w:val="1155CC"/>
+          </w:rPr>
+          <w:t>Node.js</w:t>
+        </w:r>
+      </w:hyperlink>
+      <w:r>
+        <w:t xml:space="preserve"> + </w:t>
+      </w:r>
+      <w:proofErr w:type="spellStart"/>
+      <w:r>
+        <w:t>TypeScript</w:t>
+      </w:r>
+      <w:proofErr w:type="spellEnd"/>
+      <w:r>
+        <w:t>: permiten ejecutar JavaScript en el servidor, procesar la lógica del negocio y devolver respuestas a la interfaz, con un tipado que aporta mayor robustez al código.</w:t>
+      </w:r>
+    </w:p>
+    <w:p>
+      <w:pPr>
+        <w:jc w:val="both"/>
+      </w:pPr>
+    </w:p>
+    <w:p>
+      <w:pPr>
+        <w:pStyle w:val="Prrafodelista"/>
+        <w:numPr>
+          <w:ilvl w:val="0"/>
+          <w:numId w:val="16"/>
+        </w:numPr>
+        <w:rPr>
+          <w:kern w:val="2"/>
+          <w:lang w:val="es-CL"/>
+          <w14:ligatures w14:val="standardContextual"/>
+        </w:rPr>
+      </w:pPr>
+      <w:r>
+        <w:t>Conexión a la base de datos: componente que administra la comunicación entre la base de datos y el servidor web mediante operaciones de lectura y escritura.</w:t>
+      </w:r>
+    </w:p>
+    <w:p>
+      <w:pPr>
+        <w:pStyle w:val="Prrafodelista"/>
+        <w:numPr>
+          <w:ilvl w:val="1"/>
+          <w:numId w:val="16"/>
+        </w:numPr>
+        <w:rPr>
+          <w:kern w:val="2"/>
+          <w:lang w:val="es-CL"/>
+          <w14:ligatures w14:val="standardContextual"/>
+        </w:rPr>
+      </w:pPr>
+      <w:proofErr w:type="spellStart"/>
+      <w:r>
+        <w:t>Firebase</w:t>
+      </w:r>
+      <w:proofErr w:type="spellEnd"/>
+      <w:r>
+        <w:t xml:space="preserve"> </w:t>
+      </w:r>
+      <w:proofErr w:type="spellStart"/>
+      <w:r>
+        <w:t>Admin</w:t>
+      </w:r>
+      <w:proofErr w:type="spellEnd"/>
+      <w:r>
+        <w:t xml:space="preserve"> SDK: biblioteca instalada en el servidor que permite acceder a los servicios de </w:t>
+      </w:r>
+      <w:proofErr w:type="spellStart"/>
+      <w:r>
+        <w:t>Firebase</w:t>
+      </w:r>
+      <w:proofErr w:type="spellEnd"/>
+      <w:r>
+        <w:t xml:space="preserve"> con privilegios de administrador.</w:t>
+      </w:r>
+    </w:p>
+    <w:p>
+      <w:pPr>
+        <w:pStyle w:val="Prrafodelista"/>
+        <w:numPr>
+          <w:ilvl w:val="1"/>
+          <w:numId w:val="16"/>
+        </w:numPr>
+        <w:rPr>
+          <w:kern w:val="2"/>
+          <w:lang w:val="es-CL"/>
+          <w14:ligatures w14:val="standardContextual"/>
+        </w:rPr>
+      </w:pPr>
+      <w:r>
+        <w:t xml:space="preserve">Prisma ORM: biblioteca de </w:t>
+      </w:r>
+      <w:hyperlink r:id="rId7" w:history="1">
+        <w:r>
+          <w:rPr>
+            <w:rStyle w:val="Hipervnculo"/>
+            <w:color w:val="1155CC"/>
+          </w:rPr>
+          <w:t>Node.js</w:t>
+        </w:r>
+      </w:hyperlink>
+      <w:r>
+        <w:t xml:space="preserve"> que facilita la interacción con la base de datos mediante código y actúa como puente entre la aplicación y el motor de datos.</w:t>
+      </w:r>
+    </w:p>
+    <w:p>
+      <w:pPr>
+        <w:jc w:val="both"/>
+      </w:pPr>
+    </w:p>
+    <w:p>
+      <w:pPr>
+        <w:jc w:val="both"/>
+      </w:pPr>
+    </w:p>
+    <w:p>
+      <w:pPr>
+        <w:jc w:val="both"/>
+      </w:pPr>
+    </w:p>
+    <w:p>
+      <w:pPr>
+        <w:pStyle w:val="Prrafodelista"/>
+        <w:numPr>
+          <w:ilvl w:val="0"/>
+          <w:numId w:val="16"/>
+        </w:numPr>
+        <w:rPr>
+          <w:kern w:val="2"/>
+          <w:lang w:val="es-CL"/>
+          <w14:ligatures w14:val="standardContextual"/>
+        </w:rPr>
+      </w:pPr>
+      <w:r>
+        <w:t>Enrutador: componente que define qué vista mostrar según la URL activa, sin recargar la página, como es habitual en una arquitectura SPA.</w:t>
+      </w:r>
+    </w:p>
+    <w:p>
+      <w:pPr>
+        <w:pStyle w:val="Prrafodelista"/>
+        <w:numPr>
+          <w:ilvl w:val="1"/>
+          <w:numId w:val="16"/>
+        </w:numPr>
+        <w:rPr>
+          <w:kern w:val="2"/>
+          <w:lang w:val="es-CL"/>
+          <w14:ligatures w14:val="standardContextual"/>
+        </w:rPr>
+      </w:pPr>
+      <w:proofErr w:type="spellStart"/>
+      <w:r>
+        <w:t>React</w:t>
+      </w:r>
+      <w:proofErr w:type="spellEnd"/>
+      <w:r>
+        <w:t xml:space="preserve"> </w:t>
+      </w:r>
+      <w:proofErr w:type="spellStart"/>
+      <w:r>
+        <w:t>Router</w:t>
+      </w:r>
+      <w:proofErr w:type="spellEnd"/>
+      <w:r>
+        <w:t xml:space="preserve">: biblioteca de navegación de </w:t>
+      </w:r>
+      <w:proofErr w:type="spellStart"/>
+      <w:r>
+        <w:t>React</w:t>
+      </w:r>
+      <w:proofErr w:type="spellEnd"/>
+      <w:r>
+        <w:t xml:space="preserve"> que gestiona el enrutamiento entre vistas según la URL activa.</w:t>
+      </w:r>
+    </w:p>
+    <w:p>
+      <w:pPr>
+        <w:jc w:val="both"/>
+      </w:pPr>
+    </w:p>
+    <w:p>
+      <w:pPr>
+        <w:pStyle w:val="Prrafodelista"/>
+        <w:numPr>
+          <w:ilvl w:val="0"/>
+          <w:numId w:val="4"/>
+        </w:numPr>
+        <w:rPr>
+          <w:kern w:val="2"/>
+          <w:lang w:val="es-CL"/>
+          <w14:ligatures w14:val="standardContextual"/>
+        </w:rPr>
+      </w:pPr>
+      <w:r>
+        <w:t>Registro y auditoría: componente que genera un historial automático de las acciones relevantes realizadas en el sistema.</w:t>
+      </w:r>
+    </w:p>
+    <w:p>
+      <w:pPr>
+        <w:numPr>
+          <w:ilvl w:val="1"/>
+          <w:numId w:val="4"/>
+        </w:numPr>
+        <w:jc w:val="both"/>
+      </w:pPr>
+      <w:r>
+        <w:t>E</w:t>
+      </w:r>
+      <w:r>
+        <w:t>liminación de clientes</w:t>
+      </w:r>
+    </w:p>
+    <w:p>
+      <w:pPr>
+        <w:numPr>
+          <w:ilvl w:val="1"/>
+          <w:numId w:val="4"/>
+        </w:numPr>
+        <w:jc w:val="both"/>
+      </w:pPr>
+      <w:r>
+        <w:t>Eliminación de usuarios.</w:t>
+      </w:r>
+    </w:p>
+    <w:p>
+      <w:pPr>
+        <w:numPr>
+          <w:ilvl w:val="1"/>
+          <w:numId w:val="4"/>
+        </w:numPr>
+        <w:jc w:val="both"/>
+      </w:pPr>
+      <w:r>
+        <w:t>Actualizaciones de ordenes de trabajo</w:t>
+      </w:r>
+    </w:p>
+    <w:p>
+      <w:pPr>
+        <w:numPr>
+          <w:ilvl w:val="1"/>
+          <w:numId w:val="4"/>
+        </w:numPr>
+        <w:jc w:val="both"/>
+      </w:pPr>
+      <w:r>
+        <w:t>Trazabilidad de estado de ordenes de trabajo.</w:t>
+      </w:r>
+    </w:p>
+    <w:p>
+      <w:pPr>
+        <w:jc w:val="both"/>
+      </w:pPr>
+    </w:p>
+    <w:p>
+      <w:pPr>
+        <w:jc w:val="both"/>
+        <w:rPr>
+          <w:b/>
+          <w:bCs/>
+        </w:rPr>
+      </w:pPr>
+      <w:r>
+        <w:rPr>
+          <w:b/>
+          <w:bCs/>
+        </w:rPr>
+        <w:t>Lógica de negocio: Módulo de servicios del sistema.</w:t>
+      </w:r>
+    </w:p>
+    <w:p>
+      <w:pPr>
+        <w:jc w:val="both"/>
+        <w:rPr>
+          <w:b/>
+          <w:bCs/>
+        </w:rPr>
+      </w:pPr>
+    </w:p>
+    <w:p>
+      <w:pPr>
+        <w:pStyle w:val="Prrafodelista"/>
         <w:numPr>
           <w:ilvl w:val="0"/>
           <w:numId w:val="17"/>
         </w:numPr>
-        <w:ind w:left="720" w:hanging="360"/>
-        <w:jc w:val="both"/>
-        <w:rPr>
-          <w:u w:val="none"/>
-        </w:rPr>
-      </w:pPr>
-      <w:r>
-        <w:rPr>
-          <w:rtl w:val="0"/>
-        </w:rPr>
-        <w:t xml:space="preserve">ClientController: gestiona operaciones relacionadas al cliente:</w:t>
-      </w:r>
-    </w:p>
-    <w:p>
-      <w:pPr>
+        <w:rPr>
+          <w:kern w:val="2"/>
+          <w:lang w:val="es-CL"/>
+          <w14:ligatures w14:val="standardContextual"/>
+        </w:rPr>
+      </w:pPr>
+      <w:proofErr w:type="spellStart"/>
+      <w:r>
+        <w:t>Client</w:t>
+      </w:r>
+      <w:r>
+        <w:t>Service</w:t>
+      </w:r>
+      <w:proofErr w:type="spellEnd"/>
+      <w:r>
+        <w:t>: gestiona las operaciones relacionadas con los clientes.</w:t>
+      </w:r>
+    </w:p>
+    <w:p>
+      <w:pPr>
+        <w:pStyle w:val="Prrafodelista"/>
         <w:numPr>
           <w:ilvl w:val="1"/>
           <w:numId w:val="17"/>
         </w:numPr>
-        <w:ind w:left="1440" w:hanging="360"/>
-        <w:jc w:val="both"/>
-        <w:rPr>
-          <w:u w:val="none"/>
-        </w:rPr>
-      </w:pPr>
-      <w:r>
-        <w:rPr>
-          <w:rtl w:val="0"/>
-        </w:rPr>
-        <w:t xml:space="preserve">CREATE: Registra nuevo cliente.</w:t>
-      </w:r>
-    </w:p>
-    <w:p>
-      <w:pPr>
+        <w:rPr>
+          <w:kern w:val="2"/>
+          <w:lang w:val="es-CL"/>
+          <w14:ligatures w14:val="standardContextual"/>
+        </w:rPr>
+      </w:pPr>
+      <w:r>
+        <w:t>Crear: registra un nuevo cliente.</w:t>
+      </w:r>
+    </w:p>
+    <w:p>
+      <w:pPr>
+        <w:pStyle w:val="Prrafodelista"/>
         <w:numPr>
           <w:ilvl w:val="1"/>
           <w:numId w:val="17"/>
         </w:numPr>
-        <w:ind w:left="1440" w:hanging="360"/>
-        <w:jc w:val="both"/>
-        <w:rPr>
-          <w:u w:val="none"/>
-        </w:rPr>
-      </w:pPr>
-      <w:r>
-        <w:rPr>
-          <w:rtl w:val="0"/>
-        </w:rPr>
-        <w:t xml:space="preserve">READ: Ver ficha de cliente.</w:t>
-      </w:r>
-    </w:p>
-    <w:p>
-      <w:pPr>
+        <w:rPr>
+          <w:kern w:val="2"/>
+          <w:lang w:val="es-CL"/>
+          <w14:ligatures w14:val="standardContextual"/>
+        </w:rPr>
+      </w:pPr>
+      <w:r>
+        <w:t>Leer: consulta la ficha del cliente.</w:t>
+      </w:r>
+    </w:p>
+    <w:p>
+      <w:pPr>
+        <w:pStyle w:val="Prrafodelista"/>
         <w:numPr>
           <w:ilvl w:val="1"/>
           <w:numId w:val="17"/>
         </w:numPr>
-        <w:ind w:left="1440" w:hanging="360"/>
-        <w:jc w:val="both"/>
-        <w:rPr>
-          <w:u w:val="none"/>
-        </w:rPr>
-      </w:pPr>
-      <w:r>
-        <w:rPr>
-          <w:rtl w:val="0"/>
-        </w:rPr>
-        <w:t xml:space="preserve">UPDATE: Editar cliente.</w:t>
-      </w:r>
-    </w:p>
-    <w:p>
-      <w:pPr>
+        <w:rPr>
+          <w:kern w:val="2"/>
+          <w:lang w:val="es-CL"/>
+          <w14:ligatures w14:val="standardContextual"/>
+        </w:rPr>
+      </w:pPr>
+      <w:r>
+        <w:t>Actualizar: edita la información del cliente.</w:t>
+      </w:r>
+    </w:p>
+    <w:p>
+      <w:pPr>
+        <w:pStyle w:val="Prrafodelista"/>
         <w:numPr>
           <w:ilvl w:val="1"/>
           <w:numId w:val="17"/>
         </w:numPr>
-        <w:ind w:left="1440" w:hanging="360"/>
-        <w:jc w:val="both"/>
-        <w:rPr>
-          <w:u w:val="none"/>
-        </w:rPr>
-      </w:pPr>
-      <w:r>
-        <w:rPr>
-          <w:rtl w:val="0"/>
-        </w:rPr>
-        <w:t xml:space="preserve">DELETE: Borrar ficha de cliente.</w:t>
-      </w:r>
-    </w:p>
-    <w:p>
-      <w:pPr>
-        <w:jc w:val="both"/>
-        <w:rPr/>
-      </w:pPr>
-      <w:r>
-        <w:rPr>
-          <w:rtl w:val="0"/>
-        </w:rPr>
-      </w:r>
-    </w:p>
-    <w:p>
-      <w:pPr>
+        <w:rPr>
+          <w:kern w:val="2"/>
+          <w:lang w:val="es-CL"/>
+          <w14:ligatures w14:val="standardContextual"/>
+        </w:rPr>
+      </w:pPr>
+      <w:r>
+        <w:t>Eliminar: borra la ficha del cliente.</w:t>
+      </w:r>
+    </w:p>
+    <w:p>
+      <w:pPr>
+        <w:jc w:val="both"/>
+      </w:pPr>
+    </w:p>
+    <w:p>
+      <w:pPr>
+        <w:pStyle w:val="Prrafodelista"/>
         <w:numPr>
           <w:ilvl w:val="0"/>
           <w:numId w:val="14"/>
         </w:numPr>
-        <w:ind w:left="720" w:hanging="360"/>
-        <w:jc w:val="both"/>
-        <w:rPr>
-          <w:u w:val="none"/>
-        </w:rPr>
-      </w:pPr>
-      <w:r>
-        <w:rPr>
-          <w:rtl w:val="0"/>
-        </w:rPr>
-        <w:t xml:space="preserve">OrderController: Gestión de pedidos u órdenes del negocio.</w:t>
-      </w:r>
-    </w:p>
-    <w:p>
-      <w:pPr>
+        <w:rPr>
+          <w:kern w:val="2"/>
+          <w:lang w:val="es-CL"/>
+          <w14:ligatures w14:val="standardContextual"/>
+        </w:rPr>
+      </w:pPr>
+      <w:proofErr w:type="spellStart"/>
+      <w:r>
+        <w:t>Order</w:t>
+      </w:r>
+      <w:r>
+        <w:t>Service</w:t>
+      </w:r>
+      <w:proofErr w:type="spellEnd"/>
+      <w:r>
+        <w:t>: gestiona los pedidos u órdenes del negocio.</w:t>
+      </w:r>
+    </w:p>
+    <w:p>
+      <w:pPr>
+        <w:pStyle w:val="Prrafodelista"/>
         <w:numPr>
           <w:ilvl w:val="1"/>
           <w:numId w:val="14"/>
         </w:numPr>
-        <w:ind w:left="1440" w:hanging="360"/>
-        <w:jc w:val="both"/>
-        <w:rPr>
-          <w:u w:val="none"/>
-        </w:rPr>
-      </w:pPr>
-      <w:r>
-        <w:rPr>
-          <w:rtl w:val="0"/>
-        </w:rPr>
-        <w:t xml:space="preserve">Crear una orden de trabajo.</w:t>
-      </w:r>
-    </w:p>
-    <w:p>
-      <w:pPr>
+        <w:rPr>
+          <w:kern w:val="2"/>
+          <w:lang w:val="es-CL"/>
+          <w14:ligatures w14:val="standardContextual"/>
+        </w:rPr>
+      </w:pPr>
+      <w:r>
+        <w:t>Crear una orden de trabajo.</w:t>
+      </w:r>
+    </w:p>
+    <w:p>
+      <w:pPr>
+        <w:pStyle w:val="Prrafodelista"/>
         <w:numPr>
           <w:ilvl w:val="1"/>
           <w:numId w:val="14"/>
         </w:numPr>
-        <w:ind w:left="1440" w:hanging="360"/>
-        <w:jc w:val="both"/>
-        <w:rPr>
-          <w:u w:val="none"/>
-        </w:rPr>
-      </w:pPr>
-      <w:r>
-        <w:rPr>
-          <w:rtl w:val="0"/>
-        </w:rPr>
-        <w:t xml:space="preserve">Cambiar el estado de una orden de trabajo.</w:t>
-      </w:r>
-    </w:p>
-    <w:p>
-      <w:pPr>
+        <w:rPr>
+          <w:kern w:val="2"/>
+          <w:lang w:val="es-CL"/>
+          <w14:ligatures w14:val="standardContextual"/>
+        </w:rPr>
+      </w:pPr>
+      <w:r>
+        <w:t>Cambiar el estado de una orden de trabajo.</w:t>
+      </w:r>
+    </w:p>
+    <w:p>
+      <w:pPr>
+        <w:pStyle w:val="Prrafodelista"/>
         <w:numPr>
           <w:ilvl w:val="1"/>
           <w:numId w:val="14"/>
         </w:numPr>
-        <w:ind w:left="1440" w:hanging="360"/>
-        <w:jc w:val="both"/>
-        <w:rPr>
-          <w:u w:val="none"/>
-        </w:rPr>
-      </w:pPr>
-      <w:r>
-        <w:rPr>
-          <w:rtl w:val="0"/>
-        </w:rPr>
-        <w:t xml:space="preserve">Listar ordenes de trabajo por información clave.</w:t>
-      </w:r>
-    </w:p>
-    <w:p>
-      <w:pPr>
+        <w:rPr>
+          <w:kern w:val="2"/>
+          <w:lang w:val="es-CL"/>
+          <w14:ligatures w14:val="standardContextual"/>
+        </w:rPr>
+      </w:pPr>
+      <w:r>
+        <w:t>Listar órdenes de trabajo según información clave.</w:t>
+      </w:r>
+    </w:p>
+    <w:p>
+      <w:pPr>
+        <w:pStyle w:val="Prrafodelista"/>
         <w:numPr>
           <w:ilvl w:val="1"/>
           <w:numId w:val="14"/>
         </w:numPr>
-        <w:ind w:left="1440" w:hanging="360"/>
-        <w:jc w:val="both"/>
-        <w:rPr>
-          <w:u w:val="none"/>
-        </w:rPr>
-      </w:pPr>
-      <w:r>
-        <w:rPr>
-          <w:rtl w:val="0"/>
-        </w:rPr>
-        <w:t xml:space="preserve">Cancelar una orden de trabajo.</w:t>
-      </w:r>
-    </w:p>
-    <w:p>
-      <w:pPr>
-        <w:ind w:left="0" w:firstLine="0"/>
-        <w:jc w:val="both"/>
-        <w:rPr/>
-      </w:pPr>
-      <w:r>
-        <w:rPr>
-          <w:rtl w:val="0"/>
-        </w:rPr>
-      </w:r>
-    </w:p>
-    <w:p>
-      <w:pPr>
+        <w:rPr>
+          <w:kern w:val="2"/>
+          <w:lang w:val="es-CL"/>
+          <w14:ligatures w14:val="standardContextual"/>
+        </w:rPr>
+      </w:pPr>
+      <w:r>
+        <w:t>Cancelar una orden de trabajo.</w:t>
+      </w:r>
+    </w:p>
+    <w:p>
+      <w:pPr>
+        <w:jc w:val="both"/>
+      </w:pPr>
+    </w:p>
+    <w:p>
+      <w:pPr>
+        <w:pStyle w:val="Prrafodelista"/>
         <w:numPr>
           <w:ilvl w:val="0"/>
           <w:numId w:val="2"/>
         </w:numPr>
-        <w:ind w:left="720" w:hanging="360"/>
-        <w:jc w:val="both"/>
-        <w:rPr>
-          <w:u w:val="none"/>
-        </w:rPr>
-      </w:pPr>
-      <w:r>
-        <w:rPr>
-          <w:rtl w:val="0"/>
-        </w:rPr>
-        <w:t xml:space="preserve">AssetController: Gestiona el inventario del sistema.</w:t>
-      </w:r>
-    </w:p>
-    <w:p>
-      <w:pPr>
+        <w:rPr>
+          <w:kern w:val="2"/>
+          <w:lang w:val="es-CL"/>
+          <w14:ligatures w14:val="standardContextual"/>
+        </w:rPr>
+      </w:pPr>
+      <w:proofErr w:type="spellStart"/>
+      <w:r>
+        <w:t>Asset</w:t>
+      </w:r>
+      <w:r>
+        <w:t>Service</w:t>
+      </w:r>
+      <w:proofErr w:type="spellEnd"/>
+      <w:r>
+        <w:t>: administra el inventario del sistema.</w:t>
+      </w:r>
+    </w:p>
+    <w:p>
+      <w:pPr>
+        <w:pStyle w:val="Prrafodelista"/>
         <w:numPr>
           <w:ilvl w:val="1"/>
           <w:numId w:val="2"/>
         </w:numPr>
-        <w:ind w:left="1440" w:hanging="360"/>
-        <w:jc w:val="both"/>
-        <w:rPr>
-          <w:u w:val="none"/>
-        </w:rPr>
-      </w:pPr>
-      <w:r>
-        <w:rPr>
-          <w:rtl w:val="0"/>
-        </w:rPr>
-        <w:t xml:space="preserve">Maquinaria (camiones).</w:t>
-      </w:r>
-    </w:p>
-    <w:p>
-      <w:pPr>
+        <w:rPr>
+          <w:kern w:val="2"/>
+          <w:lang w:val="es-CL"/>
+          <w14:ligatures w14:val="standardContextual"/>
+        </w:rPr>
+      </w:pPr>
+      <w:r>
+        <w:t>Maquinaria (camiones).</w:t>
+      </w:r>
+    </w:p>
+    <w:p>
+      <w:pPr>
+        <w:pStyle w:val="Prrafodelista"/>
         <w:numPr>
           <w:ilvl w:val="1"/>
           <w:numId w:val="2"/>
         </w:numPr>
-        <w:ind w:left="1440" w:hanging="360"/>
-        <w:jc w:val="both"/>
-        <w:rPr>
-          <w:u w:val="none"/>
-        </w:rPr>
-      </w:pPr>
-      <w:r>
-        <w:rPr>
-          <w:rtl w:val="0"/>
-        </w:rPr>
-        <w:t xml:space="preserve">Documentos adjuntos a órdenes de trabajo.</w:t>
-      </w:r>
-    </w:p>
-    <w:p>
-      <w:pPr>
+        <w:rPr>
+          <w:kern w:val="2"/>
+          <w:lang w:val="es-CL"/>
+          <w14:ligatures w14:val="standardContextual"/>
+        </w:rPr>
+      </w:pPr>
+      <w:r>
+        <w:t>Documentos adjuntos a órdenes de trabajo.</w:t>
+      </w:r>
+    </w:p>
+    <w:p>
+      <w:pPr>
+        <w:pStyle w:val="Prrafodelista"/>
         <w:numPr>
           <w:ilvl w:val="1"/>
           <w:numId w:val="2"/>
         </w:numPr>
-        <w:ind w:left="1440" w:hanging="360"/>
-        <w:jc w:val="both"/>
-        <w:rPr>
-          <w:u w:val="none"/>
-        </w:rPr>
-      </w:pPr>
-      <w:r>
-        <w:rPr>
-          <w:rtl w:val="0"/>
-        </w:rPr>
-        <w:t xml:space="preserve">inventario y recursos para los trabajos.</w:t>
-      </w:r>
-    </w:p>
-    <w:p>
-      <w:pPr>
-        <w:jc w:val="both"/>
-        <w:rPr/>
-      </w:pPr>
-      <w:r>
-        <w:rPr>
-          <w:rtl w:val="0"/>
-        </w:rPr>
-      </w:r>
-    </w:p>
-    <w:p>
-      <w:pPr>
+        <w:rPr>
+          <w:kern w:val="2"/>
+          <w:lang w:val="es-CL"/>
+          <w14:ligatures w14:val="standardContextual"/>
+        </w:rPr>
+      </w:pPr>
+      <w:r>
+        <w:t>Inventario y recursos necesarios para los trabajos.</w:t>
+      </w:r>
+    </w:p>
+    <w:p>
+      <w:pPr>
+        <w:jc w:val="both"/>
+      </w:pPr>
+    </w:p>
+    <w:p>
+      <w:pPr>
+        <w:pStyle w:val="Prrafodelista"/>
         <w:numPr>
           <w:ilvl w:val="0"/>
           <w:numId w:val="3"/>
         </w:numPr>
-        <w:ind w:left="720" w:hanging="360"/>
-        <w:jc w:val="both"/>
-        <w:rPr>
-          <w:u w:val="none"/>
-        </w:rPr>
-      </w:pPr>
-      <w:r>
-        <w:rPr>
-          <w:rtl w:val="0"/>
-        </w:rPr>
-        <w:t xml:space="preserve">ReportController: Generar reportes y estadísticas consultando datos agregados a firestore.</w:t>
+        <w:rPr>
+          <w:kern w:val="2"/>
+          <w:lang w:val="es-CL"/>
+          <w14:ligatures w14:val="standardContextual"/>
+        </w:rPr>
+      </w:pPr>
+      <w:proofErr w:type="spellStart"/>
+      <w:r>
+        <w:t>Report</w:t>
+      </w:r>
+      <w:r>
+        <w:t>Service</w:t>
+      </w:r>
+      <w:proofErr w:type="spellEnd"/>
+      <w:r>
+        <w:t xml:space="preserve">: genera reportes y estadísticas a partir de datos agregados en </w:t>
+      </w:r>
+      <w:proofErr w:type="spellStart"/>
+      <w:r>
+        <w:t>Firestore</w:t>
+      </w:r>
+      <w:proofErr w:type="spellEnd"/>
+      <w:r>
+        <w:t>.</w:t>
       </w:r>
     </w:p>
     <w:p>
@@ -720,17 +1290,10 @@
           <w:ilvl w:val="1"/>
           <w:numId w:val="3"/>
         </w:numPr>
-        <w:ind w:left="1440" w:hanging="360"/>
-        <w:jc w:val="both"/>
-        <w:rPr>
-          <w:u w:val="none"/>
-        </w:rPr>
-      </w:pPr>
-      <w:r>
-        <w:rPr>
-          <w:rtl w:val="0"/>
-        </w:rPr>
-        <w:t xml:space="preserve">Clientes nuevos.</w:t>
+        <w:jc w:val="both"/>
+      </w:pPr>
+      <w:r>
+        <w:t>Clientes nuevos.</w:t>
       </w:r>
     </w:p>
     <w:p>
@@ -739,17 +1302,10 @@
           <w:ilvl w:val="1"/>
           <w:numId w:val="3"/>
         </w:numPr>
-        <w:ind w:left="1440" w:hanging="360"/>
-        <w:jc w:val="both"/>
-        <w:rPr>
-          <w:u w:val="none"/>
-        </w:rPr>
-      </w:pPr>
-      <w:r>
-        <w:rPr>
-          <w:rtl w:val="0"/>
-        </w:rPr>
-        <w:t xml:space="preserve">Ventas.</w:t>
+        <w:jc w:val="both"/>
+      </w:pPr>
+      <w:r>
+        <w:t>Ventas.</w:t>
       </w:r>
     </w:p>
     <w:p>
@@ -758,17 +1314,10 @@
           <w:ilvl w:val="1"/>
           <w:numId w:val="3"/>
         </w:numPr>
-        <w:ind w:left="1440" w:hanging="360"/>
-        <w:jc w:val="both"/>
-        <w:rPr>
-          <w:u w:val="none"/>
-        </w:rPr>
-      </w:pPr>
-      <w:r>
-        <w:rPr>
-          <w:rtl w:val="0"/>
-        </w:rPr>
-        <w:t xml:space="preserve">Trabajos solicitados.</w:t>
+        <w:jc w:val="both"/>
+      </w:pPr>
+      <w:r>
+        <w:t>Trabajos solicitados.</w:t>
       </w:r>
     </w:p>
     <w:p>
@@ -777,1062 +1326,713 @@
           <w:ilvl w:val="1"/>
           <w:numId w:val="3"/>
         </w:numPr>
-        <w:ind w:left="1440" w:hanging="360"/>
-        <w:jc w:val="both"/>
-        <w:rPr>
-          <w:u w:val="none"/>
-        </w:rPr>
-      </w:pPr>
-      <w:r>
-        <w:rPr>
-          <w:rtl w:val="0"/>
-        </w:rPr>
+        <w:jc w:val="both"/>
+      </w:pPr>
+      <w:r>
         <w:t xml:space="preserve">Ordenes completadas. </w:t>
       </w:r>
     </w:p>
     <w:p>
       <w:pPr>
-        <w:ind w:left="0" w:firstLine="0"/>
-        <w:jc w:val="both"/>
-        <w:rPr/>
-      </w:pPr>
-      <w:r>
-        <w:rPr>
-          <w:rtl w:val="0"/>
-        </w:rPr>
-      </w:r>
-    </w:p>
-    <w:p>
-      <w:pPr>
+        <w:jc w:val="both"/>
+        <w:rPr>
+          <w:b/>
+          <w:bCs/>
+        </w:rPr>
+      </w:pPr>
+    </w:p>
+    <w:p>
+      <w:pPr>
+        <w:jc w:val="both"/>
+      </w:pPr>
+    </w:p>
+    <w:p>
+      <w:pPr>
+        <w:jc w:val="both"/>
+        <w:rPr>
+          <w:kern w:val="2"/>
+          <w:lang w:val="es-CL"/>
+          <w14:ligatures w14:val="standardContextual"/>
+        </w:rPr>
+      </w:pPr>
+      <w:r>
+        <w:rPr>
+          <w:b/>
+          <w:bCs/>
+        </w:rPr>
+        <w:t>Servidor de base de datos: módulo donde se almacenan y persisten todos los datos del CRM.</w:t>
+      </w:r>
+    </w:p>
+    <w:p>
+      <w:pPr>
+        <w:jc w:val="both"/>
+        <w:rPr>
+          <w:b/>
+          <w:bCs/>
+        </w:rPr>
+      </w:pPr>
+    </w:p>
+    <w:p>
+      <w:pPr>
+        <w:pStyle w:val="Prrafodelista"/>
         <w:numPr>
           <w:ilvl w:val="0"/>
-          <w:numId w:val="6"/>
-        </w:numPr>
-        <w:ind w:left="720" w:hanging="360"/>
-        <w:jc w:val="both"/>
-        <w:rPr>
-          <w:u w:val="none"/>
-        </w:rPr>
-      </w:pPr>
-      <w:r>
-        <w:rPr>
-          <w:rtl w:val="0"/>
-        </w:rPr>
-        <w:t xml:space="preserve">Invoke Cloud Functions: Servidor que permite ejecutar el código la nube sin tener servidor propio.</w:t>
-      </w:r>
-    </w:p>
-    <w:p>
-      <w:pPr>
-        <w:jc w:val="both"/>
-        <w:rPr/>
-      </w:pPr>
-      <w:r>
-        <w:rPr>
-          <w:rtl w:val="0"/>
-        </w:rPr>
-      </w:r>
-    </w:p>
-    <w:p>
-      <w:pPr>
-        <w:jc w:val="both"/>
-        <w:rPr/>
-      </w:pPr>
-      <w:r>
-        <w:rPr>
-          <w:b w:val="1"/>
-          <w:bCs w:val="1"/>
-          <w:rtl w:val="0"/>
-        </w:rPr>
-        <w:t xml:space="preserve">Servidor WEB: Núcleo de la lógica de nuestro CRM</w:t>
-      </w:r>
-      <w:r>
-        <w:rPr>
-          <w:rtl w:val="0"/>
-        </w:rPr>
-      </w:r>
-    </w:p>
-    <w:p>
-      <w:pPr>
-        <w:ind w:left="0" w:firstLine="0"/>
-        <w:jc w:val="both"/>
-        <w:rPr/>
-      </w:pPr>
-      <w:r>
-        <w:rPr>
-          <w:rtl w:val="0"/>
-        </w:rPr>
-      </w:r>
-    </w:p>
-    <w:p>
-      <w:pPr>
+          <w:numId w:val="5"/>
+        </w:numPr>
+        <w:rPr>
+          <w:kern w:val="2"/>
+          <w:lang w:val="es-CL"/>
+          <w14:ligatures w14:val="standardContextual"/>
+        </w:rPr>
+      </w:pPr>
+      <w:proofErr w:type="spellStart"/>
+      <w:r>
+        <w:t>Firebase</w:t>
+      </w:r>
+      <w:proofErr w:type="spellEnd"/>
+      <w:r>
+        <w:t xml:space="preserve"> Storage: servicio de almacenamiento de archivos que guarda documentos binarios, como imágenes, contratos y adjuntos, que no se almacenan en la base de datos transaccional.</w:t>
+      </w:r>
+    </w:p>
+    <w:p>
+      <w:pPr>
+        <w:ind w:left="720"/>
+        <w:jc w:val="both"/>
+      </w:pPr>
+    </w:p>
+    <w:p>
+      <w:pPr>
+        <w:pStyle w:val="Prrafodelista"/>
         <w:numPr>
           <w:ilvl w:val="0"/>
-          <w:numId w:val="16"/>
-        </w:numPr>
-        <w:ind w:left="720" w:hanging="360"/>
-        <w:jc w:val="both"/>
-        <w:rPr>
-          <w:u w:val="none"/>
-        </w:rPr>
-      </w:pPr>
-      <w:r>
-        <w:rPr>
-          <w:rtl w:val="0"/>
-        </w:rPr>
-        <w:t xml:space="preserve">Servidor HTTPS: recibe y responde las solicitudes de las vistas (usuario) de forma cifrada, exponiendo los endpoints de las APIS REST para que los controladores puedan procesarlos.</w:t>
+          <w:numId w:val="15"/>
+        </w:numPr>
+        <w:rPr>
+          <w:kern w:val="2"/>
+          <w:lang w:val="es-CL"/>
+          <w14:ligatures w14:val="standardContextual"/>
+        </w:rPr>
+      </w:pPr>
+      <w:r>
+        <w:t>Cloud SQL (PostgreSQL): servicio de base de datos relacional de Google Cloud que almacena datos estructurados del CRM, como clientes, ventas y órdenes, mediante transacciones ACID.</w:t>
       </w:r>
     </w:p>
     <w:p>
       <w:pPr>
         <w:numPr>
           <w:ilvl w:val="1"/>
-          <w:numId w:val="16"/>
-        </w:numPr>
-        <w:ind w:left="1440" w:hanging="360"/>
-        <w:jc w:val="both"/>
-        <w:rPr>
-          <w:u w:val="none"/>
-        </w:rPr>
-      </w:pPr>
-      <w:hyperlink r:id="rId7">
+          <w:numId w:val="15"/>
+        </w:numPr>
+        <w:jc w:val="both"/>
+      </w:pPr>
+      <w:r>
+        <w:rPr>
+          <w:rFonts w:ascii="Arial Unicode MS" w:eastAsia="Arial Unicode MS" w:hAnsi="Arial Unicode MS" w:cs="Arial Unicode MS"/>
+        </w:rPr>
+        <w:t>A</w:t>
+      </w:r>
+      <w:r>
+        <w:rPr>
+          <w:rFonts w:ascii="Arial Unicode MS" w:eastAsia="Arial Unicode MS" w:hAnsi="Arial Unicode MS" w:cs="Arial Unicode MS"/>
+        </w:rPr>
+        <w:t xml:space="preserve"> → atomizadas (todo o nada, no puntos medios).</w:t>
+      </w:r>
+    </w:p>
+    <w:p>
+      <w:pPr>
+        <w:numPr>
+          <w:ilvl w:val="1"/>
+          <w:numId w:val="15"/>
+        </w:numPr>
+        <w:jc w:val="both"/>
+      </w:pPr>
+      <w:r>
+        <w:rPr>
+          <w:rFonts w:ascii="Arial Unicode MS" w:eastAsia="Arial Unicode MS" w:hAnsi="Arial Unicode MS" w:cs="Arial Unicode MS"/>
+        </w:rPr>
+        <w:t xml:space="preserve">C → consistencia (la </w:t>
+      </w:r>
+      <w:proofErr w:type="spellStart"/>
+      <w:r>
+        <w:rPr>
+          <w:rFonts w:ascii="Arial Unicode MS" w:eastAsia="Arial Unicode MS" w:hAnsi="Arial Unicode MS" w:cs="Arial Unicode MS"/>
+        </w:rPr>
+        <w:t>bd</w:t>
+      </w:r>
+      <w:proofErr w:type="spellEnd"/>
+      <w:r>
+        <w:rPr>
+          <w:rFonts w:ascii="Arial Unicode MS" w:eastAsia="Arial Unicode MS" w:hAnsi="Arial Unicode MS" w:cs="Arial Unicode MS"/>
+        </w:rPr>
+        <w:t xml:space="preserve"> pasa de un estado válido a otro estado válido).</w:t>
+      </w:r>
+    </w:p>
+    <w:p>
+      <w:pPr>
+        <w:numPr>
+          <w:ilvl w:val="1"/>
+          <w:numId w:val="15"/>
+        </w:numPr>
+        <w:jc w:val="both"/>
+      </w:pPr>
+      <w:r>
+        <w:rPr>
+          <w:rFonts w:ascii="Arial Unicode MS" w:eastAsia="Arial Unicode MS" w:hAnsi="Arial Unicode MS" w:cs="Arial Unicode MS"/>
+        </w:rPr>
+        <w:t>I → aislamiento (Operaciones simultáneas no se interfieren entre sí).</w:t>
+      </w:r>
+    </w:p>
+    <w:p>
+      <w:pPr>
+        <w:numPr>
+          <w:ilvl w:val="1"/>
+          <w:numId w:val="15"/>
+        </w:numPr>
+        <w:jc w:val="both"/>
+      </w:pPr>
+      <w:r>
+        <w:rPr>
+          <w:rFonts w:ascii="Arial Unicode MS" w:eastAsia="Arial Unicode MS" w:hAnsi="Arial Unicode MS" w:cs="Arial Unicode MS"/>
+        </w:rPr>
+        <w:lastRenderedPageBreak/>
+        <w:t xml:space="preserve">D → durabilidad (Los datos no se </w:t>
+      </w:r>
+      <w:proofErr w:type="gramStart"/>
+      <w:r>
+        <w:rPr>
+          <w:rFonts w:ascii="Arial Unicode MS" w:eastAsia="Arial Unicode MS" w:hAnsi="Arial Unicode MS" w:cs="Arial Unicode MS"/>
+        </w:rPr>
+        <w:t>pierden</w:t>
+      </w:r>
+      <w:proofErr w:type="gramEnd"/>
+      <w:r>
+        <w:rPr>
+          <w:rFonts w:ascii="Arial Unicode MS" w:eastAsia="Arial Unicode MS" w:hAnsi="Arial Unicode MS" w:cs="Arial Unicode MS"/>
+        </w:rPr>
+        <w:t xml:space="preserve"> aunque el sistema falle).</w:t>
+      </w:r>
+    </w:p>
+    <w:p>
+      <w:pPr>
+        <w:ind w:left="720"/>
+        <w:jc w:val="both"/>
+      </w:pPr>
+    </w:p>
+    <w:p>
+      <w:pPr>
+        <w:numPr>
+          <w:ilvl w:val="0"/>
+          <w:numId w:val="7"/>
+        </w:numPr>
+        <w:jc w:val="both"/>
+      </w:pPr>
+      <w:r>
+        <w:t>Conexión SSL: Protocolo de seguridad que cifra la comunicación entre dos puntos de la red para evitar que se filtren los datos.</w:t>
+      </w:r>
+    </w:p>
+    <w:p>
+      <w:pPr>
+        <w:ind w:left="720"/>
+        <w:jc w:val="both"/>
+      </w:pPr>
+    </w:p>
+    <w:p>
+      <w:pPr>
+        <w:jc w:val="both"/>
+        <w:rPr>
+          <w:kern w:val="2"/>
+          <w:lang w:val="es-CL"/>
+          <w14:ligatures w14:val="standardContextual"/>
+        </w:rPr>
+      </w:pPr>
+      <w:r>
+        <w:rPr>
+          <w:b/>
+          <w:bCs/>
+        </w:rPr>
+        <w:t>Servicios externos: módulo correspondiente a integraciones de terceros en el servidor.</w:t>
+      </w:r>
+    </w:p>
+    <w:p>
+      <w:pPr>
+        <w:jc w:val="both"/>
+        <w:rPr>
+          <w:b/>
+          <w:bCs/>
+        </w:rPr>
+      </w:pPr>
+    </w:p>
+    <w:p>
+      <w:pPr>
+        <w:pStyle w:val="Prrafodelista"/>
+        <w:numPr>
+          <w:ilvl w:val="0"/>
+          <w:numId w:val="8"/>
+        </w:numPr>
+        <w:rPr>
+          <w:kern w:val="2"/>
+          <w:lang w:val="es-CL"/>
+          <w14:ligatures w14:val="standardContextual"/>
+        </w:rPr>
+      </w:pPr>
+      <w:r>
+        <w:t>Servicios de correo: envían mensajes cuando se producen cambios o novedades en el sistema.</w:t>
+      </w:r>
+    </w:p>
+    <w:p>
+      <w:pPr>
+        <w:pStyle w:val="Prrafodelista"/>
+        <w:numPr>
+          <w:ilvl w:val="1"/>
+          <w:numId w:val="8"/>
+        </w:numPr>
+        <w:rPr>
+          <w:kern w:val="2"/>
+          <w:lang w:val="es-CL"/>
+          <w14:ligatures w14:val="standardContextual"/>
+        </w:rPr>
+      </w:pPr>
+      <w:proofErr w:type="spellStart"/>
+      <w:r>
+        <w:t>Mailgun</w:t>
+      </w:r>
+      <w:proofErr w:type="spellEnd"/>
+      <w:r>
+        <w:t>/</w:t>
+      </w:r>
+      <w:proofErr w:type="spellStart"/>
+      <w:r>
+        <w:t>SendGrid</w:t>
+      </w:r>
+      <w:proofErr w:type="spellEnd"/>
+      <w:r>
+        <w:t>: se utilizan para enviar correos ante eventos del sistema, como actualizaciones de órdenes de trabajo, solicitudes de edición o creación de nuevos usuarios.</w:t>
+      </w:r>
+    </w:p>
+    <w:p>
+      <w:pPr>
+        <w:ind w:left="720"/>
+        <w:jc w:val="both"/>
+      </w:pPr>
+    </w:p>
+    <w:p>
+      <w:pPr>
+        <w:pStyle w:val="Prrafodelista"/>
+        <w:numPr>
+          <w:ilvl w:val="0"/>
+          <w:numId w:val="10"/>
+        </w:numPr>
+        <w:rPr>
+          <w:kern w:val="2"/>
+          <w:lang w:val="es-CL"/>
+          <w14:ligatures w14:val="standardContextual"/>
+        </w:rPr>
+      </w:pPr>
+      <w:r>
+        <w:t xml:space="preserve">Notificaciones </w:t>
+      </w:r>
+      <w:proofErr w:type="spellStart"/>
+      <w:r>
+        <w:t>push</w:t>
+      </w:r>
+      <w:proofErr w:type="spellEnd"/>
+      <w:r>
+        <w:t>: alertas generadas por el propio CRM.</w:t>
+      </w:r>
+    </w:p>
+    <w:p>
+      <w:pPr>
+        <w:pStyle w:val="Prrafodelista"/>
+        <w:numPr>
+          <w:ilvl w:val="1"/>
+          <w:numId w:val="10"/>
+        </w:numPr>
+        <w:rPr>
+          <w:kern w:val="2"/>
+          <w:lang w:val="es-CL"/>
+          <w14:ligatures w14:val="standardContextual"/>
+        </w:rPr>
+      </w:pPr>
+      <w:proofErr w:type="spellStart"/>
+      <w:r>
+        <w:t>Firebase</w:t>
+      </w:r>
+      <w:proofErr w:type="spellEnd"/>
+      <w:r>
+        <w:t xml:space="preserve"> Cloud </w:t>
+      </w:r>
+      <w:proofErr w:type="spellStart"/>
+      <w:r>
+        <w:t>Messaging</w:t>
+      </w:r>
+      <w:proofErr w:type="spellEnd"/>
+      <w:r>
+        <w:t>: envía notificaciones sobre próximas fechas de entrega, cambios automáticos de estado en las órdenes de trabajo y mantenimientos de camiones.</w:t>
+      </w:r>
+    </w:p>
+    <w:p>
+      <w:pPr>
+        <w:ind w:left="1440"/>
+        <w:jc w:val="both"/>
+      </w:pPr>
+    </w:p>
+    <w:p>
+      <w:pPr>
+        <w:pStyle w:val="Prrafodelista"/>
+        <w:numPr>
+          <w:ilvl w:val="0"/>
+          <w:numId w:val="9"/>
+        </w:numPr>
+        <w:rPr>
+          <w:kern w:val="2"/>
+          <w:lang w:val="es-CL"/>
+          <w14:ligatures w14:val="standardContextual"/>
+        </w:rPr>
+      </w:pPr>
+      <w:r>
+        <w:t>Geolocalización: funciones de localización y visualización de mapas.</w:t>
+      </w:r>
+    </w:p>
+    <w:p>
+      <w:pPr>
+        <w:pStyle w:val="Prrafodelista"/>
+        <w:numPr>
+          <w:ilvl w:val="1"/>
+          <w:numId w:val="9"/>
+        </w:numPr>
+        <w:rPr>
+          <w:kern w:val="2"/>
+          <w:lang w:val="es-CL"/>
+          <w14:ligatures w14:val="standardContextual"/>
+        </w:rPr>
+      </w:pPr>
+      <w:proofErr w:type="spellStart"/>
+      <w:r>
+        <w:t>OpenStreetMap</w:t>
+      </w:r>
+      <w:proofErr w:type="spellEnd"/>
+      <w:r>
+        <w:t xml:space="preserve"> + </w:t>
+      </w:r>
+      <w:hyperlink r:id="rId8" w:history="1">
         <w:r>
           <w:rPr>
-            <w:color w:val="1155cc"/>
-            <w:u w:val="single"/>
-            <w:rtl w:val="0"/>
+            <w:rStyle w:val="Hipervnculo"/>
+            <w:color w:val="1155CC"/>
           </w:rPr>
-          <w:t xml:space="preserve">Node.js</w:t>
+          <w:t>Leaflet.js</w:t>
         </w:r>
       </w:hyperlink>
       <w:r>
-        <w:rPr>
-          <w:rtl w:val="0"/>
-        </w:rPr>
-        <w:t xml:space="preserve"> + Typescript: Permite ejecutar javascript en el servidor, procesar la lógica y devolver respuestas a las vistas + Ordena código agregando una capa extra de seguridad tipeando los datos.</w:t>
-      </w:r>
-    </w:p>
-    <w:p>
-      <w:pPr>
-        <w:ind w:left="0" w:firstLine="0"/>
-        <w:jc w:val="both"/>
-        <w:rPr/>
-      </w:pPr>
-      <w:r>
-        <w:rPr>
-          <w:rtl w:val="0"/>
-        </w:rPr>
-      </w:r>
-    </w:p>
-    <w:p>
-      <w:pPr>
-        <w:numPr>
-          <w:ilvl w:val="0"/>
-          <w:numId w:val="16"/>
-        </w:numPr>
-        <w:ind w:left="720" w:hanging="360"/>
-        <w:jc w:val="both"/>
-        <w:rPr>
-          <w:u w:val="none"/>
-        </w:rPr>
-      </w:pPr>
-      <w:r>
-        <w:rPr>
-          <w:rtl w:val="0"/>
-        </w:rPr>
-        <w:t xml:space="preserve">Conexión BD: Componente que gestiona la comunicación entre la base de datos (cloud Firestore) y el servidor WEB ejecutando operaciones de lectura y escritura.</w:t>
-      </w:r>
-    </w:p>
-    <w:p>
-      <w:pPr>
-        <w:numPr>
-          <w:ilvl w:val="1"/>
-          <w:numId w:val="16"/>
-        </w:numPr>
-        <w:ind w:left="1440" w:hanging="360"/>
-        <w:jc w:val="both"/>
-        <w:rPr>
-          <w:u w:val="none"/>
-        </w:rPr>
-      </w:pPr>
-      <w:r>
-        <w:rPr>
-          <w:rtl w:val="0"/>
-        </w:rPr>
-        <w:t xml:space="preserve">Firebase Admin SDK: Librería de Firebase instalada en el servidor que da acceso a todos sus servicios sin restricciones con privilegios de administrador.</w:t>
-      </w:r>
-    </w:p>
-    <w:p>
-      <w:pPr>
-        <w:numPr>
-          <w:ilvl w:val="1"/>
-          <w:numId w:val="16"/>
-        </w:numPr>
-        <w:ind w:left="1440" w:hanging="360"/>
-        <w:jc w:val="both"/>
-        <w:rPr>
-          <w:u w:val="none"/>
-        </w:rPr>
-      </w:pPr>
-      <w:r>
-        <w:rPr>
-          <w:rtl w:val="0"/>
-        </w:rPr>
-        <w:t xml:space="preserve">Prisma ORM: libreria de </w:t>
-      </w:r>
-      <w:hyperlink r:id="rId8">
-        <w:r>
-          <w:rPr>
-            <w:color w:val="1155cc"/>
-            <w:u w:val="single"/>
-            <w:rtl w:val="0"/>
-          </w:rPr>
-          <w:t xml:space="preserve">Node.js</w:t>
-        </w:r>
-      </w:hyperlink>
-      <w:r>
-        <w:rPr>
-          <w:rtl w:val="0"/>
-        </w:rPr>
-        <w:t xml:space="preserve"> que permite comunicarse con la base de datos usando código, siendo ORM un traductor entre el código y la base de datos.</w:t>
-      </w:r>
-    </w:p>
-    <w:p>
-      <w:pPr>
-        <w:jc w:val="both"/>
-        <w:rPr/>
-      </w:pPr>
-      <w:r>
-        <w:rPr>
-          <w:rtl w:val="0"/>
-        </w:rPr>
-      </w:r>
-    </w:p>
-    <w:p>
-      <w:pPr>
-        <w:jc w:val="both"/>
-        <w:rPr/>
-      </w:pPr>
-      <w:r>
-        <w:rPr>
-          <w:rtl w:val="0"/>
-        </w:rPr>
-      </w:r>
-    </w:p>
-    <w:p>
-      <w:pPr>
-        <w:ind w:left="0" w:firstLine="0"/>
-        <w:jc w:val="both"/>
-        <w:rPr/>
-      </w:pPr>
-      <w:r>
-        <w:rPr>
-          <w:rtl w:val="0"/>
-        </w:rPr>
-      </w:r>
-    </w:p>
-    <w:p>
-      <w:pPr>
-        <w:numPr>
-          <w:ilvl w:val="0"/>
-          <w:numId w:val="16"/>
-        </w:numPr>
-        <w:ind w:left="720" w:hanging="360"/>
-        <w:jc w:val="both"/>
-        <w:rPr>
-          <w:u w:val="none"/>
-        </w:rPr>
-      </w:pPr>
-      <w:r>
-        <w:rPr>
-          <w:rtl w:val="0"/>
-        </w:rPr>
-        <w:t xml:space="preserve">Enrutador: Componente que determina que vistas mostrar al usuario según la URL activa, sin recargar la página, propio de la arquitectura SPA.</w:t>
-      </w:r>
-    </w:p>
-    <w:p>
-      <w:pPr>
-        <w:numPr>
-          <w:ilvl w:val="1"/>
-          <w:numId w:val="16"/>
-        </w:numPr>
-        <w:ind w:left="1440" w:hanging="360"/>
-        <w:jc w:val="both"/>
-        <w:rPr>
-          <w:u w:val="none"/>
-        </w:rPr>
-      </w:pPr>
-      <w:r>
-        <w:rPr>
-          <w:rtl w:val="0"/>
-        </w:rPr>
-        <w:t xml:space="preserve">React Router: Librería de navegación de React que gestiona el  enrutamiento entre vistas según la URL activa.</w:t>
-      </w:r>
-    </w:p>
-    <w:p>
-      <w:pPr>
-        <w:jc w:val="both"/>
-        <w:rPr/>
-      </w:pPr>
-      <w:r>
-        <w:rPr>
-          <w:rtl w:val="0"/>
-        </w:rPr>
-      </w:r>
-    </w:p>
-    <w:p>
-      <w:pPr>
-        <w:numPr>
-          <w:ilvl w:val="0"/>
-          <w:numId w:val="4"/>
-        </w:numPr>
-        <w:ind w:left="720" w:hanging="360"/>
-        <w:jc w:val="both"/>
-        <w:rPr>
-          <w:u w:val="none"/>
-        </w:rPr>
-      </w:pPr>
-      <w:r>
-        <w:rPr>
-          <w:rtl w:val="0"/>
-        </w:rPr>
-        <w:t xml:space="preserve">Registro y Auditoría: Componente que genera un historial automático de todas las acciones que ocurren en el sistema.</w:t>
-      </w:r>
-    </w:p>
-    <w:p>
-      <w:pPr>
-        <w:numPr>
-          <w:ilvl w:val="1"/>
-          <w:numId w:val="4"/>
-        </w:numPr>
-        <w:ind w:left="1440" w:hanging="360"/>
-        <w:jc w:val="both"/>
-        <w:rPr>
-          <w:u w:val="none"/>
-        </w:rPr>
-      </w:pPr>
-      <w:r>
-        <w:rPr>
-          <w:rtl w:val="0"/>
-        </w:rPr>
-        <w:t xml:space="preserve">Eliminación de clientes</w:t>
-      </w:r>
-    </w:p>
-    <w:p>
-      <w:pPr>
-        <w:numPr>
-          <w:ilvl w:val="1"/>
-          <w:numId w:val="4"/>
-        </w:numPr>
-        <w:ind w:left="1440" w:hanging="360"/>
-        <w:jc w:val="both"/>
-        <w:rPr>
-          <w:u w:val="none"/>
-        </w:rPr>
-      </w:pPr>
-      <w:r>
-        <w:rPr>
-          <w:rtl w:val="0"/>
-        </w:rPr>
-        <w:t xml:space="preserve">Eliminación de usuarios.</w:t>
-      </w:r>
-    </w:p>
-    <w:p>
-      <w:pPr>
-        <w:numPr>
-          <w:ilvl w:val="1"/>
-          <w:numId w:val="4"/>
-        </w:numPr>
-        <w:ind w:left="1440" w:hanging="360"/>
-        <w:jc w:val="both"/>
-        <w:rPr>
-          <w:u w:val="none"/>
-        </w:rPr>
-      </w:pPr>
-      <w:r>
-        <w:rPr>
-          <w:rtl w:val="0"/>
-        </w:rPr>
-        <w:t xml:space="preserve">Actualizaciones de ordenes de trabajo</w:t>
-      </w:r>
-    </w:p>
-    <w:p>
-      <w:pPr>
-        <w:numPr>
-          <w:ilvl w:val="1"/>
-          <w:numId w:val="4"/>
-        </w:numPr>
-        <w:ind w:left="1440" w:hanging="360"/>
-        <w:jc w:val="both"/>
-        <w:rPr>
-          <w:u w:val="none"/>
-        </w:rPr>
-      </w:pPr>
-      <w:r>
-        <w:rPr>
-          <w:rtl w:val="0"/>
-        </w:rPr>
-        <w:t xml:space="preserve">Trazabilidad de estado de ordenes de trabajo.</w:t>
-      </w:r>
-    </w:p>
-    <w:p>
-      <w:pPr>
-        <w:jc w:val="both"/>
-        <w:rPr/>
-      </w:pPr>
-      <w:r>
-        <w:rPr>
-          <w:rtl w:val="0"/>
-        </w:rPr>
-      </w:r>
-    </w:p>
-    <w:p>
-      <w:pPr>
-        <w:jc w:val="both"/>
-        <w:rPr>
-          <w:b w:val="1"/>
-          <w:bCs w:val="1"/>
-        </w:rPr>
-      </w:pPr>
-      <w:r>
-        <w:rPr>
-          <w:b w:val="1"/>
-          <w:bCs w:val="1"/>
-          <w:rtl w:val="0"/>
-        </w:rPr>
-        <w:t xml:space="preserve">Servidor BD: Módulo donde viven y persisten todos los datos del CRM.</w:t>
-      </w:r>
-    </w:p>
-    <w:p>
-      <w:pPr>
-        <w:jc w:val="both"/>
-        <w:rPr>
-          <w:b w:val="1"/>
-          <w:bCs w:val="1"/>
-        </w:rPr>
-      </w:pPr>
-      <w:r>
-        <w:rPr>
-          <w:rtl w:val="0"/>
-        </w:rPr>
-      </w:r>
-    </w:p>
-    <w:p>
-      <w:pPr>
-        <w:numPr>
-          <w:ilvl w:val="0"/>
-          <w:numId w:val="5"/>
-        </w:numPr>
-        <w:ind w:left="720" w:hanging="360"/>
-        <w:jc w:val="both"/>
-        <w:rPr>
-          <w:u w:val="none"/>
-        </w:rPr>
-      </w:pPr>
-      <w:r>
-        <w:rPr>
-          <w:rtl w:val="0"/>
-        </w:rPr>
-        <w:t xml:space="preserve">Firebase Storage: Servicio de almacenamiento de archivos que guarda documentos binarios como imágenes, contratos y adjuntos que no se almacenan en la base de datos transaccional.</w:t>
-      </w:r>
-    </w:p>
-    <w:p>
-      <w:pPr>
-        <w:ind w:left="720" w:firstLine="0"/>
-        <w:jc w:val="both"/>
-        <w:rPr/>
-      </w:pPr>
-      <w:r>
-        <w:rPr>
-          <w:rtl w:val="0"/>
-        </w:rPr>
-      </w:r>
-    </w:p>
-    <w:p>
-      <w:pPr>
-        <w:numPr>
-          <w:ilvl w:val="0"/>
-          <w:numId w:val="15"/>
-        </w:numPr>
-        <w:ind w:left="720" w:hanging="360"/>
-        <w:jc w:val="both"/>
-        <w:rPr>
-          <w:u w:val="none"/>
-        </w:rPr>
-      </w:pPr>
-      <w:r>
-        <w:rPr>
-          <w:rtl w:val="0"/>
-        </w:rPr>
-        <w:t xml:space="preserve">Cloud SQL (PostgreSQL): Servicio de base de datos relacional de Google Cloud que almacena datos estructurados del CRM como clientes, ventas y ordenes, mediante transacciones ACID.</w:t>
-      </w:r>
-    </w:p>
-    <w:p>
-      <w:pPr>
-        <w:numPr>
-          <w:ilvl w:val="1"/>
-          <w:numId w:val="15"/>
-        </w:numPr>
-        <w:ind w:left="1440" w:hanging="360"/>
-        <w:jc w:val="both"/>
-        <w:rPr>
-          <w:u w:val="none"/>
-        </w:rPr>
-      </w:pPr>
-      <w:r>
-        <w:rPr>
-          <w:rFonts w:ascii="Arial Unicode MS" w:cs="Arial Unicode MS" w:eastAsia="Arial Unicode MS" w:hAnsi="Arial Unicode MS"/>
-          <w:rtl w:val="0"/>
-        </w:rPr>
-        <w:t xml:space="preserve">A → atomizadas (todo o nada, no puntos medios).</w:t>
-      </w:r>
-    </w:p>
-    <w:p>
-      <w:pPr>
-        <w:numPr>
-          <w:ilvl w:val="1"/>
-          <w:numId w:val="15"/>
-        </w:numPr>
-        <w:ind w:left="1440" w:hanging="360"/>
-        <w:jc w:val="both"/>
-        <w:rPr>
-          <w:u w:val="none"/>
-        </w:rPr>
-      </w:pPr>
-      <w:r>
-        <w:rPr>
-          <w:rFonts w:ascii="Arial Unicode MS" w:cs="Arial Unicode MS" w:eastAsia="Arial Unicode MS" w:hAnsi="Arial Unicode MS"/>
-          <w:rtl w:val="0"/>
-        </w:rPr>
-        <w:t xml:space="preserve">C → consistencia (la bd pasa de un estado válido a otro estado válido).</w:t>
-      </w:r>
-    </w:p>
-    <w:p>
-      <w:pPr>
-        <w:numPr>
-          <w:ilvl w:val="1"/>
-          <w:numId w:val="15"/>
-        </w:numPr>
-        <w:ind w:left="1440" w:hanging="360"/>
-        <w:jc w:val="both"/>
-        <w:rPr>
-          <w:u w:val="none"/>
-        </w:rPr>
-      </w:pPr>
-      <w:r>
-        <w:rPr>
-          <w:rFonts w:ascii="Arial Unicode MS" w:cs="Arial Unicode MS" w:eastAsia="Arial Unicode MS" w:hAnsi="Arial Unicode MS"/>
-          <w:rtl w:val="0"/>
-        </w:rPr>
-        <w:t xml:space="preserve">I → aislamiento (Operaciones simultáneas no se interfieren entre sí).</w:t>
-      </w:r>
-    </w:p>
-    <w:p>
-      <w:pPr>
-        <w:numPr>
-          <w:ilvl w:val="1"/>
-          <w:numId w:val="15"/>
-        </w:numPr>
-        <w:ind w:left="1440" w:hanging="360"/>
-        <w:jc w:val="both"/>
-        <w:rPr>
-          <w:u w:val="none"/>
-        </w:rPr>
-      </w:pPr>
-      <w:r>
-        <w:rPr>
-          <w:rFonts w:ascii="Arial Unicode MS" w:cs="Arial Unicode MS" w:eastAsia="Arial Unicode MS" w:hAnsi="Arial Unicode MS"/>
-          <w:rtl w:val="0"/>
-        </w:rPr>
-        <w:t xml:space="preserve">D → durabilidad (Los datos no se pierden aunque el sistema falle).</w:t>
-      </w:r>
-    </w:p>
-    <w:p>
-      <w:pPr>
-        <w:ind w:left="720" w:firstLine="0"/>
-        <w:jc w:val="both"/>
-        <w:rPr/>
-      </w:pPr>
-      <w:r>
-        <w:rPr>
-          <w:rtl w:val="0"/>
-        </w:rPr>
-      </w:r>
-    </w:p>
-    <w:p>
-      <w:pPr>
-        <w:numPr>
-          <w:ilvl w:val="0"/>
-          <w:numId w:val="7"/>
-        </w:numPr>
-        <w:ind w:left="720" w:hanging="360"/>
-        <w:jc w:val="both"/>
-        <w:rPr>
-          <w:u w:val="none"/>
-        </w:rPr>
-      </w:pPr>
-      <w:r>
-        <w:rPr>
-          <w:rtl w:val="0"/>
-        </w:rPr>
-        <w:t xml:space="preserve">Conexión SSL: Protocolo de seguridad que cifra la comunicación entre dos puntos de la red para evitar que se filtren los datos.</w:t>
-      </w:r>
-    </w:p>
-    <w:p>
-      <w:pPr>
-        <w:ind w:left="720" w:firstLine="0"/>
-        <w:jc w:val="both"/>
-        <w:rPr/>
-      </w:pPr>
-      <w:r>
-        <w:rPr>
-          <w:rtl w:val="0"/>
-        </w:rPr>
-      </w:r>
-    </w:p>
-    <w:p>
-      <w:pPr>
-        <w:ind w:left="0" w:firstLine="0"/>
-        <w:jc w:val="both"/>
-        <w:rPr>
-          <w:b w:val="1"/>
-          <w:bCs w:val="1"/>
-        </w:rPr>
-      </w:pPr>
-      <w:r>
-        <w:rPr>
-          <w:b w:val="1"/>
-          <w:bCs w:val="1"/>
-          <w:rtl w:val="0"/>
-        </w:rPr>
-        <w:t xml:space="preserve">Servicios Externos: Módulo correspondiente a integraciones de terceros en el servidor.</w:t>
-      </w:r>
-    </w:p>
-    <w:p>
-      <w:pPr>
-        <w:ind w:left="0" w:firstLine="0"/>
-        <w:jc w:val="both"/>
-        <w:rPr>
-          <w:b w:val="1"/>
-          <w:bCs w:val="1"/>
-        </w:rPr>
-      </w:pPr>
-      <w:r>
-        <w:rPr>
-          <w:rtl w:val="0"/>
-        </w:rPr>
-      </w:r>
-    </w:p>
-    <w:p>
-      <w:pPr>
-        <w:numPr>
-          <w:ilvl w:val="0"/>
-          <w:numId w:val="8"/>
-        </w:numPr>
-        <w:ind w:left="720" w:hanging="360"/>
-        <w:jc w:val="both"/>
-        <w:rPr/>
-      </w:pPr>
-      <w:r>
-        <w:rPr>
-          <w:rtl w:val="0"/>
-        </w:rPr>
-        <w:t xml:space="preserve">Servicios de correos: Envío de correos en caso de cambios o novedades del sistema</w:t>
-      </w:r>
-    </w:p>
-    <w:p>
-      <w:pPr>
-        <w:numPr>
-          <w:ilvl w:val="1"/>
-          <w:numId w:val="8"/>
-        </w:numPr>
-        <w:ind w:left="1440" w:hanging="360"/>
-        <w:jc w:val="both"/>
-        <w:rPr>
-          <w:u w:val="none"/>
-        </w:rPr>
-      </w:pPr>
-      <w:r>
-        <w:rPr>
-          <w:rtl w:val="0"/>
-        </w:rPr>
-        <w:t xml:space="preserve">Mailgun/Sengrid: envío de correos en caso de cambios en el sistema ej: Actualización de orden de trabajo, solicitud de edición en ordenes de trabajo, generación de usuario nuevo en el sistema.</w:t>
-      </w:r>
-    </w:p>
-    <w:p>
-      <w:pPr>
-        <w:ind w:left="720" w:firstLine="0"/>
-        <w:jc w:val="both"/>
-        <w:rPr/>
-      </w:pPr>
-      <w:r>
-        <w:rPr>
-          <w:rtl w:val="0"/>
-        </w:rPr>
-      </w:r>
-    </w:p>
-    <w:p>
-      <w:pPr>
-        <w:numPr>
-          <w:ilvl w:val="0"/>
-          <w:numId w:val="10"/>
-        </w:numPr>
-        <w:ind w:left="720" w:hanging="360"/>
-        <w:jc w:val="both"/>
-        <w:rPr>
-          <w:u w:val="none"/>
-        </w:rPr>
-      </w:pPr>
-      <w:r>
-        <w:rPr>
-          <w:rtl w:val="0"/>
-        </w:rPr>
-        <w:t xml:space="preserve">Push Notifications: Notificaciones propias del CRM.</w:t>
-      </w:r>
-    </w:p>
-    <w:p>
-      <w:pPr>
-        <w:numPr>
-          <w:ilvl w:val="1"/>
-          <w:numId w:val="10"/>
-        </w:numPr>
-        <w:ind w:left="1440" w:hanging="360"/>
-        <w:jc w:val="both"/>
-        <w:rPr>
-          <w:u w:val="none"/>
-        </w:rPr>
-      </w:pPr>
-      <w:r>
-        <w:rPr>
-          <w:rtl w:val="0"/>
-        </w:rPr>
-        <w:t xml:space="preserve">Firebase Cloud Messaging: notificaciones en caso de acercamiento a fechas de entrega, cambios automático de estado de ordenes de trabajo, fechas de mantenimientos de los camiones.</w:t>
-      </w:r>
-    </w:p>
-    <w:p>
-      <w:pPr>
-        <w:jc w:val="both"/>
-        <w:rPr/>
-      </w:pPr>
-      <w:r>
-        <w:rPr>
-          <w:rtl w:val="0"/>
-        </w:rPr>
-      </w:r>
-    </w:p>
-    <w:p>
-      <w:pPr>
-        <w:jc w:val="both"/>
-        <w:rPr/>
-      </w:pPr>
-      <w:r>
-        <w:rPr>
-          <w:rtl w:val="0"/>
-        </w:rPr>
-      </w:r>
-    </w:p>
-    <w:p>
-      <w:pPr>
-        <w:jc w:val="both"/>
-        <w:rPr/>
-      </w:pPr>
-      <w:r>
-        <w:rPr>
-          <w:rtl w:val="0"/>
-        </w:rPr>
-      </w:r>
-    </w:p>
-    <w:p>
-      <w:pPr>
-        <w:ind w:left="1440" w:firstLine="0"/>
-        <w:jc w:val="both"/>
-        <w:rPr/>
-      </w:pPr>
-      <w:r>
-        <w:rPr>
-          <w:rtl w:val="0"/>
-        </w:rPr>
-      </w:r>
-    </w:p>
-    <w:p>
-      <w:pPr>
-        <w:ind w:left="1440" w:firstLine="0"/>
-        <w:jc w:val="both"/>
-        <w:rPr/>
-      </w:pPr>
-      <w:r>
-        <w:rPr>
-          <w:rtl w:val="0"/>
-        </w:rPr>
-      </w:r>
-    </w:p>
-    <w:p>
-      <w:pPr>
-        <w:ind w:left="1440" w:firstLine="0"/>
-        <w:jc w:val="both"/>
-        <w:rPr/>
-      </w:pPr>
-      <w:r>
-        <w:rPr>
-          <w:rtl w:val="0"/>
-        </w:rPr>
-      </w:r>
-    </w:p>
-    <w:p>
-      <w:pPr>
-        <w:ind w:left="1440" w:firstLine="0"/>
-        <w:jc w:val="both"/>
-        <w:rPr/>
-      </w:pPr>
-      <w:r>
-        <w:rPr>
-          <w:rtl w:val="0"/>
-        </w:rPr>
-      </w:r>
-    </w:p>
-    <w:p>
-      <w:pPr>
-        <w:numPr>
-          <w:ilvl w:val="0"/>
-          <w:numId w:val="9"/>
-        </w:numPr>
-        <w:ind w:left="720" w:hanging="360"/>
-        <w:jc w:val="both"/>
-        <w:rPr>
-          <w:u w:val="none"/>
-        </w:rPr>
-      </w:pPr>
-      <w:r>
-        <w:rPr>
-          <w:rtl w:val="0"/>
-        </w:rPr>
-        <w:t xml:space="preserve">Geolocalización: Localización y mapas.</w:t>
-      </w:r>
-    </w:p>
-    <w:p>
-      <w:pPr>
-        <w:numPr>
-          <w:ilvl w:val="1"/>
-          <w:numId w:val="9"/>
-        </w:numPr>
-        <w:ind w:left="1440" w:hanging="360"/>
-        <w:jc w:val="both"/>
-        <w:rPr>
-          <w:u w:val="none"/>
-        </w:rPr>
-      </w:pPr>
-      <w:r>
-        <w:rPr>
-          <w:rtl w:val="0"/>
-        </w:rPr>
-        <w:t xml:space="preserve">OpenStreetMap + </w:t>
-      </w:r>
-      <w:hyperlink r:id="rId9">
-        <w:r>
-          <w:rPr>
-            <w:color w:val="1155cc"/>
-            <w:u w:val="single"/>
-            <w:rtl w:val="0"/>
-          </w:rPr>
-          <w:t xml:space="preserve">Leaflet.js</w:t>
-        </w:r>
-      </w:hyperlink>
-      <w:r>
-        <w:rPr>
-          <w:rtl w:val="0"/>
-        </w:rPr>
-        <w:t xml:space="preserve">: Mapa equivalente gratuito sin recurrir a la API de Google Maps + Librería JavaScript que toma dichos mapas y </w:t>
-      </w:r>
-      <w:r>
-        <w:rPr>
-          <w:rtl w:val="0"/>
-        </w:rPr>
-        <w:t xml:space="preserve">lo muestra</w:t>
-      </w:r>
-      <w:r>
-        <w:rPr>
-          <w:rtl w:val="0"/>
-        </w:rPr>
-        <w:t xml:space="preserve"> al momento de visualizar, por ejemplo, una orden de trabajo.</w:t>
-      </w:r>
-    </w:p>
-    <w:p>
-      <w:pPr>
-        <w:ind w:left="720" w:firstLine="0"/>
-        <w:jc w:val="both"/>
-        <w:rPr/>
-      </w:pPr>
-      <w:r>
-        <w:rPr>
-          <w:rtl w:val="0"/>
-        </w:rPr>
-      </w:r>
-    </w:p>
-    <w:p>
-      <w:pPr>
-        <w:ind w:left="0" w:firstLine="0"/>
-        <w:jc w:val="both"/>
-        <w:rPr/>
-      </w:pPr>
-      <w:r>
-        <w:rPr>
-          <w:rtl w:val="0"/>
-        </w:rPr>
-      </w:r>
-    </w:p>
-    <w:p>
-      <w:pPr>
-        <w:ind w:left="0" w:firstLine="0"/>
-        <w:jc w:val="both"/>
-        <w:rPr>
-          <w:b w:val="1"/>
-          <w:bCs w:val="1"/>
-        </w:rPr>
-      </w:pPr>
-      <w:r>
-        <w:rPr>
-          <w:b w:val="1"/>
-          <w:bCs w:val="1"/>
-          <w:rtl w:val="0"/>
-        </w:rPr>
-        <w:t xml:space="preserve">¿Cómo funciona el diagrama?</w:t>
-      </w:r>
-    </w:p>
-    <w:p>
-      <w:pPr>
-        <w:ind w:left="0" w:firstLine="0"/>
-        <w:jc w:val="both"/>
-        <w:rPr>
-          <w:b w:val="1"/>
-          <w:bCs w:val="1"/>
-        </w:rPr>
-      </w:pPr>
-      <w:r>
-        <w:rPr>
-          <w:rtl w:val="0"/>
-        </w:rPr>
-      </w:r>
-    </w:p>
-    <w:p>
-      <w:pPr>
-        <w:ind w:left="0" w:firstLine="0"/>
-        <w:jc w:val="both"/>
-        <w:rPr/>
-      </w:pPr>
-      <w:r>
-        <w:rPr>
-          <w:rtl w:val="0"/>
-        </w:rPr>
-        <w:t xml:space="preserve">El usuario (jefe, administrador, operador) accede al sistema web desde el pc - movil desarrollada con React + vite + TailwindCSS. Luego se genera una solicitud cifrada bajo protocolo HTTPS en formato JSON que intercepta el Middleware, que utilizando la herramienta Firebase Auth + cifrado https valida las credenciales del actor (si posee identidad dentro del sistema) generando un JWT Token, que funciona como una credencial interna adjunta a cada solicitud del actor para validar rol y autenticidad. El middleware se conecta con el servidor Web, que es el núcleo del CRM. Aqui se encuentra el servidor HTTPS que recibe las solicitudes del actor de forma cifrada y expone los endpoints de las API REST para que los controladores los puedan procesar, dentro de los controladores, que funcionan como el intermediario entre las vistas y módulos encontramos la lógica de autenticación de usuario, que gestiona todo lo que tiene que ver con login, además de encontrar la lógica de cada una de las acciones que se pueden llevar a cabo dentro del CRM por parte del actor.</w:t>
-      </w:r>
-    </w:p>
-    <w:p>
-      <w:pPr>
-        <w:ind w:left="0" w:firstLine="0"/>
-        <w:jc w:val="both"/>
-        <w:rPr/>
-      </w:pPr>
-      <w:r>
-        <w:rPr>
-          <w:rtl w:val="0"/>
-        </w:rPr>
-      </w:r>
-    </w:p>
-    <w:p>
-      <w:pPr>
-        <w:ind w:left="0" w:firstLine="0"/>
-        <w:jc w:val="both"/>
-        <w:rPr/>
-      </w:pPr>
-      <w:r>
-        <w:rPr>
-          <w:rtl w:val="0"/>
-        </w:rPr>
-        <w:t xml:space="preserve">La plataforma web cuenta con un enrutador (React Router) que gestiona la navegación entre vistas según la URL activa sin recargar la página, propio de la arquitectura SPA, además de poseer conexión con Reportes y Auditoría, que almacena cualquier cambio importante hecho en el sistema. Mediante una conexión SSL, es decir, una conexión cifrada para evitar que los datos se filtren, el componente que gestiona la conexión entre el servidor web y la base de datos llama al módulo de servidor BD, que es donde viven y persisten los datos del sistema. Aca se utilizan dos servicios de base de datos. Cloud SQL que a través de postgre almacena datos estructurados del CRM, gestionando consistencia mediante transacciones ACID, además de Firebase Storage, que es un servicio de almacenamiento para documentos binarios, tales como imágenes, contratos y adjuntos que no se almacenan en la base de datos transaccional.</w:t>
-      </w:r>
-    </w:p>
-    <w:p>
-      <w:pPr>
-        <w:ind w:left="0" w:firstLine="0"/>
-        <w:jc w:val="both"/>
-        <w:rPr/>
-      </w:pPr>
-      <w:r>
-        <w:rPr>
-          <w:rtl w:val="0"/>
-        </w:rPr>
-      </w:r>
-    </w:p>
-    <w:p>
-      <w:pPr>
-        <w:ind w:left="0" w:firstLine="0"/>
-        <w:jc w:val="both"/>
-        <w:rPr>
-          <w:b w:val="1"/>
-          <w:bCs w:val="1"/>
-        </w:rPr>
-      </w:pPr>
-      <w:r>
-        <w:rPr>
-          <w:rtl w:val="0"/>
-        </w:rPr>
-        <w:t xml:space="preserve">Por otra parte, los controladores del Servidor WEB invocan servicios externos como notificaciones push, correo electrónico y mapas, utilizando APIs de terceros como Firebase Cloud Messaging, Mailgun/Sendgrid y OpenStreetMap + Leaflet.js para ejecutar acciones y mostrar información al usuario.</w:t>
-      </w:r>
-      <w:r>
-        <w:rPr>
-          <w:rtl w:val="0"/>
-        </w:rPr>
-      </w:r>
-    </w:p>
-    <w:p>
-      <w:pPr>
-        <w:jc w:val="both"/>
-        <w:rPr>
-          <w:b w:val="1"/>
-          <w:bCs w:val="1"/>
-        </w:rPr>
-      </w:pPr>
-      <w:r>
-        <w:rPr>
-          <w:rtl w:val="0"/>
-        </w:rPr>
-      </w:r>
-    </w:p>
-    <w:p>
-      <w:pPr>
-        <w:ind w:left="720" w:firstLine="0"/>
-        <w:jc w:val="both"/>
-        <w:rPr/>
-      </w:pPr>
-      <w:r>
-        <w:rPr>
-          <w:rtl w:val="0"/>
-        </w:rPr>
-      </w:r>
-    </w:p>
-    <w:p>
-      <w:pPr>
-        <w:jc w:val="both"/>
-        <w:rPr/>
-      </w:pPr>
-      <w:r>
-        <w:rPr>
-          <w:rtl w:val="0"/>
-        </w:rPr>
-        <w:t xml:space="preserve">Diagrama de despliegue: Nodos físicos o virtuales donde se ejecutan las tecnologías del sistema y cómo se comunican entre sí a través de la red.</w:t>
-      </w:r>
+        <w:t xml:space="preserve">: alternativa gratuita a Google </w:t>
+      </w:r>
+      <w:proofErr w:type="spellStart"/>
+      <w:r>
+        <w:t>Maps</w:t>
+      </w:r>
+      <w:proofErr w:type="spellEnd"/>
+      <w:r>
+        <w:t xml:space="preserve"> para mostrar mapas dentro del sistema, por ejemplo, al visualizar una orden de trabajo.</w:t>
+      </w:r>
+    </w:p>
+    <w:p>
+      <w:pPr>
+        <w:ind w:left="720"/>
+        <w:jc w:val="both"/>
+      </w:pPr>
+    </w:p>
+    <w:p>
+      <w:pPr>
+        <w:jc w:val="both"/>
+      </w:pPr>
+    </w:p>
+    <w:p>
+      <w:pPr>
+        <w:jc w:val="both"/>
+        <w:rPr>
+          <w:kern w:val="2"/>
+          <w:lang w:val="es-CL"/>
+          <w14:ligatures w14:val="standardContextual"/>
+        </w:rPr>
+      </w:pPr>
+      <w:r>
+        <w:rPr>
+          <w:b/>
+          <w:bCs/>
+        </w:rPr>
+        <w:t>¿Cómo funciona el diagrama?</w:t>
+      </w:r>
+    </w:p>
+    <w:p>
+      <w:pPr>
+        <w:jc w:val="both"/>
+        <w:rPr>
+          <w:b/>
+          <w:bCs/>
+        </w:rPr>
+      </w:pPr>
+    </w:p>
+    <w:p>
+      <w:pPr>
+        <w:jc w:val="both"/>
+        <w:rPr>
+          <w:kern w:val="2"/>
+          <w:lang w:val="es-CL"/>
+          <w14:ligatures w14:val="standardContextual"/>
+        </w:rPr>
+      </w:pPr>
+      <w:r>
+        <w:t xml:space="preserve">El usuario (jefe, administrador u operador) accede al sistema web desde un PC o dispositivo móvil mediante una interfaz desarrollada con </w:t>
+      </w:r>
+      <w:proofErr w:type="spellStart"/>
+      <w:r>
+        <w:t>React</w:t>
+      </w:r>
+      <w:proofErr w:type="spellEnd"/>
+      <w:r>
+        <w:t xml:space="preserve">, Vite y </w:t>
+      </w:r>
+      <w:proofErr w:type="spellStart"/>
+      <w:r>
+        <w:t>Tailwind</w:t>
+      </w:r>
+      <w:proofErr w:type="spellEnd"/>
+      <w:r>
+        <w:t xml:space="preserve"> CSS. A partir de esa interacción, se genera una solicitud HTTPS en formato JSON, que es interceptada por el middleware. Este componente utiliza </w:t>
+      </w:r>
+      <w:proofErr w:type="spellStart"/>
+      <w:r>
+        <w:t>Firebase</w:t>
+      </w:r>
+      <w:proofErr w:type="spellEnd"/>
+      <w:r>
+        <w:t xml:space="preserve"> Auth para validar la identidad del usuario y, una vez verificada, genera un token JWT. Dicho token acompaña cada solicitud posterior y permite validar el rol y la autenticidad del usuario sin que deba volver a ingresar sus credenciales. Luego, el middleware se comunica con </w:t>
+      </w:r>
+      <w:proofErr w:type="spellStart"/>
+      <w:r>
+        <w:t>AuthController</w:t>
+      </w:r>
+      <w:proofErr w:type="spellEnd"/>
+      <w:r>
+        <w:t xml:space="preserve">, que, mediante </w:t>
+      </w:r>
+      <w:proofErr w:type="spellStart"/>
+      <w:r>
+        <w:t>Firebase</w:t>
+      </w:r>
+      <w:proofErr w:type="spellEnd"/>
+      <w:r>
+        <w:t xml:space="preserve"> </w:t>
+      </w:r>
+      <w:proofErr w:type="spellStart"/>
+      <w:r>
+        <w:t>Admin</w:t>
+      </w:r>
+      <w:proofErr w:type="spellEnd"/>
+      <w:r>
+        <w:t xml:space="preserve"> SDK, valida el ID Token antes de dar paso a la lógica del negocio.</w:t>
+      </w:r>
+    </w:p>
+    <w:p>
+      <w:pPr>
+        <w:jc w:val="both"/>
+      </w:pPr>
+    </w:p>
+    <w:p>
+      <w:pPr>
+        <w:jc w:val="both"/>
+        <w:rPr>
+          <w:kern w:val="2"/>
+          <w:lang w:val="es-CL"/>
+          <w14:ligatures w14:val="standardContextual"/>
+        </w:rPr>
+      </w:pPr>
+      <w:r>
+        <w:t xml:space="preserve">Una vez autenticado, el usuario puede ejecutar acciones dentro del sistema. Estas son procesadas por los controladores, que actúan como puente entre las solicitudes HTTPS recibidas por el servidor y la lógica del negocio, representada por servicios como </w:t>
+      </w:r>
+      <w:proofErr w:type="spellStart"/>
+      <w:r>
+        <w:t>ClientService</w:t>
+      </w:r>
+      <w:proofErr w:type="spellEnd"/>
+      <w:r>
+        <w:t xml:space="preserve"> y </w:t>
+      </w:r>
+      <w:proofErr w:type="spellStart"/>
+      <w:r>
+        <w:t>OrderService</w:t>
+      </w:r>
+      <w:proofErr w:type="spellEnd"/>
+      <w:r>
+        <w:t>.</w:t>
+      </w:r>
+    </w:p>
+    <w:p>
+      <w:pPr>
+        <w:jc w:val="both"/>
+      </w:pPr>
+    </w:p>
+    <w:p>
+      <w:pPr>
+        <w:jc w:val="both"/>
+        <w:rPr>
+          <w:kern w:val="2"/>
+          <w:lang w:val="es-CL"/>
+          <w14:ligatures w14:val="standardContextual"/>
+        </w:rPr>
+      </w:pPr>
+      <w:r>
+        <w:t>Además, el módulo de gestión y control de servicios incorpora un enrutador (</w:t>
+      </w:r>
+      <w:proofErr w:type="spellStart"/>
+      <w:r>
+        <w:t>React</w:t>
+      </w:r>
+      <w:proofErr w:type="spellEnd"/>
+      <w:r>
+        <w:t xml:space="preserve"> </w:t>
+      </w:r>
+      <w:proofErr w:type="spellStart"/>
+      <w:r>
+        <w:t>Router</w:t>
+      </w:r>
+      <w:proofErr w:type="spellEnd"/>
+      <w:r>
+        <w:t>) que administra la navegación entre vistas según la URL activa, sin recargar la página, como en una arquitectura SPA. Este módulo también se integra con el componente de registro y auditoría, que almacena los cambios relevantes del sistema mediante una conexión cifrada.</w:t>
+      </w:r>
+    </w:p>
+    <w:p>
+      <w:pPr>
+        <w:jc w:val="both"/>
+      </w:pPr>
+    </w:p>
+    <w:p>
+      <w:pPr>
+        <w:jc w:val="both"/>
+        <w:rPr>
+          <w:kern w:val="2"/>
+          <w:lang w:val="es-CL"/>
+          <w14:ligatures w14:val="standardContextual"/>
+        </w:rPr>
+      </w:pPr>
+      <w:r>
+        <w:t xml:space="preserve">El módulo de lógica del negocio, que contiene los servicios principales del sistema, mantiene una conexión segura con la base de datos. Para ello se emplean dos servicios: Cloud SQL con PostgreSQL, que almacena los datos estructurados del CRM mediante transacciones </w:t>
+      </w:r>
+      <w:r>
+        <w:lastRenderedPageBreak/>
+        <w:t xml:space="preserve">ACID, y </w:t>
+      </w:r>
+      <w:proofErr w:type="spellStart"/>
+      <w:r>
+        <w:t>Firebase</w:t>
+      </w:r>
+      <w:proofErr w:type="spellEnd"/>
+      <w:r>
+        <w:t xml:space="preserve"> Storage, que resguarda archivos binarios como imágenes, contratos y otros adjuntos.</w:t>
+      </w:r>
+    </w:p>
+    <w:p>
+      <w:pPr>
+        <w:jc w:val="both"/>
+      </w:pPr>
+    </w:p>
+    <w:p>
+      <w:pPr>
+        <w:jc w:val="both"/>
+        <w:rPr>
+          <w:kern w:val="2"/>
+          <w:lang w:val="es-CL"/>
+          <w14:ligatures w14:val="standardContextual"/>
+        </w:rPr>
+      </w:pPr>
+      <w:r>
+        <w:t xml:space="preserve">Por último, los controladores del servidor web invocan servicios externos, como notificaciones </w:t>
+      </w:r>
+      <w:proofErr w:type="spellStart"/>
+      <w:r>
+        <w:t>push</w:t>
+      </w:r>
+      <w:proofErr w:type="spellEnd"/>
+      <w:r>
+        <w:t xml:space="preserve">, correo electrónico y mapas, a través de integraciones con </w:t>
+      </w:r>
+      <w:proofErr w:type="spellStart"/>
+      <w:r>
+        <w:t>Firebase</w:t>
+      </w:r>
+      <w:proofErr w:type="spellEnd"/>
+      <w:r>
+        <w:t xml:space="preserve"> Cloud </w:t>
+      </w:r>
+      <w:proofErr w:type="spellStart"/>
+      <w:r>
+        <w:t>Messaging</w:t>
+      </w:r>
+      <w:proofErr w:type="spellEnd"/>
+      <w:r>
+        <w:t xml:space="preserve">, </w:t>
+      </w:r>
+      <w:proofErr w:type="spellStart"/>
+      <w:r>
+        <w:t>Mailgun</w:t>
+      </w:r>
+      <w:proofErr w:type="spellEnd"/>
+      <w:r>
+        <w:t>/</w:t>
+      </w:r>
+      <w:proofErr w:type="spellStart"/>
+      <w:r>
+        <w:t>SendGrid</w:t>
+      </w:r>
+      <w:proofErr w:type="spellEnd"/>
+      <w:r>
+        <w:t xml:space="preserve"> y </w:t>
+      </w:r>
+      <w:proofErr w:type="spellStart"/>
+      <w:r>
+        <w:t>OpenStreetMap</w:t>
+      </w:r>
+      <w:proofErr w:type="spellEnd"/>
+      <w:r>
+        <w:t xml:space="preserve"> + Leaflet.js, para ejecutar acciones y mostrar información útil al usuario.</w:t>
+      </w:r>
+    </w:p>
+    <w:p>
+      <w:pPr>
+        <w:jc w:val="both"/>
+        <w:rPr>
+          <w:b/>
+          <w:bCs/>
+        </w:rPr>
+      </w:pPr>
+    </w:p>
+    <w:p>
+      <w:pPr>
+        <w:ind w:left="720"/>
+        <w:jc w:val="both"/>
+      </w:pPr>
+    </w:p>
+    <w:p>
+      <w:pPr>
+        <w:jc w:val="both"/>
+      </w:pPr>
     </w:p>
     <w:sectPr>
-      <w:pgSz w:h="16834" w:w="11909" w:orient="portrait"/>
-      <w:pgMar w:bottom="1440" w:top="1440" w:left="1440" w:right="1440" w:header="720" w:footer="720"/>
+      <w:pgSz w:w="11909" w:h="16834"/>
+      <w:pgMar w:top="1440" w:right="1440" w:bottom="1440" w:left="1440" w:header="720" w:footer="720" w:gutter="0"/>
       <w:pgNumType w:start="1"/>
+      <w:cols w:space="720"/>
     </w:sectPr>
   </w:body>
 </w:document>
 </file>
 
 <file path=word/numbering.xml><?xml version="1.0" encoding="utf-8"?>
-<w:numbering xmlns:mc="http://schemas.openxmlformats.org/markup-compatibility/2006" xmlns:o="urn:schemas-microsoft-com:office:office" xmlns:r="http://schemas.openxmlformats.org/officeDocument/2006/relationships" xmlns:m="http://schemas.openxmlformats.org/officeDocument/2006/math" xmlns:v="urn:schemas-microsoft-com:vml" xmlns:wp="http://schemas.openxmlformats.org/drawingml/2006/wordprocessingDrawing" xmlns:w10="urn:schemas-microsoft-com:office:word" xmlns:w="http://schemas.openxmlformats.org/wordprocessingml/2006/main" xmlns:wne="http://schemas.microsoft.com/office/word/2006/wordml" xmlns:sl="http://schemas.openxmlformats.org/schemaLibrary/2006/main" xmlns:a="http://schemas.openxmlformats.org/drawingml/2006/main" xmlns:pic="http://schemas.openxmlformats.org/drawingml/2006/picture" xmlns:c="http://schemas.openxmlformats.org/drawingml/2006/chart" xmlns:lc="http://schemas.openxmlformats.org/drawingml/2006/lockedCanvas" xmlns:dgm="http://schemas.openxmlformats.org/drawingml/2006/diagram" xmlns:wps="http://schemas.microsoft.com/office/word/2010/wordprocessingShape" xmlns:wpg="http://schemas.microsoft.com/office/word/2010/wordprocessingGroup" xmlns:w14="http://schemas.microsoft.com/office/word/2010/wordml" xmlns:w15="http://schemas.microsoft.com/office/word/2012/wordml" xmlns:w16="http://schemas.microsoft.com/office/word/2018/wordml" xmlns:w16cex="http://schemas.microsoft.com/office/word/2018/wordml/cex" xmlns:w16cid="http://schemas.microsoft.com/office/word/2016/wordml/cid" xmlns="http://schemas.microsoft.com/office/tasks/2019/documenttasks" xmlns:cr="http://schemas.microsoft.com/office/comments/2020/reactions">
-  <w:abstractNum w:abstractNumId="1">
+<w:numbering xmlns:wpc="http://schemas.microsoft.com/office/word/2010/wordprocessingCanvas" xmlns:cx="http://schemas.microsoft.com/office/drawing/2014/chartex" xmlns:cx1="http://schemas.microsoft.com/office/drawing/2015/9/8/chartex" xmlns:cx2="http://schemas.microsoft.com/office/drawing/2015/10/21/chartex" xmlns:cx3="http://schemas.microsoft.com/office/drawing/2016/5/9/chartex" xmlns:cx4="http://schemas.microsoft.com/office/drawing/2016/5/10/chartex" xmlns:cx5="http://schemas.microsoft.com/office/drawing/2016/5/11/chartex" xmlns:cx6="http://schemas.microsoft.com/office/drawing/2016/5/12/chartex" xmlns:cx7="http://schemas.microsoft.com/office/drawing/2016/5/13/chartex" xmlns:cx8="http://schemas.microsoft.com/office/drawing/2016/5/14/chartex" xmlns:mc="http://schemas.openxmlformats.org/markup-compatibility/2006" xmlns:aink="http://schemas.microsoft.com/office/drawing/2016/ink" xmlns:am3d="http://schemas.microsoft.com/office/drawing/2017/model3d" xmlns:o="urn:schemas-microsoft-com:office:office" xmlns:oel="http://schemas.microsoft.com/office/2019/extlst" xmlns:r="http://schemas.openxmlformats.org/officeDocument/2006/relationships" xmlns:m="http://schemas.openxmlformats.org/officeDocument/2006/math" xmlns:v="urn:schemas-microsoft-com:vml" xmlns:wp14="http://schemas.microsoft.com/office/word/2010/wordprocessingDrawing" xmlns:wp="http://schemas.openxmlformats.org/drawingml/2006/wordprocessingDrawing" xmlns:w10="urn:schemas-microsoft-com:office:word" xmlns:w="http://schemas.openxmlformats.org/wordprocessingml/2006/main" xmlns:w14="http://schemas.microsoft.com/office/word/2010/wordml" xmlns:w15="http://schemas.microsoft.com/office/word/2012/wordml" xmlns:w16cex="http://schemas.microsoft.com/office/word/2018/wordml/cex" xmlns:w16cid="http://schemas.microsoft.com/office/word/2016/wordml/cid" xmlns:w16="http://schemas.microsoft.com/office/word/2018/wordml" xmlns:w16du="http://schemas.microsoft.com/office/word/2023/wordml/word16du" xmlns:w16sdtdh="http://schemas.microsoft.com/office/word/2020/wordml/sdtdatahash" xmlns:w16sdtfl="http://schemas.microsoft.com/office/word/2024/wordml/sdtformatlock" xmlns:w16se="http://schemas.microsoft.com/office/word/2015/wordml/symex" xmlns:wpg="http://schemas.microsoft.com/office/word/2010/wordprocessingGroup" xmlns:wpi="http://schemas.microsoft.com/office/word/2010/wordprocessingInk" xmlns:wne="http://schemas.microsoft.com/office/word/2006/wordml" xmlns:wps="http://schemas.microsoft.com/office/word/2010/wordprocessingShape" mc:Ignorable="w14 w15 w16se w16cid w16 w16cex w16sdtdh w16sdtfl w16du wp14">
+  <w:abstractNum w:abstractNumId="0" w15:restartNumberingAfterBreak="0">
+    <w:nsid w:val="01BE0804"/>
+    <w:multiLevelType w:val="multilevel"/>
+    <w:tmpl w:val="66A68954"/>
     <w:lvl w:ilvl="0">
       <w:start w:val="1"/>
       <w:numFmt w:val="bullet"/>
@@ -1942,7 +2142,10 @@
       </w:rPr>
     </w:lvl>
   </w:abstractNum>
-  <w:abstractNum w:abstractNumId="2">
+  <w:abstractNum w:abstractNumId="1" w15:restartNumberingAfterBreak="0">
+    <w:nsid w:val="045A1137"/>
+    <w:multiLevelType w:val="multilevel"/>
+    <w:tmpl w:val="41327978"/>
     <w:lvl w:ilvl="0">
       <w:start w:val="1"/>
       <w:numFmt w:val="bullet"/>
@@ -2052,7 +2255,10 @@
       </w:rPr>
     </w:lvl>
   </w:abstractNum>
-  <w:abstractNum w:abstractNumId="3">
+  <w:abstractNum w:abstractNumId="2" w15:restartNumberingAfterBreak="0">
+    <w:nsid w:val="04D91CBC"/>
+    <w:multiLevelType w:val="multilevel"/>
+    <w:tmpl w:val="2A5C7058"/>
     <w:lvl w:ilvl="0">
       <w:start w:val="1"/>
       <w:numFmt w:val="bullet"/>
@@ -2162,7 +2368,10 @@
       </w:rPr>
     </w:lvl>
   </w:abstractNum>
-  <w:abstractNum w:abstractNumId="4">
+  <w:abstractNum w:abstractNumId="3" w15:restartNumberingAfterBreak="0">
+    <w:nsid w:val="082403DC"/>
+    <w:multiLevelType w:val="multilevel"/>
+    <w:tmpl w:val="9B801FF4"/>
     <w:lvl w:ilvl="0">
       <w:start w:val="1"/>
       <w:numFmt w:val="bullet"/>
@@ -2272,7 +2481,10 @@
       </w:rPr>
     </w:lvl>
   </w:abstractNum>
-  <w:abstractNum w:abstractNumId="5">
+  <w:abstractNum w:abstractNumId="4" w15:restartNumberingAfterBreak="0">
+    <w:nsid w:val="0FD922D3"/>
+    <w:multiLevelType w:val="multilevel"/>
+    <w:tmpl w:val="6526D732"/>
     <w:lvl w:ilvl="0">
       <w:start w:val="1"/>
       <w:numFmt w:val="bullet"/>
@@ -2382,7 +2594,10 @@
       </w:rPr>
     </w:lvl>
   </w:abstractNum>
-  <w:abstractNum w:abstractNumId="6">
+  <w:abstractNum w:abstractNumId="5" w15:restartNumberingAfterBreak="0">
+    <w:nsid w:val="1157702B"/>
+    <w:multiLevelType w:val="multilevel"/>
+    <w:tmpl w:val="C57837C2"/>
     <w:lvl w:ilvl="0">
       <w:start w:val="1"/>
       <w:numFmt w:val="bullet"/>
@@ -2492,7 +2707,10 @@
       </w:rPr>
     </w:lvl>
   </w:abstractNum>
-  <w:abstractNum w:abstractNumId="7">
+  <w:abstractNum w:abstractNumId="6" w15:restartNumberingAfterBreak="0">
+    <w:nsid w:val="1F0D7F93"/>
+    <w:multiLevelType w:val="multilevel"/>
+    <w:tmpl w:val="FD684BC4"/>
     <w:lvl w:ilvl="0">
       <w:start w:val="1"/>
       <w:numFmt w:val="bullet"/>
@@ -2602,7 +2820,10 @@
       </w:rPr>
     </w:lvl>
   </w:abstractNum>
-  <w:abstractNum w:abstractNumId="8">
+  <w:abstractNum w:abstractNumId="7" w15:restartNumberingAfterBreak="0">
+    <w:nsid w:val="25420612"/>
+    <w:multiLevelType w:val="multilevel"/>
+    <w:tmpl w:val="1D70C7E4"/>
     <w:lvl w:ilvl="0">
       <w:start w:val="1"/>
       <w:numFmt w:val="bullet"/>
@@ -2712,7 +2933,10 @@
       </w:rPr>
     </w:lvl>
   </w:abstractNum>
-  <w:abstractNum w:abstractNumId="9">
+  <w:abstractNum w:abstractNumId="8" w15:restartNumberingAfterBreak="0">
+    <w:nsid w:val="28E16AEA"/>
+    <w:multiLevelType w:val="multilevel"/>
+    <w:tmpl w:val="E856D83C"/>
     <w:lvl w:ilvl="0">
       <w:start w:val="1"/>
       <w:numFmt w:val="bullet"/>
@@ -2822,7 +3046,10 @@
       </w:rPr>
     </w:lvl>
   </w:abstractNum>
-  <w:abstractNum w:abstractNumId="10">
+  <w:abstractNum w:abstractNumId="9" w15:restartNumberingAfterBreak="0">
+    <w:nsid w:val="43722654"/>
+    <w:multiLevelType w:val="multilevel"/>
+    <w:tmpl w:val="29947E1A"/>
     <w:lvl w:ilvl="0">
       <w:start w:val="1"/>
       <w:numFmt w:val="bullet"/>
@@ -2932,7 +3159,10 @@
       </w:rPr>
     </w:lvl>
   </w:abstractNum>
-  <w:abstractNum w:abstractNumId="11">
+  <w:abstractNum w:abstractNumId="10" w15:restartNumberingAfterBreak="0">
+    <w:nsid w:val="46782795"/>
+    <w:multiLevelType w:val="multilevel"/>
+    <w:tmpl w:val="64523BFA"/>
     <w:lvl w:ilvl="0">
       <w:start w:val="1"/>
       <w:numFmt w:val="bullet"/>
@@ -3042,7 +3272,10 @@
       </w:rPr>
     </w:lvl>
   </w:abstractNum>
-  <w:abstractNum w:abstractNumId="12">
+  <w:abstractNum w:abstractNumId="11" w15:restartNumberingAfterBreak="0">
+    <w:nsid w:val="512B2532"/>
+    <w:multiLevelType w:val="multilevel"/>
+    <w:tmpl w:val="7362FE2A"/>
     <w:lvl w:ilvl="0">
       <w:start w:val="1"/>
       <w:numFmt w:val="bullet"/>
@@ -3152,7 +3385,10 @@
       </w:rPr>
     </w:lvl>
   </w:abstractNum>
-  <w:abstractNum w:abstractNumId="13">
+  <w:abstractNum w:abstractNumId="12" w15:restartNumberingAfterBreak="0">
+    <w:nsid w:val="5A717B91"/>
+    <w:multiLevelType w:val="multilevel"/>
+    <w:tmpl w:val="8ADCAC86"/>
     <w:lvl w:ilvl="0">
       <w:start w:val="1"/>
       <w:numFmt w:val="bullet"/>
@@ -3262,7 +3498,10 @@
       </w:rPr>
     </w:lvl>
   </w:abstractNum>
-  <w:abstractNum w:abstractNumId="14">
+  <w:abstractNum w:abstractNumId="13" w15:restartNumberingAfterBreak="0">
+    <w:nsid w:val="70897ACF"/>
+    <w:multiLevelType w:val="multilevel"/>
+    <w:tmpl w:val="611002E0"/>
     <w:lvl w:ilvl="0">
       <w:start w:val="1"/>
       <w:numFmt w:val="bullet"/>
@@ -3372,7 +3611,10 @@
       </w:rPr>
     </w:lvl>
   </w:abstractNum>
-  <w:abstractNum w:abstractNumId="15">
+  <w:abstractNum w:abstractNumId="14" w15:restartNumberingAfterBreak="0">
+    <w:nsid w:val="72852B95"/>
+    <w:multiLevelType w:val="multilevel"/>
+    <w:tmpl w:val="49965600"/>
     <w:lvl w:ilvl="0">
       <w:start w:val="1"/>
       <w:numFmt w:val="bullet"/>
@@ -3482,7 +3724,10 @@
       </w:rPr>
     </w:lvl>
   </w:abstractNum>
-  <w:abstractNum w:abstractNumId="16">
+  <w:abstractNum w:abstractNumId="15" w15:restartNumberingAfterBreak="0">
+    <w:nsid w:val="76A14744"/>
+    <w:multiLevelType w:val="multilevel"/>
+    <w:tmpl w:val="A2866FEE"/>
     <w:lvl w:ilvl="0">
       <w:start w:val="1"/>
       <w:numFmt w:val="bullet"/>
@@ -3592,7 +3837,10 @@
       </w:rPr>
     </w:lvl>
   </w:abstractNum>
-  <w:abstractNum w:abstractNumId="17">
+  <w:abstractNum w:abstractNumId="16" w15:restartNumberingAfterBreak="0">
+    <w:nsid w:val="7BC9239B"/>
+    <w:multiLevelType w:val="multilevel"/>
+    <w:tmpl w:val="54AE2B3E"/>
     <w:lvl w:ilvl="0">
       <w:start w:val="1"/>
       <w:numFmt w:val="bullet"/>
@@ -3702,69 +3950,70 @@
       </w:rPr>
     </w:lvl>
   </w:abstractNum>
-  <w:num w:numId="1">
+  <w:num w:numId="1" w16cid:durableId="1569068580">
+    <w:abstractNumId w:val="6"/>
+  </w:num>
+  <w:num w:numId="2" w16cid:durableId="1761870641">
+    <w:abstractNumId w:val="16"/>
+  </w:num>
+  <w:num w:numId="3" w16cid:durableId="1146699042">
+    <w:abstractNumId w:val="11"/>
+  </w:num>
+  <w:num w:numId="4" w16cid:durableId="550581871">
+    <w:abstractNumId w:val="13"/>
+  </w:num>
+  <w:num w:numId="5" w16cid:durableId="1816071685">
+    <w:abstractNumId w:val="14"/>
+  </w:num>
+  <w:num w:numId="6" w16cid:durableId="1144002263">
+    <w:abstractNumId w:val="2"/>
+  </w:num>
+  <w:num w:numId="7" w16cid:durableId="862547946">
+    <w:abstractNumId w:val="7"/>
+  </w:num>
+  <w:num w:numId="8" w16cid:durableId="2043938527">
+    <w:abstractNumId w:val="9"/>
+  </w:num>
+  <w:num w:numId="9" w16cid:durableId="602147682">
+    <w:abstractNumId w:val="4"/>
+  </w:num>
+  <w:num w:numId="10" w16cid:durableId="427121796">
     <w:abstractNumId w:val="1"/>
   </w:num>
-  <w:num w:numId="2">
-    <w:abstractNumId w:val="2"/>
+  <w:num w:numId="11" w16cid:durableId="2002926938">
+    <w:abstractNumId w:val="12"/>
   </w:num>
-  <w:num w:numId="3">
+  <w:num w:numId="12" w16cid:durableId="1161309590">
+    <w:abstractNumId w:val="8"/>
+  </w:num>
+  <w:num w:numId="13" w16cid:durableId="645159496">
     <w:abstractNumId w:val="3"/>
   </w:num>
-  <w:num w:numId="4">
-    <w:abstractNumId w:val="4"/>
+  <w:num w:numId="14" w16cid:durableId="1087532518">
+    <w:abstractNumId w:val="0"/>
   </w:num>
-  <w:num w:numId="5">
+  <w:num w:numId="15" w16cid:durableId="996954586">
+    <w:abstractNumId w:val="10"/>
+  </w:num>
+  <w:num w:numId="16" w16cid:durableId="1577201184">
     <w:abstractNumId w:val="5"/>
   </w:num>
-  <w:num w:numId="6">
-    <w:abstractNumId w:val="6"/>
-  </w:num>
-  <w:num w:numId="7">
-    <w:abstractNumId w:val="7"/>
-  </w:num>
-  <w:num w:numId="8">
-    <w:abstractNumId w:val="8"/>
-  </w:num>
-  <w:num w:numId="9">
-    <w:abstractNumId w:val="9"/>
-  </w:num>
-  <w:num w:numId="10">
-    <w:abstractNumId w:val="10"/>
-  </w:num>
-  <w:num w:numId="11">
-    <w:abstractNumId w:val="11"/>
-  </w:num>
-  <w:num w:numId="12">
-    <w:abstractNumId w:val="12"/>
-  </w:num>
-  <w:num w:numId="13">
-    <w:abstractNumId w:val="13"/>
-  </w:num>
-  <w:num w:numId="14">
-    <w:abstractNumId w:val="14"/>
-  </w:num>
-  <w:num w:numId="15">
+  <w:num w:numId="17" w16cid:durableId="1277444855">
     <w:abstractNumId w:val="15"/>
   </w:num>
-  <w:num w:numId="16">
-    <w:abstractNumId w:val="16"/>
-  </w:num>
-  <w:num w:numId="17">
-    <w:abstractNumId w:val="17"/>
-  </w:num>
+  <w:numIdMacAtCleanup w:val="17"/>
 </w:numbering>
 </file>
 
 <file path=word/styles.xml><?xml version="1.0" encoding="utf-8"?>
-<w:styles xmlns:mc="http://schemas.openxmlformats.org/markup-compatibility/2006" xmlns:o="urn:schemas-microsoft-com:office:office" xmlns:r="http://schemas.openxmlformats.org/officeDocument/2006/relationships" xmlns:m="http://schemas.openxmlformats.org/officeDocument/2006/math" xmlns:v="urn:schemas-microsoft-com:vml" xmlns:wp="http://schemas.openxmlformats.org/drawingml/2006/wordprocessingDrawing" xmlns:w10="urn:schemas-microsoft-com:office:word" xmlns:w="http://schemas.openxmlformats.org/wordprocessingml/2006/main" xmlns:wne="http://schemas.microsoft.com/office/word/2006/wordml" xmlns:sl="http://schemas.openxmlformats.org/schemaLibrary/2006/main" xmlns:a="http://schemas.openxmlformats.org/drawingml/2006/main" xmlns:pic="http://schemas.openxmlformats.org/drawingml/2006/picture" xmlns:c="http://schemas.openxmlformats.org/drawingml/2006/chart" xmlns:lc="http://schemas.openxmlformats.org/drawingml/2006/lockedCanvas" xmlns:dgm="http://schemas.openxmlformats.org/drawingml/2006/diagram" xmlns:wps="http://schemas.microsoft.com/office/word/2010/wordprocessingShape" xmlns:wpg="http://schemas.microsoft.com/office/word/2010/wordprocessingGroup" xmlns:w14="http://schemas.microsoft.com/office/word/2010/wordml" xmlns:w15="http://schemas.microsoft.com/office/word/2012/wordml" xmlns:w16="http://schemas.microsoft.com/office/word/2018/wordml" xmlns:w16cex="http://schemas.microsoft.com/office/word/2018/wordml/cex" xmlns:w16cid="http://schemas.microsoft.com/office/word/2016/wordml/cid" xmlns="http://schemas.microsoft.com/office/tasks/2019/documenttasks" xmlns:cr="http://schemas.microsoft.com/office/comments/2020/reactions">
+<w:styles xmlns:mc="http://schemas.openxmlformats.org/markup-compatibility/2006" xmlns:r="http://schemas.openxmlformats.org/officeDocument/2006/relationships" xmlns:w="http://schemas.openxmlformats.org/wordprocessingml/2006/main" xmlns:w14="http://schemas.microsoft.com/office/word/2010/wordml" xmlns:w15="http://schemas.microsoft.com/office/word/2012/wordml" xmlns:w16cex="http://schemas.microsoft.com/office/word/2018/wordml/cex" xmlns:w16cid="http://schemas.microsoft.com/office/word/2016/wordml/cid" xmlns:w16="http://schemas.microsoft.com/office/word/2018/wordml" xmlns:w16du="http://schemas.microsoft.com/office/word/2023/wordml/word16du" xmlns:w16sdtdh="http://schemas.microsoft.com/office/word/2020/wordml/sdtdatahash" xmlns:w16sdtfl="http://schemas.microsoft.com/office/word/2024/wordml/sdtformatlock" xmlns:w16se="http://schemas.microsoft.com/office/word/2015/wordml/symex" mc:Ignorable="w14 w15 w16se w16cid w16 w16cex w16sdtdh w16sdtfl w16du">
   <w:docDefaults>
     <w:rPrDefault>
       <w:rPr>
-        <w:rFonts w:ascii="Arial" w:cs="Arial" w:eastAsia="Arial" w:hAnsi="Arial"/>
+        <w:rFonts w:ascii="Arial" w:eastAsia="Arial" w:hAnsi="Arial" w:cs="Arial"/>
         <w:sz w:val="22"/>
         <w:szCs w:val="22"/>
-        <w:lang w:val="es_419"/>
+        <w:lang w:val="es-419" w:eastAsia="es-CL" w:bidi="ar-SA"/>
       </w:rPr>
     </w:rPrDefault>
     <w:pPrDefault>
@@ -3773,79 +4022,457 @@
       </w:pPr>
     </w:pPrDefault>
   </w:docDefaults>
-  <w:style w:type="table" w:styleId="TableNormal" w:default="1">
-    <w:name w:val="TableNormal"/>
-    <w:tblPr>
-      <w:tblCellMar>
-        <w:top w:w="100.0" w:type="dxa"/>
-        <w:left w:w="100.0" w:type="dxa"/>
-        <w:bottom w:w="100.0" w:type="dxa"/>
-        <w:right w:w="100.0" w:type="dxa"/>
-      </w:tblCellMar>
-    </w:tblPr>
+  <w:latentStyles w:defLockedState="0" w:defUIPriority="99" w:defSemiHidden="0" w:defUnhideWhenUsed="0" w:defQFormat="0" w:count="376">
+    <w:lsdException w:name="Normal" w:uiPriority="0" w:qFormat="1"/>
+    <w:lsdException w:name="heading 1" w:uiPriority="9" w:qFormat="1"/>
+    <w:lsdException w:name="heading 2" w:semiHidden="1" w:uiPriority="9" w:unhideWhenUsed="1" w:qFormat="1"/>
+    <w:lsdException w:name="heading 3" w:semiHidden="1" w:uiPriority="9" w:unhideWhenUsed="1" w:qFormat="1"/>
+    <w:lsdException w:name="heading 4" w:semiHidden="1" w:uiPriority="9" w:unhideWhenUsed="1" w:qFormat="1"/>
+    <w:lsdException w:name="heading 5" w:semiHidden="1" w:uiPriority="9" w:unhideWhenUsed="1" w:qFormat="1"/>
+    <w:lsdException w:name="heading 6" w:semiHidden="1" w:uiPriority="9" w:unhideWhenUsed="1" w:qFormat="1"/>
+    <w:lsdException w:name="heading 7" w:semiHidden="1" w:uiPriority="9" w:unhideWhenUsed="1" w:qFormat="1"/>
+    <w:lsdException w:name="heading 8" w:semiHidden="1" w:uiPriority="9" w:unhideWhenUsed="1" w:qFormat="1"/>
+    <w:lsdException w:name="heading 9" w:semiHidden="1" w:uiPriority="9" w:unhideWhenUsed="1" w:qFormat="1"/>
+    <w:lsdException w:name="index 1" w:semiHidden="1" w:unhideWhenUsed="1"/>
+    <w:lsdException w:name="index 2" w:semiHidden="1" w:unhideWhenUsed="1"/>
+    <w:lsdException w:name="index 3" w:semiHidden="1" w:unhideWhenUsed="1"/>
+    <w:lsdException w:name="index 4" w:semiHidden="1" w:unhideWhenUsed="1"/>
+    <w:lsdException w:name="index 5" w:semiHidden="1" w:unhideWhenUsed="1"/>
+    <w:lsdException w:name="index 6" w:semiHidden="1" w:unhideWhenUsed="1"/>
+    <w:lsdException w:name="index 7" w:semiHidden="1" w:unhideWhenUsed="1"/>
+    <w:lsdException w:name="index 8" w:semiHidden="1" w:unhideWhenUsed="1"/>
+    <w:lsdException w:name="index 9" w:semiHidden="1" w:unhideWhenUsed="1"/>
+    <w:lsdException w:name="toc 1" w:semiHidden="1" w:uiPriority="39" w:unhideWhenUsed="1"/>
+    <w:lsdException w:name="toc 2" w:semiHidden="1" w:uiPriority="39" w:unhideWhenUsed="1"/>
+    <w:lsdException w:name="toc 3" w:semiHidden="1" w:uiPriority="39" w:unhideWhenUsed="1"/>
+    <w:lsdException w:name="toc 4" w:semiHidden="1" w:uiPriority="39" w:unhideWhenUsed="1"/>
+    <w:lsdException w:name="toc 5" w:semiHidden="1" w:uiPriority="39" w:unhideWhenUsed="1"/>
+    <w:lsdException w:name="toc 6" w:semiHidden="1" w:uiPriority="39" w:unhideWhenUsed="1"/>
+    <w:lsdException w:name="toc 7" w:semiHidden="1" w:uiPriority="39" w:unhideWhenUsed="1"/>
+    <w:lsdException w:name="toc 8" w:semiHidden="1" w:uiPriority="39" w:unhideWhenUsed="1"/>
+    <w:lsdException w:name="toc 9" w:semiHidden="1" w:uiPriority="39" w:unhideWhenUsed="1"/>
+    <w:lsdException w:name="Normal Indent" w:semiHidden="1" w:unhideWhenUsed="1"/>
+    <w:lsdException w:name="footnote text" w:semiHidden="1" w:unhideWhenUsed="1"/>
+    <w:lsdException w:name="annotation text" w:semiHidden="1" w:unhideWhenUsed="1"/>
+    <w:lsdException w:name="header" w:semiHidden="1" w:unhideWhenUsed="1"/>
+    <w:lsdException w:name="footer" w:semiHidden="1" w:unhideWhenUsed="1"/>
+    <w:lsdException w:name="index heading" w:semiHidden="1" w:unhideWhenUsed="1"/>
+    <w:lsdException w:name="caption" w:semiHidden="1" w:uiPriority="35" w:unhideWhenUsed="1" w:qFormat="1"/>
+    <w:lsdException w:name="table of figures" w:semiHidden="1" w:unhideWhenUsed="1"/>
+    <w:lsdException w:name="envelope address" w:semiHidden="1" w:unhideWhenUsed="1"/>
+    <w:lsdException w:name="envelope return" w:semiHidden="1" w:unhideWhenUsed="1"/>
+    <w:lsdException w:name="footnote reference" w:semiHidden="1" w:unhideWhenUsed="1"/>
+    <w:lsdException w:name="annotation reference" w:semiHidden="1" w:unhideWhenUsed="1"/>
+    <w:lsdException w:name="line number" w:semiHidden="1" w:unhideWhenUsed="1"/>
+    <w:lsdException w:name="page number" w:semiHidden="1" w:unhideWhenUsed="1"/>
+    <w:lsdException w:name="endnote reference" w:semiHidden="1" w:unhideWhenUsed="1"/>
+    <w:lsdException w:name="endnote text" w:semiHidden="1" w:unhideWhenUsed="1"/>
+    <w:lsdException w:name="table of authorities" w:semiHidden="1" w:unhideWhenUsed="1"/>
+    <w:lsdException w:name="macro" w:semiHidden="1" w:unhideWhenUsed="1"/>
+    <w:lsdException w:name="toa heading" w:semiHidden="1" w:unhideWhenUsed="1"/>
+    <w:lsdException w:name="List" w:semiHidden="1" w:unhideWhenUsed="1"/>
+    <w:lsdException w:name="List Bullet" w:semiHidden="1" w:unhideWhenUsed="1"/>
+    <w:lsdException w:name="List Number" w:semiHidden="1" w:unhideWhenUsed="1"/>
+    <w:lsdException w:name="List 2" w:semiHidden="1" w:unhideWhenUsed="1"/>
+    <w:lsdException w:name="List 3" w:semiHidden="1" w:unhideWhenUsed="1"/>
+    <w:lsdException w:name="List 4" w:semiHidden="1" w:unhideWhenUsed="1"/>
+    <w:lsdException w:name="List 5" w:semiHidden="1" w:unhideWhenUsed="1"/>
+    <w:lsdException w:name="List Bullet 2" w:semiHidden="1" w:unhideWhenUsed="1"/>
+    <w:lsdException w:name="List Bullet 3" w:semiHidden="1" w:unhideWhenUsed="1"/>
+    <w:lsdException w:name="List Bullet 4" w:semiHidden="1" w:unhideWhenUsed="1"/>
+    <w:lsdException w:name="List Bullet 5" w:semiHidden="1" w:unhideWhenUsed="1"/>
+    <w:lsdException w:name="List Number 2" w:semiHidden="1" w:unhideWhenUsed="1"/>
+    <w:lsdException w:name="List Number 3" w:semiHidden="1" w:unhideWhenUsed="1"/>
+    <w:lsdException w:name="List Number 4" w:semiHidden="1" w:unhideWhenUsed="1"/>
+    <w:lsdException w:name="List Number 5" w:semiHidden="1" w:unhideWhenUsed="1"/>
+    <w:lsdException w:name="Title" w:uiPriority="10" w:qFormat="1"/>
+    <w:lsdException w:name="Closing" w:semiHidden="1" w:unhideWhenUsed="1"/>
+    <w:lsdException w:name="Signature" w:semiHidden="1" w:unhideWhenUsed="1"/>
+    <w:lsdException w:name="Default Paragraph Font" w:semiHidden="1" w:uiPriority="1" w:unhideWhenUsed="1"/>
+    <w:lsdException w:name="Body Text" w:semiHidden="1" w:unhideWhenUsed="1"/>
+    <w:lsdException w:name="Body Text Indent" w:semiHidden="1" w:unhideWhenUsed="1"/>
+    <w:lsdException w:name="List Continue" w:semiHidden="1" w:unhideWhenUsed="1"/>
+    <w:lsdException w:name="List Continue 2" w:semiHidden="1" w:unhideWhenUsed="1"/>
+    <w:lsdException w:name="List Continue 3" w:semiHidden="1" w:unhideWhenUsed="1"/>
+    <w:lsdException w:name="List Continue 4" w:semiHidden="1" w:unhideWhenUsed="1"/>
+    <w:lsdException w:name="List Continue 5" w:semiHidden="1" w:unhideWhenUsed="1"/>
+    <w:lsdException w:name="Message Header" w:semiHidden="1" w:unhideWhenUsed="1"/>
+    <w:lsdException w:name="Subtitle" w:uiPriority="11" w:qFormat="1"/>
+    <w:lsdException w:name="Salutation" w:semiHidden="1" w:unhideWhenUsed="1"/>
+    <w:lsdException w:name="Date" w:semiHidden="1" w:unhideWhenUsed="1"/>
+    <w:lsdException w:name="Body Text First Indent" w:semiHidden="1" w:unhideWhenUsed="1"/>
+    <w:lsdException w:name="Body Text First Indent 2" w:semiHidden="1" w:unhideWhenUsed="1"/>
+    <w:lsdException w:name="Note Heading" w:semiHidden="1" w:unhideWhenUsed="1"/>
+    <w:lsdException w:name="Body Text 2" w:semiHidden="1" w:unhideWhenUsed="1"/>
+    <w:lsdException w:name="Body Text 3" w:semiHidden="1" w:unhideWhenUsed="1"/>
+    <w:lsdException w:name="Body Text Indent 2" w:semiHidden="1" w:unhideWhenUsed="1"/>
+    <w:lsdException w:name="Body Text Indent 3" w:semiHidden="1" w:unhideWhenUsed="1"/>
+    <w:lsdException w:name="Block Text" w:semiHidden="1" w:unhideWhenUsed="1"/>
+    <w:lsdException w:name="Hyperlink" w:semiHidden="1" w:unhideWhenUsed="1"/>
+    <w:lsdException w:name="FollowedHyperlink" w:semiHidden="1" w:unhideWhenUsed="1"/>
+    <w:lsdException w:name="Strong" w:uiPriority="22" w:qFormat="1"/>
+    <w:lsdException w:name="Emphasis" w:uiPriority="20" w:qFormat="1"/>
+    <w:lsdException w:name="Document Map" w:semiHidden="1" w:unhideWhenUsed="1"/>
+    <w:lsdException w:name="Plain Text" w:semiHidden="1" w:unhideWhenUsed="1"/>
+    <w:lsdException w:name="E-mail Signature" w:semiHidden="1" w:unhideWhenUsed="1"/>
+    <w:lsdException w:name="HTML Top of Form" w:semiHidden="1" w:unhideWhenUsed="1"/>
+    <w:lsdException w:name="HTML Bottom of Form" w:semiHidden="1" w:unhideWhenUsed="1"/>
+    <w:lsdException w:name="Normal (Web)" w:semiHidden="1" w:unhideWhenUsed="1"/>
+    <w:lsdException w:name="HTML Acronym" w:semiHidden="1" w:unhideWhenUsed="1"/>
+    <w:lsdException w:name="HTML Address" w:semiHidden="1" w:unhideWhenUsed="1"/>
+    <w:lsdException w:name="HTML Cite" w:semiHidden="1" w:unhideWhenUsed="1"/>
+    <w:lsdException w:name="HTML Code" w:semiHidden="1" w:unhideWhenUsed="1"/>
+    <w:lsdException w:name="HTML Definition" w:semiHidden="1" w:unhideWhenUsed="1"/>
+    <w:lsdException w:name="HTML Keyboard" w:semiHidden="1" w:unhideWhenUsed="1"/>
+    <w:lsdException w:name="HTML Preformatted" w:semiHidden="1" w:unhideWhenUsed="1"/>
+    <w:lsdException w:name="HTML Sample" w:semiHidden="1" w:unhideWhenUsed="1"/>
+    <w:lsdException w:name="HTML Typewriter" w:semiHidden="1" w:unhideWhenUsed="1"/>
+    <w:lsdException w:name="HTML Variable" w:semiHidden="1" w:unhideWhenUsed="1"/>
+    <w:lsdException w:name="Normal Table" w:semiHidden="1" w:unhideWhenUsed="1"/>
+    <w:lsdException w:name="annotation subject" w:semiHidden="1" w:unhideWhenUsed="1"/>
+    <w:lsdException w:name="No List" w:semiHidden="1" w:unhideWhenUsed="1"/>
+    <w:lsdException w:name="Outline List 1" w:semiHidden="1" w:unhideWhenUsed="1"/>
+    <w:lsdException w:name="Outline List 2" w:semiHidden="1" w:unhideWhenUsed="1"/>
+    <w:lsdException w:name="Outline List 3" w:semiHidden="1" w:unhideWhenUsed="1"/>
+    <w:lsdException w:name="Table Simple 1" w:semiHidden="1" w:unhideWhenUsed="1"/>
+    <w:lsdException w:name="Table Simple 2" w:semiHidden="1" w:unhideWhenUsed="1"/>
+    <w:lsdException w:name="Table Simple 3" w:semiHidden="1" w:unhideWhenUsed="1"/>
+    <w:lsdException w:name="Table Classic 1" w:semiHidden="1" w:unhideWhenUsed="1"/>
+    <w:lsdException w:name="Table Classic 2" w:semiHidden="1" w:unhideWhenUsed="1"/>
+    <w:lsdException w:name="Table Classic 3" w:semiHidden="1" w:unhideWhenUsed="1"/>
+    <w:lsdException w:name="Table Classic 4" w:semiHidden="1" w:unhideWhenUsed="1"/>
+    <w:lsdException w:name="Table Colorful 1" w:semiHidden="1" w:unhideWhenUsed="1"/>
+    <w:lsdException w:name="Table Colorful 2" w:semiHidden="1" w:unhideWhenUsed="1"/>
+    <w:lsdException w:name="Table Colorful 3" w:semiHidden="1" w:unhideWhenUsed="1"/>
+    <w:lsdException w:name="Table Columns 1" w:semiHidden="1" w:unhideWhenUsed="1"/>
+    <w:lsdException w:name="Table Columns 2" w:semiHidden="1" w:unhideWhenUsed="1"/>
+    <w:lsdException w:name="Table Columns 3" w:semiHidden="1" w:unhideWhenUsed="1"/>
+    <w:lsdException w:name="Table Columns 4" w:semiHidden="1" w:unhideWhenUsed="1"/>
+    <w:lsdException w:name="Table Columns 5" w:semiHidden="1" w:unhideWhenUsed="1"/>
+    <w:lsdException w:name="Table Grid 1" w:semiHidden="1" w:unhideWhenUsed="1"/>
+    <w:lsdException w:name="Table Grid 2" w:semiHidden="1" w:unhideWhenUsed="1"/>
+    <w:lsdException w:name="Table Grid 3" w:semiHidden="1" w:unhideWhenUsed="1"/>
+    <w:lsdException w:name="Table Grid 4" w:semiHidden="1" w:unhideWhenUsed="1"/>
+    <w:lsdException w:name="Table Grid 5" w:semiHidden="1" w:unhideWhenUsed="1"/>
+    <w:lsdException w:name="Table Grid 6" w:semiHidden="1" w:unhideWhenUsed="1"/>
+    <w:lsdException w:name="Table Grid 7" w:semiHidden="1" w:unhideWhenUsed="1"/>
+    <w:lsdException w:name="Table Grid 8" w:semiHidden="1" w:unhideWhenUsed="1"/>
+    <w:lsdException w:name="Table List 1" w:semiHidden="1" w:unhideWhenUsed="1"/>
+    <w:lsdException w:name="Table List 2" w:semiHidden="1" w:unhideWhenUsed="1"/>
+    <w:lsdException w:name="Table List 3" w:semiHidden="1" w:unhideWhenUsed="1"/>
+    <w:lsdException w:name="Table List 4" w:semiHidden="1" w:unhideWhenUsed="1"/>
+    <w:lsdException w:name="Table List 5" w:semiHidden="1" w:unhideWhenUsed="1"/>
+    <w:lsdException w:name="Table List 6" w:semiHidden="1" w:unhideWhenUsed="1"/>
+    <w:lsdException w:name="Table List 7" w:semiHidden="1" w:unhideWhenUsed="1"/>
+    <w:lsdException w:name="Table List 8" w:semiHidden="1" w:unhideWhenUsed="1"/>
+    <w:lsdException w:name="Table 3D effects 1" w:semiHidden="1" w:unhideWhenUsed="1"/>
+    <w:lsdException w:name="Table 3D effects 2" w:semiHidden="1" w:unhideWhenUsed="1"/>
+    <w:lsdException w:name="Table 3D effects 3" w:semiHidden="1" w:unhideWhenUsed="1"/>
+    <w:lsdException w:name="Table Contemporary" w:semiHidden="1" w:unhideWhenUsed="1"/>
+    <w:lsdException w:name="Table Elegant" w:semiHidden="1" w:unhideWhenUsed="1"/>
+    <w:lsdException w:name="Table Professional" w:semiHidden="1" w:unhideWhenUsed="1"/>
+    <w:lsdException w:name="Table Subtle 1" w:semiHidden="1" w:unhideWhenUsed="1"/>
+    <w:lsdException w:name="Table Subtle 2" w:semiHidden="1" w:unhideWhenUsed="1"/>
+    <w:lsdException w:name="Table Web 1" w:semiHidden="1" w:unhideWhenUsed="1"/>
+    <w:lsdException w:name="Table Web 2" w:semiHidden="1" w:unhideWhenUsed="1"/>
+    <w:lsdException w:name="Table Web 3" w:semiHidden="1" w:unhideWhenUsed="1"/>
+    <w:lsdException w:name="Balloon Text" w:semiHidden="1" w:unhideWhenUsed="1"/>
+    <w:lsdException w:name="Table Grid" w:uiPriority="39"/>
+    <w:lsdException w:name="Table Theme" w:semiHidden="1" w:unhideWhenUsed="1"/>
+    <w:lsdException w:name="Placeholder Text" w:semiHidden="1"/>
+    <w:lsdException w:name="No Spacing" w:uiPriority="1" w:qFormat="1"/>
+    <w:lsdException w:name="Light Shading" w:uiPriority="60"/>
+    <w:lsdException w:name="Light List" w:uiPriority="61"/>
+    <w:lsdException w:name="Light Grid" w:uiPriority="62"/>
+    <w:lsdException w:name="Medium Shading 1" w:uiPriority="63"/>
+    <w:lsdException w:name="Medium Shading 2" w:uiPriority="64"/>
+    <w:lsdException w:name="Medium List 1" w:uiPriority="65"/>
+    <w:lsdException w:name="Medium List 2" w:uiPriority="66"/>
+    <w:lsdException w:name="Medium Grid 1" w:uiPriority="67"/>
+    <w:lsdException w:name="Medium Grid 2" w:uiPriority="68"/>
+    <w:lsdException w:name="Medium Grid 3" w:uiPriority="69"/>
+    <w:lsdException w:name="Dark List" w:uiPriority="70"/>
+    <w:lsdException w:name="Colorful Shading" w:uiPriority="71"/>
+    <w:lsdException w:name="Colorful List" w:uiPriority="72"/>
+    <w:lsdException w:name="Colorful Grid" w:uiPriority="73"/>
+    <w:lsdException w:name="Light Shading Accent 1" w:uiPriority="60"/>
+    <w:lsdException w:name="Light List Accent 1" w:uiPriority="61"/>
+    <w:lsdException w:name="Light Grid Accent 1" w:uiPriority="62"/>
+    <w:lsdException w:name="Medium Shading 1 Accent 1" w:uiPriority="63"/>
+    <w:lsdException w:name="Medium Shading 2 Accent 1" w:uiPriority="64"/>
+    <w:lsdException w:name="Medium List 1 Accent 1" w:uiPriority="65"/>
+    <w:lsdException w:name="Revision" w:semiHidden="1"/>
+    <w:lsdException w:name="List Paragraph" w:uiPriority="34" w:qFormat="1"/>
+    <w:lsdException w:name="Quote" w:uiPriority="29" w:qFormat="1"/>
+    <w:lsdException w:name="Intense Quote" w:uiPriority="30" w:qFormat="1"/>
+    <w:lsdException w:name="Medium List 2 Accent 1" w:uiPriority="66"/>
+    <w:lsdException w:name="Medium Grid 1 Accent 1" w:uiPriority="67"/>
+    <w:lsdException w:name="Medium Grid 2 Accent 1" w:uiPriority="68"/>
+    <w:lsdException w:name="Medium Grid 3 Accent 1" w:uiPriority="69"/>
+    <w:lsdException w:name="Dark List Accent 1" w:uiPriority="70"/>
+    <w:lsdException w:name="Colorful Shading Accent 1" w:uiPriority="71"/>
+    <w:lsdException w:name="Colorful List Accent 1" w:uiPriority="72"/>
+    <w:lsdException w:name="Colorful Grid Accent 1" w:uiPriority="73"/>
+    <w:lsdException w:name="Light Shading Accent 2" w:uiPriority="60"/>
+    <w:lsdException w:name="Light List Accent 2" w:uiPriority="61"/>
+    <w:lsdException w:name="Light Grid Accent 2" w:uiPriority="62"/>
+    <w:lsdException w:name="Medium Shading 1 Accent 2" w:uiPriority="63"/>
+    <w:lsdException w:name="Medium Shading 2 Accent 2" w:uiPriority="64"/>
+    <w:lsdException w:name="Medium List 1 Accent 2" w:uiPriority="65"/>
+    <w:lsdException w:name="Medium List 2 Accent 2" w:uiPriority="66"/>
+    <w:lsdException w:name="Medium Grid 1 Accent 2" w:uiPriority="67"/>
+    <w:lsdException w:name="Medium Grid 2 Accent 2" w:uiPriority="68"/>
+    <w:lsdException w:name="Medium Grid 3 Accent 2" w:uiPriority="69"/>
+    <w:lsdException w:name="Dark List Accent 2" w:uiPriority="70"/>
+    <w:lsdException w:name="Colorful Shading Accent 2" w:uiPriority="71"/>
+    <w:lsdException w:name="Colorful List Accent 2" w:uiPriority="72"/>
+    <w:lsdException w:name="Colorful Grid Accent 2" w:uiPriority="73"/>
+    <w:lsdException w:name="Light Shading Accent 3" w:uiPriority="60"/>
+    <w:lsdException w:name="Light List Accent 3" w:uiPriority="61"/>
+    <w:lsdException w:name="Light Grid Accent 3" w:uiPriority="62"/>
+    <w:lsdException w:name="Medium Shading 1 Accent 3" w:uiPriority="63"/>
+    <w:lsdException w:name="Medium Shading 2 Accent 3" w:uiPriority="64"/>
+    <w:lsdException w:name="Medium List 1 Accent 3" w:uiPriority="65"/>
+    <w:lsdException w:name="Medium List 2 Accent 3" w:uiPriority="66"/>
+    <w:lsdException w:name="Medium Grid 1 Accent 3" w:uiPriority="67"/>
+    <w:lsdException w:name="Medium Grid 2 Accent 3" w:uiPriority="68"/>
+    <w:lsdException w:name="Medium Grid 3 Accent 3" w:uiPriority="69"/>
+    <w:lsdException w:name="Dark List Accent 3" w:uiPriority="70"/>
+    <w:lsdException w:name="Colorful Shading Accent 3" w:uiPriority="71"/>
+    <w:lsdException w:name="Colorful List Accent 3" w:uiPriority="72"/>
+    <w:lsdException w:name="Colorful Grid Accent 3" w:uiPriority="73"/>
+    <w:lsdException w:name="Light Shading Accent 4" w:uiPriority="60"/>
+    <w:lsdException w:name="Light List Accent 4" w:uiPriority="61"/>
+    <w:lsdException w:name="Light Grid Accent 4" w:uiPriority="62"/>
+    <w:lsdException w:name="Medium Shading 1 Accent 4" w:uiPriority="63"/>
+    <w:lsdException w:name="Medium Shading 2 Accent 4" w:uiPriority="64"/>
+    <w:lsdException w:name="Medium List 1 Accent 4" w:uiPriority="65"/>
+    <w:lsdException w:name="Medium List 2 Accent 4" w:uiPriority="66"/>
+    <w:lsdException w:name="Medium Grid 1 Accent 4" w:uiPriority="67"/>
+    <w:lsdException w:name="Medium Grid 2 Accent 4" w:uiPriority="68"/>
+    <w:lsdException w:name="Medium Grid 3 Accent 4" w:uiPriority="69"/>
+    <w:lsdException w:name="Dark List Accent 4" w:uiPriority="70"/>
+    <w:lsdException w:name="Colorful Shading Accent 4" w:uiPriority="71"/>
+    <w:lsdException w:name="Colorful List Accent 4" w:uiPriority="72"/>
+    <w:lsdException w:name="Colorful Grid Accent 4" w:uiPriority="73"/>
+    <w:lsdException w:name="Light Shading Accent 5" w:uiPriority="60"/>
+    <w:lsdException w:name="Light List Accent 5" w:uiPriority="61"/>
+    <w:lsdException w:name="Light Grid Accent 5" w:uiPriority="62"/>
+    <w:lsdException w:name="Medium Shading 1 Accent 5" w:uiPriority="63"/>
+    <w:lsdException w:name="Medium Shading 2 Accent 5" w:uiPriority="64"/>
+    <w:lsdException w:name="Medium List 1 Accent 5" w:uiPriority="65"/>
+    <w:lsdException w:name="Medium List 2 Accent 5" w:uiPriority="66"/>
+    <w:lsdException w:name="Medium Grid 1 Accent 5" w:uiPriority="67"/>
+    <w:lsdException w:name="Medium Grid 2 Accent 5" w:uiPriority="68"/>
+    <w:lsdException w:name="Medium Grid 3 Accent 5" w:uiPriority="69"/>
+    <w:lsdException w:name="Dark List Accent 5" w:uiPriority="70"/>
+    <w:lsdException w:name="Colorful Shading Accent 5" w:uiPriority="71"/>
+    <w:lsdException w:name="Colorful List Accent 5" w:uiPriority="72"/>
+    <w:lsdException w:name="Colorful Grid Accent 5" w:uiPriority="73"/>
+    <w:lsdException w:name="Light Shading Accent 6" w:uiPriority="60"/>
+    <w:lsdException w:name="Light List Accent 6" w:uiPriority="61"/>
+    <w:lsdException w:name="Light Grid Accent 6" w:uiPriority="62"/>
+    <w:lsdException w:name="Medium Shading 1 Accent 6" w:uiPriority="63"/>
+    <w:lsdException w:name="Medium Shading 2 Accent 6" w:uiPriority="64"/>
+    <w:lsdException w:name="Medium List 1 Accent 6" w:uiPriority="65"/>
+    <w:lsdException w:name="Medium List 2 Accent 6" w:uiPriority="66"/>
+    <w:lsdException w:name="Medium Grid 1 Accent 6" w:uiPriority="67"/>
+    <w:lsdException w:name="Medium Grid 2 Accent 6" w:uiPriority="68"/>
+    <w:lsdException w:name="Medium Grid 3 Accent 6" w:uiPriority="69"/>
+    <w:lsdException w:name="Dark List Accent 6" w:uiPriority="70"/>
+    <w:lsdException w:name="Colorful Shading Accent 6" w:uiPriority="71"/>
+    <w:lsdException w:name="Colorful List Accent 6" w:uiPriority="72"/>
+    <w:lsdException w:name="Colorful Grid Accent 6" w:uiPriority="73"/>
+    <w:lsdException w:name="Subtle Emphasis" w:uiPriority="19" w:qFormat="1"/>
+    <w:lsdException w:name="Intense Emphasis" w:uiPriority="21" w:qFormat="1"/>
+    <w:lsdException w:name="Subtle Reference" w:uiPriority="31" w:qFormat="1"/>
+    <w:lsdException w:name="Intense Reference" w:uiPriority="32" w:qFormat="1"/>
+    <w:lsdException w:name="Book Title" w:uiPriority="33" w:qFormat="1"/>
+    <w:lsdException w:name="Bibliography" w:semiHidden="1" w:uiPriority="37" w:unhideWhenUsed="1"/>
+    <w:lsdException w:name="TOC Heading" w:semiHidden="1" w:uiPriority="39" w:unhideWhenUsed="1" w:qFormat="1"/>
+    <w:lsdException w:name="Plain Table 1" w:uiPriority="41"/>
+    <w:lsdException w:name="Plain Table 2" w:uiPriority="42"/>
+    <w:lsdException w:name="Plain Table 3" w:uiPriority="43"/>
+    <w:lsdException w:name="Plain Table 4" w:uiPriority="44"/>
+    <w:lsdException w:name="Plain Table 5" w:uiPriority="45"/>
+    <w:lsdException w:name="Grid Table Light" w:uiPriority="40"/>
+    <w:lsdException w:name="Grid Table 1 Light" w:uiPriority="46"/>
+    <w:lsdException w:name="Grid Table 2" w:uiPriority="47"/>
+    <w:lsdException w:name="Grid Table 3" w:uiPriority="48"/>
+    <w:lsdException w:name="Grid Table 4" w:uiPriority="49"/>
+    <w:lsdException w:name="Grid Table 5 Dark" w:uiPriority="50"/>
+    <w:lsdException w:name="Grid Table 6 Colorful" w:uiPriority="51"/>
+    <w:lsdException w:name="Grid Table 7 Colorful" w:uiPriority="52"/>
+    <w:lsdException w:name="Grid Table 1 Light Accent 1" w:uiPriority="46"/>
+    <w:lsdException w:name="Grid Table 2 Accent 1" w:uiPriority="47"/>
+    <w:lsdException w:name="Grid Table 3 Accent 1" w:uiPriority="48"/>
+    <w:lsdException w:name="Grid Table 4 Accent 1" w:uiPriority="49"/>
+    <w:lsdException w:name="Grid Table 5 Dark Accent 1" w:uiPriority="50"/>
+    <w:lsdException w:name="Grid Table 6 Colorful Accent 1" w:uiPriority="51"/>
+    <w:lsdException w:name="Grid Table 7 Colorful Accent 1" w:uiPriority="52"/>
+    <w:lsdException w:name="Grid Table 1 Light Accent 2" w:uiPriority="46"/>
+    <w:lsdException w:name="Grid Table 2 Accent 2" w:uiPriority="47"/>
+    <w:lsdException w:name="Grid Table 3 Accent 2" w:uiPriority="48"/>
+    <w:lsdException w:name="Grid Table 4 Accent 2" w:uiPriority="49"/>
+    <w:lsdException w:name="Grid Table 5 Dark Accent 2" w:uiPriority="50"/>
+    <w:lsdException w:name="Grid Table 6 Colorful Accent 2" w:uiPriority="51"/>
+    <w:lsdException w:name="Grid Table 7 Colorful Accent 2" w:uiPriority="52"/>
+    <w:lsdException w:name="Grid Table 1 Light Accent 3" w:uiPriority="46"/>
+    <w:lsdException w:name="Grid Table 2 Accent 3" w:uiPriority="47"/>
+    <w:lsdException w:name="Grid Table 3 Accent 3" w:uiPriority="48"/>
+    <w:lsdException w:name="Grid Table 4 Accent 3" w:uiPriority="49"/>
+    <w:lsdException w:name="Grid Table 5 Dark Accent 3" w:uiPriority="50"/>
+    <w:lsdException w:name="Grid Table 6 Colorful Accent 3" w:uiPriority="51"/>
+    <w:lsdException w:name="Grid Table 7 Colorful Accent 3" w:uiPriority="52"/>
+    <w:lsdException w:name="Grid Table 1 Light Accent 4" w:uiPriority="46"/>
+    <w:lsdException w:name="Grid Table 2 Accent 4" w:uiPriority="47"/>
+    <w:lsdException w:name="Grid Table 3 Accent 4" w:uiPriority="48"/>
+    <w:lsdException w:name="Grid Table 4 Accent 4" w:uiPriority="49"/>
+    <w:lsdException w:name="Grid Table 5 Dark Accent 4" w:uiPriority="50"/>
+    <w:lsdException w:name="Grid Table 6 Colorful Accent 4" w:uiPriority="51"/>
+    <w:lsdException w:name="Grid Table 7 Colorful Accent 4" w:uiPriority="52"/>
+    <w:lsdException w:name="Grid Table 1 Light Accent 5" w:uiPriority="46"/>
+    <w:lsdException w:name="Grid Table 2 Accent 5" w:uiPriority="47"/>
+    <w:lsdException w:name="Grid Table 3 Accent 5" w:uiPriority="48"/>
+    <w:lsdException w:name="Grid Table 4 Accent 5" w:uiPriority="49"/>
+    <w:lsdException w:name="Grid Table 5 Dark Accent 5" w:uiPriority="50"/>
+    <w:lsdException w:name="Grid Table 6 Colorful Accent 5" w:uiPriority="51"/>
+    <w:lsdException w:name="Grid Table 7 Colorful Accent 5" w:uiPriority="52"/>
+    <w:lsdException w:name="Grid Table 1 Light Accent 6" w:uiPriority="46"/>
+    <w:lsdException w:name="Grid Table 2 Accent 6" w:uiPriority="47"/>
+    <w:lsdException w:name="Grid Table 3 Accent 6" w:uiPriority="48"/>
+    <w:lsdException w:name="Grid Table 4 Accent 6" w:uiPriority="49"/>
+    <w:lsdException w:name="Grid Table 5 Dark Accent 6" w:uiPriority="50"/>
+    <w:lsdException w:name="Grid Table 6 Colorful Accent 6" w:uiPriority="51"/>
+    <w:lsdException w:name="Grid Table 7 Colorful Accent 6" w:uiPriority="52"/>
+    <w:lsdException w:name="List Table 1 Light" w:uiPriority="46"/>
+    <w:lsdException w:name="List Table 2" w:uiPriority="47"/>
+    <w:lsdException w:name="List Table 3" w:uiPriority="48"/>
+    <w:lsdException w:name="List Table 4" w:uiPriority="49"/>
+    <w:lsdException w:name="List Table 5 Dark" w:uiPriority="50"/>
+    <w:lsdException w:name="List Table 6 Colorful" w:uiPriority="51"/>
+    <w:lsdException w:name="List Table 7 Colorful" w:uiPriority="52"/>
+    <w:lsdException w:name="List Table 1 Light Accent 1" w:uiPriority="46"/>
+    <w:lsdException w:name="List Table 2 Accent 1" w:uiPriority="47"/>
+    <w:lsdException w:name="List Table 3 Accent 1" w:uiPriority="48"/>
+    <w:lsdException w:name="List Table 4 Accent 1" w:uiPriority="49"/>
+    <w:lsdException w:name="List Table 5 Dark Accent 1" w:uiPriority="50"/>
+    <w:lsdException w:name="List Table 6 Colorful Accent 1" w:uiPriority="51"/>
+    <w:lsdException w:name="List Table 7 Colorful Accent 1" w:uiPriority="52"/>
+    <w:lsdException w:name="List Table 1 Light Accent 2" w:uiPriority="46"/>
+    <w:lsdException w:name="List Table 2 Accent 2" w:uiPriority="47"/>
+    <w:lsdException w:name="List Table 3 Accent 2" w:uiPriority="48"/>
+    <w:lsdException w:name="List Table 4 Accent 2" w:uiPriority="49"/>
+    <w:lsdException w:name="List Table 5 Dark Accent 2" w:uiPriority="50"/>
+    <w:lsdException w:name="List Table 6 Colorful Accent 2" w:uiPriority="51"/>
+    <w:lsdException w:name="List Table 7 Colorful Accent 2" w:uiPriority="52"/>
+    <w:lsdException w:name="List Table 1 Light Accent 3" w:uiPriority="46"/>
+    <w:lsdException w:name="List Table 2 Accent 3" w:uiPriority="47"/>
+    <w:lsdException w:name="List Table 3 Accent 3" w:uiPriority="48"/>
+    <w:lsdException w:name="List Table 4 Accent 3" w:uiPriority="49"/>
+    <w:lsdException w:name="List Table 5 Dark Accent 3" w:uiPriority="50"/>
+    <w:lsdException w:name="List Table 6 Colorful Accent 3" w:uiPriority="51"/>
+    <w:lsdException w:name="List Table 7 Colorful Accent 3" w:uiPriority="52"/>
+    <w:lsdException w:name="List Table 1 Light Accent 4" w:uiPriority="46"/>
+    <w:lsdException w:name="List Table 2 Accent 4" w:uiPriority="47"/>
+    <w:lsdException w:name="List Table 3 Accent 4" w:uiPriority="48"/>
+    <w:lsdException w:name="List Table 4 Accent 4" w:uiPriority="49"/>
+    <w:lsdException w:name="List Table 5 Dark Accent 4" w:uiPriority="50"/>
+    <w:lsdException w:name="List Table 6 Colorful Accent 4" w:uiPriority="51"/>
+    <w:lsdException w:name="List Table 7 Colorful Accent 4" w:uiPriority="52"/>
+    <w:lsdException w:name="List Table 1 Light Accent 5" w:uiPriority="46"/>
+    <w:lsdException w:name="List Table 2 Accent 5" w:uiPriority="47"/>
+    <w:lsdException w:name="List Table 3 Accent 5" w:uiPriority="48"/>
+    <w:lsdException w:name="List Table 4 Accent 5" w:uiPriority="49"/>
+    <w:lsdException w:name="List Table 5 Dark Accent 5" w:uiPriority="50"/>
+    <w:lsdException w:name="List Table 6 Colorful Accent 5" w:uiPriority="51"/>
+    <w:lsdException w:name="List Table 7 Colorful Accent 5" w:uiPriority="52"/>
+    <w:lsdException w:name="List Table 1 Light Accent 6" w:uiPriority="46"/>
+    <w:lsdException w:name="List Table 2 Accent 6" w:uiPriority="47"/>
+    <w:lsdException w:name="List Table 3 Accent 6" w:uiPriority="48"/>
+    <w:lsdException w:name="List Table 4 Accent 6" w:uiPriority="49"/>
+    <w:lsdException w:name="List Table 5 Dark Accent 6" w:uiPriority="50"/>
+    <w:lsdException w:name="List Table 6 Colorful Accent 6" w:uiPriority="51"/>
+    <w:lsdException w:name="List Table 7 Colorful Accent 6" w:uiPriority="52"/>
+    <w:lsdException w:name="Mention" w:semiHidden="1" w:unhideWhenUsed="1"/>
+    <w:lsdException w:name="Smart Hyperlink" w:semiHidden="1" w:unhideWhenUsed="1"/>
+    <w:lsdException w:name="Hashtag" w:semiHidden="1" w:unhideWhenUsed="1"/>
+    <w:lsdException w:name="Unresolved Mention" w:semiHidden="1" w:unhideWhenUsed="1"/>
+    <w:lsdException w:name="Smart Link" w:semiHidden="1" w:unhideWhenUsed="1"/>
+  </w:latentStyles>
+  <w:style w:type="paragraph" w:default="1" w:styleId="Normal">
+    <w:name w:val="Normal"/>
+    <w:qFormat/>
   </w:style>
-  <w:style w:type="paragraph" w:styleId="Normal" w:default="1">
-    <w:name w:val="normal"/>
-  </w:style>
-  <w:style w:type="paragraph" w:styleId="Heading1">
+  <w:style w:type="paragraph" w:styleId="Ttulo1">
     <w:name w:val="heading 1"/>
     <w:basedOn w:val="Normal"/>
     <w:next w:val="Normal"/>
+    <w:uiPriority w:val="9"/>
+    <w:qFormat/>
     <w:pPr>
-      <w:keepNext w:val="1"/>
-      <w:keepLines w:val="1"/>
-      <w:pageBreakBefore w:val="0"/>
-      <w:spacing w:after="120" w:before="400" w:lineRule="auto"/>
+      <w:keepNext/>
+      <w:keepLines/>
+      <w:spacing w:before="400" w:after="120"/>
+      <w:outlineLvl w:val="0"/>
     </w:pPr>
     <w:rPr>
       <w:sz w:val="40"/>
       <w:szCs w:val="40"/>
     </w:rPr>
   </w:style>
-  <w:style w:type="paragraph" w:styleId="Heading2">
+  <w:style w:type="paragraph" w:styleId="Ttulo2">
     <w:name w:val="heading 2"/>
     <w:basedOn w:val="Normal"/>
     <w:next w:val="Normal"/>
+    <w:uiPriority w:val="9"/>
+    <w:semiHidden/>
+    <w:unhideWhenUsed/>
+    <w:qFormat/>
     <w:pPr>
-      <w:keepNext w:val="1"/>
-      <w:keepLines w:val="1"/>
-      <w:pageBreakBefore w:val="0"/>
-      <w:spacing w:after="120" w:before="360" w:lineRule="auto"/>
+      <w:keepNext/>
+      <w:keepLines/>
+      <w:spacing w:before="360" w:after="120"/>
+      <w:outlineLvl w:val="1"/>
     </w:pPr>
     <w:rPr>
-      <w:b w:val="0"/>
-      <w:bCs w:val="0"/>
       <w:sz w:val="32"/>
       <w:szCs w:val="32"/>
     </w:rPr>
   </w:style>
-  <w:style w:type="paragraph" w:styleId="Heading3">
+  <w:style w:type="paragraph" w:styleId="Ttulo3">
     <w:name w:val="heading 3"/>
     <w:basedOn w:val="Normal"/>
     <w:next w:val="Normal"/>
+    <w:uiPriority w:val="9"/>
+    <w:semiHidden/>
+    <w:unhideWhenUsed/>
+    <w:qFormat/>
     <w:pPr>
-      <w:keepNext w:val="1"/>
-      <w:keepLines w:val="1"/>
-      <w:pageBreakBefore w:val="0"/>
-      <w:spacing w:after="80" w:before="320" w:lineRule="auto"/>
+      <w:keepNext/>
+      <w:keepLines/>
+      <w:spacing w:before="320" w:after="80"/>
+      <w:outlineLvl w:val="2"/>
     </w:pPr>
     <w:rPr>
-      <w:b w:val="0"/>
-      <w:bCs w:val="0"/>
       <w:color w:val="434343"/>
       <w:sz w:val="28"/>
       <w:szCs w:val="28"/>
     </w:rPr>
   </w:style>
-  <w:style w:type="paragraph" w:styleId="Heading4">
+  <w:style w:type="paragraph" w:styleId="Ttulo4">
     <w:name w:val="heading 4"/>
     <w:basedOn w:val="Normal"/>
     <w:next w:val="Normal"/>
+    <w:uiPriority w:val="9"/>
+    <w:semiHidden/>
+    <w:unhideWhenUsed/>
+    <w:qFormat/>
     <w:pPr>
-      <w:keepNext w:val="1"/>
-      <w:keepLines w:val="1"/>
-      <w:pageBreakBefore w:val="0"/>
-      <w:spacing w:after="80" w:before="280" w:lineRule="auto"/>
+      <w:keepNext/>
+      <w:keepLines/>
+      <w:spacing w:before="280" w:after="80"/>
+      <w:outlineLvl w:val="3"/>
     </w:pPr>
     <w:rPr>
       <w:color w:val="666666"/>
@@ -3853,72 +4480,136 @@
       <w:szCs w:val="24"/>
     </w:rPr>
   </w:style>
-  <w:style w:type="paragraph" w:styleId="Heading5">
+  <w:style w:type="paragraph" w:styleId="Ttulo5">
     <w:name w:val="heading 5"/>
     <w:basedOn w:val="Normal"/>
     <w:next w:val="Normal"/>
+    <w:uiPriority w:val="9"/>
+    <w:semiHidden/>
+    <w:unhideWhenUsed/>
+    <w:qFormat/>
     <w:pPr>
-      <w:keepNext w:val="1"/>
-      <w:keepLines w:val="1"/>
-      <w:pageBreakBefore w:val="0"/>
-      <w:spacing w:after="80" w:before="240" w:lineRule="auto"/>
+      <w:keepNext/>
+      <w:keepLines/>
+      <w:spacing w:before="240" w:after="80"/>
+      <w:outlineLvl w:val="4"/>
     </w:pPr>
     <w:rPr>
       <w:color w:val="666666"/>
-      <w:sz w:val="22"/>
-      <w:szCs w:val="22"/>
     </w:rPr>
   </w:style>
-  <w:style w:type="paragraph" w:styleId="Heading6">
+  <w:style w:type="paragraph" w:styleId="Ttulo6">
     <w:name w:val="heading 6"/>
     <w:basedOn w:val="Normal"/>
     <w:next w:val="Normal"/>
+    <w:uiPriority w:val="9"/>
+    <w:semiHidden/>
+    <w:unhideWhenUsed/>
+    <w:qFormat/>
     <w:pPr>
-      <w:keepNext w:val="1"/>
-      <w:keepLines w:val="1"/>
-      <w:pageBreakBefore w:val="0"/>
-      <w:spacing w:after="80" w:before="240" w:lineRule="auto"/>
+      <w:keepNext/>
+      <w:keepLines/>
+      <w:spacing w:before="240" w:after="80"/>
+      <w:outlineLvl w:val="5"/>
     </w:pPr>
     <w:rPr>
-      <w:i w:val="1"/>
-      <w:iCs w:val="1"/>
+      <w:i/>
+      <w:iCs/>
       <w:color w:val="666666"/>
-      <w:sz w:val="22"/>
-      <w:szCs w:val="22"/>
     </w:rPr>
   </w:style>
-  <w:style w:type="paragraph" w:styleId="Title">
+  <w:style w:type="character" w:default="1" w:styleId="Fuentedeprrafopredeter">
+    <w:name w:val="Default Paragraph Font"/>
+    <w:uiPriority w:val="1"/>
+    <w:semiHidden/>
+    <w:unhideWhenUsed/>
+  </w:style>
+  <w:style w:type="table" w:default="1" w:styleId="Tablanormal">
+    <w:name w:val="Normal Table"/>
+    <w:uiPriority w:val="99"/>
+    <w:semiHidden/>
+    <w:unhideWhenUsed/>
+    <w:tblPr>
+      <w:tblInd w:w="0" w:type="dxa"/>
+      <w:tblCellMar>
+        <w:top w:w="0" w:type="dxa"/>
+        <w:left w:w="108" w:type="dxa"/>
+        <w:bottom w:w="0" w:type="dxa"/>
+        <w:right w:w="108" w:type="dxa"/>
+      </w:tblCellMar>
+    </w:tblPr>
+  </w:style>
+  <w:style w:type="numbering" w:default="1" w:styleId="Sinlista">
+    <w:name w:val="No List"/>
+    <w:uiPriority w:val="99"/>
+    <w:semiHidden/>
+    <w:unhideWhenUsed/>
+  </w:style>
+  <w:style w:type="table" w:customStyle="1" w:styleId="TableNormal">
+    <w:name w:val="TableNormal"/>
+    <w:tblPr>
+      <w:tblCellMar>
+        <w:top w:w="100" w:type="dxa"/>
+        <w:left w:w="100" w:type="dxa"/>
+        <w:bottom w:w="100" w:type="dxa"/>
+        <w:right w:w="100" w:type="dxa"/>
+      </w:tblCellMar>
+    </w:tblPr>
+  </w:style>
+  <w:style w:type="paragraph" w:styleId="Ttulo">
     <w:name w:val="Title"/>
     <w:basedOn w:val="Normal"/>
     <w:next w:val="Normal"/>
+    <w:uiPriority w:val="10"/>
+    <w:qFormat/>
     <w:pPr>
-      <w:keepNext w:val="1"/>
-      <w:keepLines w:val="1"/>
-      <w:pageBreakBefore w:val="0"/>
-      <w:spacing w:after="60" w:before="0" w:lineRule="auto"/>
+      <w:keepNext/>
+      <w:keepLines/>
+      <w:spacing w:after="60"/>
     </w:pPr>
     <w:rPr>
       <w:sz w:val="52"/>
       <w:szCs w:val="52"/>
     </w:rPr>
   </w:style>
-  <w:style w:type="paragraph" w:styleId="Subtitle">
+  <w:style w:type="paragraph" w:styleId="Subttulo">
     <w:name w:val="Subtitle"/>
     <w:basedOn w:val="Normal"/>
     <w:next w:val="Normal"/>
+    <w:uiPriority w:val="11"/>
+    <w:qFormat/>
     <w:pPr>
-      <w:keepNext w:val="1"/>
-      <w:keepLines w:val="1"/>
-      <w:pageBreakBefore w:val="0"/>
-      <w:spacing w:after="320" w:before="0" w:lineRule="auto"/>
+      <w:keepNext/>
+      <w:keepLines/>
+      <w:spacing w:after="320"/>
     </w:pPr>
     <w:rPr>
-      <w:rFonts w:ascii="Arial" w:cs="Arial" w:eastAsia="Arial" w:hAnsi="Arial"/>
-      <w:i w:val="0"/>
-      <w:iCs w:val="0"/>
       <w:color w:val="666666"/>
       <w:sz w:val="30"/>
       <w:szCs w:val="30"/>
+    </w:rPr>
+  </w:style>
+  <w:style w:type="paragraph" w:styleId="Prrafodelista">
+    <w:name w:val="List Paragraph"/>
+    <w:basedOn w:val="Normal"/>
+    <w:uiPriority w:val="34"/>
+    <w:qFormat/>
+    <w:rsid w:val="00F45774"/>
+    <w:pPr>
+      <w:ind w:left="720"/>
+      <w:contextualSpacing/>
+    </w:pPr>
+  </w:style>
+  <w:style w:type="character" w:styleId="Hipervnculo">
+    <w:name w:val="Hyperlink"/>
+    <w:basedOn w:val="Fuentedeprrafopredeter"/>
+    <w:uiPriority w:val="99"/>
+    <w:semiHidden/>
+    <w:unhideWhenUsed/>
+    <w:rsid w:val="00F45774"/>
+    <w:rPr>
+      <w:color w:val="0000FF"/>
+      <w:u w:val="single"/>
     </w:rPr>
   </w:style>
 </w:styles>
